--- a/compliance/templates/Risk_Assessment.docx
+++ b/compliance/templates/Risk_Assessment.docx
@@ -9,12 +9,12 @@
         <w:tblLook w:firstColumn="1" w:firstRow="1" w:lastColumn="0" w:lastRow="0" w:noHBand="0" w:noVBand="1" w:val="04A0"/>
       </w:tblPr>
       <w:tblGrid>
-        <w:gridCol w:w="9638"/>
+        <w:gridCol w:w="15138"/>
       </w:tblGrid>
       <w:tr>
         <w:tc>
           <w:tcPr>
-            <w:tcW w:type="dxa" w:w="9638"/>
+            <w:tcW w:type="dxa" w:w="15138"/>
             <w:shd w:val="clear" w:color="auto" w:fill="1F5A5F"/>
             <w:tcBorders>
               <w:top w:val="none"/>
@@ -54,7 +54,7 @@
                 <w:color w:val="CCE5E6"/>
                 <w:sz w:val="18"/>
               </w:rPr>
-              <w:t>HSWA 1974  |  MHSWR 1999  |  COSHH 2002  |  Manual Handling Operations Regulations 1992  |  HSE INDG73</w:t>
+              <w:t>HSWA 1974  |  MHSWR 1999  |  COSHH 2002  |  Manual Handling Operations Regulations 1992  |  HSE INDG73  |  Sharps Regulations 2013</w:t>
             </w:r>
           </w:p>
         </w:tc>
@@ -68,12 +68,12 @@
         <w:tblLook w:firstColumn="1" w:firstRow="1" w:lastColumn="0" w:lastRow="0" w:noHBand="0" w:noVBand="1" w:val="04A0"/>
       </w:tblPr>
       <w:tblGrid>
-        <w:gridCol w:w="9638"/>
+        <w:gridCol w:w="15138"/>
       </w:tblGrid>
       <w:tr>
         <w:tc>
           <w:tcPr>
-            <w:tcW w:type="dxa" w:w="9638"/>
+            <w:tcW w:type="dxa" w:w="15138"/>
             <w:shd w:val="clear" w:color="auto" w:fill="F0F7F7"/>
             <w:tcBorders>
               <w:top w:val="single" w:sz="12" w:color="2E7D83"/>
@@ -89,19 +89,26 @@
             </w:tcMar>
           </w:tcPr>
           <w:p>
+            <w:pPr>
+              <w:keepNext/>
+            </w:pPr>
             <w:r>
               <w:rPr>
                 <w:rFonts w:ascii="Calibri" w:hAnsi="Calibri"/>
                 <w:color w:val="1F1F1F"/>
                 <w:sz w:val="18"/>
               </w:rPr>
-              <w:t>Risk scoring: Likelihood (L) 1=unlikely, 2=possible, 3=likely  |  Severity (S) 1=minor, 2=moderate, 3=serious  |  Risk = L x S  |  1-2 = Low (green)  |  3-4 = Medium (amber)  |  6-9 = High (red — immediate action)</w:t>
+              <w:t>Risk scoring  —  Likelihood (L): 1 = unlikely, 2 = possible, 3 = likely  |  Severity (S): 1 = minor injury/near-miss, 2 = moderate harm, 3 = serious harm or death  |  Risk rating = L × S  |  Score 1-2 = LOW (acceptable)  |  3-4 = MEDIUM (monitor, review controls)  |  6-9 = HIGH (immediate action required)</w:t>
             </w:r>
           </w:p>
         </w:tc>
       </w:tr>
     </w:tbl>
-    <w:p/>
+    <w:p>
+      <w:pPr>
+        <w:spacing w:before="0" w:after="80"/>
+      </w:pPr>
+    </w:p>
     <w:tbl>
       <w:tblPr>
         <w:tblStyle w:val="TableGrid"/>
@@ -141,7 +148,7 @@
                 <w:color w:val="1F5A5F"/>
                 <w:sz w:val="18"/>
               </w:rPr>
-              <w:t>Practitioner:</w:t>
+              <w:t>Practitioner name:</w:t>
             </w:r>
           </w:p>
         </w:tc>
@@ -191,16 +198,7 @@
                 <w:color w:val="1F5A5F"/>
                 <w:sz w:val="18"/>
               </w:rPr>
-              <w:t>Practice type:</w:t>
-            </w:r>
-            <w:r>
-              <w:rPr>
-                <w:i/>
-                <w:color w:val="4A4A4A"/>
-                <w:sz w:val="16"/>
-              </w:rPr>
-              <w:br/>
-              <w:t>Mobile sole-trader domiciliary podiatry — single-use instruments</w:t>
+              <w:t>HCPC registration no.:</w:t>
             </w:r>
           </w:p>
         </w:tc>
@@ -252,7 +250,16 @@
                 <w:color w:val="1F5A5F"/>
                 <w:sz w:val="18"/>
               </w:rPr>
-              <w:t>Assessment date:</w:t>
+              <w:t>Practice type:</w:t>
+            </w:r>
+            <w:r>
+              <w:rPr>
+                <w:i/>
+                <w:color w:val="4A4A4A"/>
+                <w:sz w:val="16"/>
+              </w:rPr>
+              <w:br/>
+              <w:t>Mobile sole-trader, domiciliary house calls, single-use instruments only</w:t>
             </w:r>
           </w:p>
         </w:tc>
@@ -302,16 +309,7 @@
                 <w:color w:val="1F5A5F"/>
                 <w:sz w:val="18"/>
               </w:rPr>
-              <w:t>Next review date:</w:t>
-            </w:r>
-            <w:r>
-              <w:rPr>
-                <w:i/>
-                <w:color w:val="4A4A4A"/>
-                <w:sz w:val="16"/>
-              </w:rPr>
-              <w:br/>
-              <w:t>Annual, or after any incident or significant change in practice</w:t>
+              <w:t>Assessment date:</w:t>
             </w:r>
           </w:p>
         </w:tc>
@@ -337,11 +335,99 @@
           </w:p>
         </w:tc>
       </w:tr>
+      <w:tr>
+        <w:tc>
+          <w:tcPr>
+            <w:tcW w:type="dxa" w:w="1984"/>
+            <w:shd w:val="clear" w:color="auto" w:fill="F0F7F7"/>
+            <w:tcBorders>
+              <w:top w:val="single" w:sz="4" w:color="D4E3E4"/>
+              <w:bottom w:val="single" w:sz="4" w:color="D4E3E4"/>
+              <w:left w:val="single" w:sz="4" w:color="D4E3E4"/>
+              <w:right w:val="single" w:sz="4" w:color="D4E3E4"/>
+            </w:tcBorders>
+            <w:tcMar>
+              <w:top w:w="80" w:type="dxa"/>
+              <w:bottom w:w="80" w:type="dxa"/>
+              <w:left w:w="108" w:type="dxa"/>
+              <w:right w:w="108" w:type="dxa"/>
+            </w:tcMar>
+          </w:tcPr>
+          <w:p>
+            <w:r>
+              <w:rPr>
+                <w:rFonts w:ascii="Calibri" w:hAnsi="Calibri"/>
+                <w:b/>
+                <w:color w:val="1F5A5F"/>
+                <w:sz w:val="18"/>
+              </w:rPr>
+              <w:t>Next review date:</w:t>
+            </w:r>
+            <w:r>
+              <w:rPr>
+                <w:i/>
+                <w:color w:val="4A4A4A"/>
+                <w:sz w:val="16"/>
+              </w:rPr>
+              <w:br/>
+              <w:t>Annual minimum, or after any incident, near-miss, or significant change</w:t>
+            </w:r>
+          </w:p>
+        </w:tc>
+        <w:tc>
+          <w:tcPr>
+            <w:tcW w:type="dxa" w:w="2693"/>
+            <w:shd w:val="clear" w:color="auto" w:fill="FFFFFF"/>
+            <w:tcBorders>
+              <w:top w:val="single" w:sz="4" w:color="D4E3E4"/>
+              <w:bottom w:val="single" w:sz="4" w:color="D4E3E4"/>
+              <w:left w:val="single" w:sz="4" w:color="D4E3E4"/>
+              <w:right w:val="single" w:sz="4" w:color="D4E3E4"/>
+            </w:tcBorders>
+            <w:tcMar>
+              <w:top w:w="80" w:type="dxa"/>
+              <w:bottom w:w="80" w:type="dxa"/>
+              <w:left w:w="108" w:type="dxa"/>
+              <w:right w:w="108" w:type="dxa"/>
+            </w:tcMar>
+          </w:tcPr>
+          <w:p>
+            <w:r/>
+          </w:p>
+        </w:tc>
+        <w:tc>
+          <w:tcPr>
+            <w:tcW w:type="dxa" w:w="1984"/>
+            <w:shd w:val="clear" w:color="auto" w:fill="F0F7F7"/>
+            <w:tcBorders>
+              <w:top w:val="single" w:sz="4" w:color="D4E3E4"/>
+              <w:bottom w:val="single" w:sz="4" w:color="D4E3E4"/>
+              <w:left w:val="single" w:sz="4" w:color="D4E3E4"/>
+              <w:right w:val="single" w:sz="4" w:color="D4E3E4"/>
+            </w:tcBorders>
+          </w:tcPr>
+          <w:p/>
+        </w:tc>
+        <w:tc>
+          <w:tcPr>
+            <w:tcW w:type="dxa" w:w="2693"/>
+            <w:shd w:val="clear" w:color="auto" w:fill="FFFFFF"/>
+            <w:tcBorders>
+              <w:top w:val="single" w:sz="4" w:color="D4E3E4"/>
+              <w:bottom w:val="single" w:sz="4" w:color="D4E3E4"/>
+              <w:left w:val="single" w:sz="4" w:color="D4E3E4"/>
+              <w:right w:val="single" w:sz="4" w:color="D4E3E4"/>
+            </w:tcBorders>
+          </w:tcPr>
+          <w:p/>
+        </w:tc>
+      </w:tr>
     </w:tbl>
     <w:p/>
     <w:p>
       <w:pPr>
-        <w:spacing w:before="160" w:after="80"/>
+        <w:keepNext/>
+        <w:spacing w:before="200" w:after="0"/>
       </w:pPr>
       <w:r>
         <w:rPr>
@@ -350,37 +436,18 @@
           <w:color w:val="1F5A5F"/>
           <w:sz w:val="24"/>
         </w:rPr>
-        <w:t>Section A — General and Domiciliary Hazards</w:t>
+        <w:t>Section A — Clinical and Domiciliary Environment Hazards</w:t>
       </w:r>
     </w:p>
-    <w:tbl>
-      <w:tblPr>
-        <w:tblW w:type="auto" w:w="0"/>
-        <w:tblLook w:firstColumn="1" w:firstRow="1" w:lastColumn="0" w:lastRow="0" w:noHBand="0" w:noVBand="1" w:val="04A0"/>
-      </w:tblPr>
-      <w:tblGrid>
-        <w:gridCol w:w="9638"/>
-      </w:tblGrid>
-      <w:tr>
-        <w:trPr>
-          <w:trHeight w:val="80" w:hRule="exact"/>
-        </w:trPr>
-        <w:tc>
-          <w:tcPr>
-            <w:tcW w:type="dxa" w:w="9638"/>
-            <w:shd w:val="clear" w:color="auto" w:fill="2E7D83"/>
-            <w:tcBorders>
-              <w:top w:val="none"/>
-              <w:bottom w:val="none"/>
-              <w:left w:val="none"/>
-              <w:right w:val="none"/>
-            </w:tcBorders>
-          </w:tcPr>
-          <w:p/>
-        </w:tc>
-      </w:tr>
-    </w:tbl>
-    <w:p/>
+    <w:p>
+      <w:pPr>
+        <w:keepNext/>
+        <w:spacing w:before="0" w:after="120"/>
+        <w:pBdr>
+          <w:bottom w:val="single" w:sz="12" w:space="1" w:color="2E7D83"/>
+        </w:pBdr>
+      </w:pPr>
+    </w:p>
     <w:tbl>
       <w:tblPr>
         <w:tblStyle w:val="TableGrid"/>
@@ -388,18 +455,18 @@
         <w:tblLook w:firstColumn="1" w:firstRow="1" w:lastColumn="0" w:lastRow="0" w:noHBand="0" w:noVBand="1" w:val="04A0"/>
       </w:tblPr>
       <w:tblGrid>
-        <w:gridCol w:w="1377"/>
-        <w:gridCol w:w="1377"/>
-        <w:gridCol w:w="1377"/>
-        <w:gridCol w:w="1377"/>
-        <w:gridCol w:w="1377"/>
-        <w:gridCol w:w="1377"/>
-        <w:gridCol w:w="1377"/>
+        <w:gridCol w:w="2163"/>
+        <w:gridCol w:w="2163"/>
+        <w:gridCol w:w="2163"/>
+        <w:gridCol w:w="2163"/>
+        <w:gridCol w:w="2163"/>
+        <w:gridCol w:w="2163"/>
+        <w:gridCol w:w="2163"/>
       </w:tblGrid>
       <w:tr>
         <w:tc>
           <w:tcPr>
-            <w:tcW w:type="dxa" w:w="1377"/>
+            <w:tcW w:type="dxa" w:w="2163"/>
             <w:shd w:val="clear" w:color="auto" w:fill="2E7D83"/>
             <w:tcBorders>
               <w:top w:val="single" w:sz="4" w:color="D4E3E4"/>
@@ -431,7 +498,7 @@
         </w:tc>
         <w:tc>
           <w:tcPr>
-            <w:tcW w:type="dxa" w:w="1377"/>
+            <w:tcW w:type="dxa" w:w="2163"/>
             <w:shd w:val="clear" w:color="auto" w:fill="2E7D83"/>
             <w:tcBorders>
               <w:top w:val="single" w:sz="4" w:color="D4E3E4"/>
@@ -463,7 +530,7 @@
         </w:tc>
         <w:tc>
           <w:tcPr>
-            <w:tcW w:type="dxa" w:w="1377"/>
+            <w:tcW w:type="dxa" w:w="2163"/>
             <w:shd w:val="clear" w:color="auto" w:fill="2E7D83"/>
             <w:tcBorders>
               <w:top w:val="single" w:sz="4" w:color="D4E3E4"/>
@@ -495,7 +562,7 @@
         </w:tc>
         <w:tc>
           <w:tcPr>
-            <w:tcW w:type="dxa" w:w="1377"/>
+            <w:tcW w:type="dxa" w:w="2163"/>
             <w:shd w:val="clear" w:color="auto" w:fill="2E7D83"/>
             <w:tcBorders>
               <w:top w:val="single" w:sz="4" w:color="D4E3E4"/>
@@ -529,7 +596,7 @@
         </w:tc>
         <w:tc>
           <w:tcPr>
-            <w:tcW w:type="dxa" w:w="1377"/>
+            <w:tcW w:type="dxa" w:w="2163"/>
             <w:shd w:val="clear" w:color="auto" w:fill="2E7D83"/>
             <w:tcBorders>
               <w:top w:val="single" w:sz="4" w:color="D4E3E4"/>
@@ -563,7 +630,7 @@
         </w:tc>
         <w:tc>
           <w:tcPr>
-            <w:tcW w:type="dxa" w:w="1377"/>
+            <w:tcW w:type="dxa" w:w="2163"/>
             <w:shd w:val="clear" w:color="auto" w:fill="2E7D83"/>
             <w:tcBorders>
               <w:top w:val="single" w:sz="4" w:color="D4E3E4"/>
@@ -597,7 +664,7 @@
         </w:tc>
         <w:tc>
           <w:tcPr>
-            <w:tcW w:type="dxa" w:w="1377"/>
+            <w:tcW w:type="dxa" w:w="2163"/>
             <w:shd w:val="clear" w:color="auto" w:fill="2E7D83"/>
             <w:tcBorders>
               <w:top w:val="single" w:sz="4" w:color="D4E3E4"/>
@@ -623,7 +690,7 @@
                 <w:color w:val="FFFFFF"/>
                 <w:sz w:val="16"/>
               </w:rPr>
-              <w:t>Additional action</w:t>
+              <w:t>Additional action / review</w:t>
             </w:r>
           </w:p>
         </w:tc>
@@ -634,7 +701,7 @@
         </w:trPr>
         <w:tc>
           <w:tcPr>
-            <w:tcW w:type="dxa" w:w="1377"/>
+            <w:tcW w:type="dxa" w:w="2163"/>
             <w:shd w:val="clear" w:color="auto" w:fill="F0F7F7"/>
             <w:tcBorders>
               <w:top w:val="single" w:sz="4" w:color="D4E3E4"/>
@@ -656,13 +723,13 @@
                 <w:color w:val="1F1F1F"/>
                 <w:sz w:val="16"/>
               </w:rPr>
-              <w:t>Sharps injury — scalpel blades, needles</w:t>
+              <w:t>Sharps injury — scalpel blades, needles, lancets</w:t>
             </w:r>
           </w:p>
         </w:tc>
         <w:tc>
           <w:tcPr>
-            <w:tcW w:type="dxa" w:w="1377"/>
+            <w:tcW w:type="dxa" w:w="2163"/>
             <w:shd w:val="clear" w:color="auto" w:fill="F0F7F7"/>
             <w:tcBorders>
               <w:top w:val="single" w:sz="4" w:color="D4E3E4"/>
@@ -690,7 +757,7 @@
         </w:tc>
         <w:tc>
           <w:tcPr>
-            <w:tcW w:type="dxa" w:w="1377"/>
+            <w:tcW w:type="dxa" w:w="2163"/>
             <w:shd w:val="clear" w:color="auto" w:fill="F0F7F7"/>
             <w:tcBorders>
               <w:top w:val="single" w:sz="4" w:color="D4E3E4"/>
@@ -712,13 +779,13 @@
                 <w:color w:val="1F1F1F"/>
                 <w:sz w:val="16"/>
               </w:rPr>
-              <w:t>Single-use only. Dispose at point of use into UN3291 sharps bin. Never resheath. Written protocol.</w:t>
+              <w:t>Single-use instruments only. Dispose directly into UN3291-compliant yellow-lidded sharps bin at point of use — never set down first. Never resheath needles. Never pass sharps between hands. Carry portable sharps bin to every visit. Refer to written Sharps Protocol (Sharps_Protocol.docx).</w:t>
             </w:r>
           </w:p>
         </w:tc>
         <w:tc>
           <w:tcPr>
-            <w:tcW w:type="dxa" w:w="1377"/>
+            <w:tcW w:type="dxa" w:w="2163"/>
             <w:shd w:val="clear" w:color="auto" w:fill="F0F7F7"/>
             <w:tcBorders>
               <w:top w:val="single" w:sz="4" w:color="D4E3E4"/>
@@ -749,7 +816,7 @@
         </w:tc>
         <w:tc>
           <w:tcPr>
-            <w:tcW w:type="dxa" w:w="1377"/>
+            <w:tcW w:type="dxa" w:w="2163"/>
             <w:shd w:val="clear" w:color="auto" w:fill="F0F7F7"/>
             <w:tcBorders>
               <w:top w:val="single" w:sz="4" w:color="D4E3E4"/>
@@ -780,7 +847,7 @@
         </w:tc>
         <w:tc>
           <w:tcPr>
-            <w:tcW w:type="dxa" w:w="1377"/>
+            <w:tcW w:type="dxa" w:w="2163"/>
             <w:shd w:val="clear" w:color="auto" w:fill="F0F7F7"/>
             <w:tcBorders>
               <w:top w:val="single" w:sz="4" w:color="D4E3E4"/>
@@ -812,7 +879,7 @@
         </w:tc>
         <w:tc>
           <w:tcPr>
-            <w:tcW w:type="dxa" w:w="1377"/>
+            <w:tcW w:type="dxa" w:w="2163"/>
             <w:shd w:val="clear" w:color="auto" w:fill="F0F7F7"/>
             <w:tcBorders>
               <w:top w:val="single" w:sz="4" w:color="D4E3E4"/>
@@ -834,7 +901,7 @@
                 <w:color w:val="1F1F1F"/>
                 <w:sz w:val="16"/>
               </w:rPr>
-              <w:t>Annual sharps protocol review</w:t>
+              <w:t>Annual review of sharps protocol. Hep B immunity confirmed on file. Post-injury BBV protocol documented.</w:t>
             </w:r>
           </w:p>
         </w:tc>
@@ -845,7 +912,7 @@
         </w:trPr>
         <w:tc>
           <w:tcPr>
-            <w:tcW w:type="dxa" w:w="1377"/>
+            <w:tcW w:type="dxa" w:w="2163"/>
             <w:shd w:val="clear" w:color="auto" w:fill="FFFFFF"/>
             <w:tcBorders>
               <w:top w:val="single" w:sz="4" w:color="D4E3E4"/>
@@ -867,13 +934,13 @@
                 <w:color w:val="1F1F1F"/>
                 <w:sz w:val="16"/>
               </w:rPr>
-              <w:t>Blood/body fluid exposure</w:t>
+              <w:t>Blood or body fluid exposure — splash or contact</w:t>
             </w:r>
           </w:p>
         </w:tc>
         <w:tc>
           <w:tcPr>
-            <w:tcW w:type="dxa" w:w="1377"/>
+            <w:tcW w:type="dxa" w:w="2163"/>
             <w:shd w:val="clear" w:color="auto" w:fill="FFFFFF"/>
             <w:tcBorders>
               <w:top w:val="single" w:sz="4" w:color="D4E3E4"/>
@@ -901,7 +968,7 @@
         </w:tc>
         <w:tc>
           <w:tcPr>
-            <w:tcW w:type="dxa" w:w="1377"/>
+            <w:tcW w:type="dxa" w:w="2163"/>
             <w:shd w:val="clear" w:color="auto" w:fill="FFFFFF"/>
             <w:tcBorders>
               <w:top w:val="single" w:sz="4" w:color="D4E3E4"/>
@@ -923,13 +990,13 @@
                 <w:color w:val="1F1F1F"/>
                 <w:sz w:val="16"/>
               </w:rPr>
-              <w:t>PPE: gloves + apron + mask/eye protection for surgical procedures. Spill kit carried. Post-exposure protocol documented.</w:t>
+              <w:t>Gloves and apron worn at all times. Type IIR mask and eye protection added for nail surgery and any splash-risk procedure. Carry spill kit to every visit (absorbent granules, 10,000 ppm hypochlorite wipes, face shield, heavy gloves, clinical waste bag). Post-exposure protocol: wash immediately, encourage bleeding, cover, seek BBV advice within 1 hour.</w:t>
             </w:r>
           </w:p>
         </w:tc>
         <w:tc>
           <w:tcPr>
-            <w:tcW w:type="dxa" w:w="1377"/>
+            <w:tcW w:type="dxa" w:w="2163"/>
             <w:shd w:val="clear" w:color="auto" w:fill="FFFFFF"/>
             <w:tcBorders>
               <w:top w:val="single" w:sz="4" w:color="D4E3E4"/>
@@ -960,7 +1027,7 @@
         </w:tc>
         <w:tc>
           <w:tcPr>
-            <w:tcW w:type="dxa" w:w="1377"/>
+            <w:tcW w:type="dxa" w:w="2163"/>
             <w:shd w:val="clear" w:color="auto" w:fill="FFFFFF"/>
             <w:tcBorders>
               <w:top w:val="single" w:sz="4" w:color="D4E3E4"/>
@@ -991,7 +1058,7 @@
         </w:tc>
         <w:tc>
           <w:tcPr>
-            <w:tcW w:type="dxa" w:w="1377"/>
+            <w:tcW w:type="dxa" w:w="2163"/>
             <w:shd w:val="clear" w:color="auto" w:fill="FFFFFF"/>
             <w:tcBorders>
               <w:top w:val="single" w:sz="4" w:color="D4E3E4"/>
@@ -1023,7 +1090,7 @@
         </w:tc>
         <w:tc>
           <w:tcPr>
-            <w:tcW w:type="dxa" w:w="1377"/>
+            <w:tcW w:type="dxa" w:w="2163"/>
             <w:shd w:val="clear" w:color="auto" w:fill="FFFFFF"/>
             <w:tcBorders>
               <w:top w:val="single" w:sz="4" w:color="D4E3E4"/>
@@ -1045,7 +1112,7 @@
                 <w:color w:val="1F1F1F"/>
                 <w:sz w:val="16"/>
               </w:rPr>
-              <w:t>BBV immunisation confirmed</w:t>
+              <w:t>BBV immunisation on file. Incident_Log.xlsx completed for each event.</w:t>
             </w:r>
           </w:p>
         </w:tc>
@@ -1056,7 +1123,7 @@
         </w:trPr>
         <w:tc>
           <w:tcPr>
-            <w:tcW w:type="dxa" w:w="1377"/>
+            <w:tcW w:type="dxa" w:w="2163"/>
             <w:shd w:val="clear" w:color="auto" w:fill="F0F7F7"/>
             <w:tcBorders>
               <w:top w:val="single" w:sz="4" w:color="D4E3E4"/>
@@ -1078,13 +1145,13 @@
                 <w:color w:val="1F1F1F"/>
                 <w:sz w:val="16"/>
               </w:rPr>
-              <w:t>Infection — patient cross-contamination</w:t>
+              <w:t>Cross-infection between patients</w:t>
             </w:r>
           </w:p>
         </w:tc>
         <w:tc>
           <w:tcPr>
-            <w:tcW w:type="dxa" w:w="1377"/>
+            <w:tcW w:type="dxa" w:w="2163"/>
             <w:shd w:val="clear" w:color="auto" w:fill="F0F7F7"/>
             <w:tcBorders>
               <w:top w:val="single" w:sz="4" w:color="D4E3E4"/>
@@ -1112,7 +1179,7 @@
         </w:tc>
         <w:tc>
           <w:tcPr>
-            <w:tcW w:type="dxa" w:w="1377"/>
+            <w:tcW w:type="dxa" w:w="2163"/>
             <w:shd w:val="clear" w:color="auto" w:fill="F0F7F7"/>
             <w:tcBorders>
               <w:top w:val="single" w:sz="4" w:color="D4E3E4"/>
@@ -1134,13 +1201,13 @@
                 <w:color w:val="1F1F1F"/>
                 <w:sz w:val="16"/>
               </w:rPr>
-              <w:t>SICPs at all visits. Single-use instruments. Clean field. Pre-visit screening call. Full IPC policy in place.</w:t>
+              <w:t>Standard Infection Control Precautions (SICPs) applied at every visit per NHS NIPCM v2.10. Single-use sterile instruments from licensed medical device supplier. Disposable paper drape clean field before each treatment. PPE changed between patients. Pre-visit screening call for any reported household illness.</w:t>
             </w:r>
           </w:p>
         </w:tc>
         <w:tc>
           <w:tcPr>
-            <w:tcW w:type="dxa" w:w="1377"/>
+            <w:tcW w:type="dxa" w:w="2163"/>
             <w:shd w:val="clear" w:color="auto" w:fill="F0F7F7"/>
             <w:tcBorders>
               <w:top w:val="single" w:sz="4" w:color="D4E3E4"/>
@@ -1171,7 +1238,7 @@
         </w:tc>
         <w:tc>
           <w:tcPr>
-            <w:tcW w:type="dxa" w:w="1377"/>
+            <w:tcW w:type="dxa" w:w="2163"/>
             <w:shd w:val="clear" w:color="auto" w:fill="F0F7F7"/>
             <w:tcBorders>
               <w:top w:val="single" w:sz="4" w:color="D4E3E4"/>
@@ -1202,7 +1269,7 @@
         </w:tc>
         <w:tc>
           <w:tcPr>
-            <w:tcW w:type="dxa" w:w="1377"/>
+            <w:tcW w:type="dxa" w:w="2163"/>
             <w:shd w:val="clear" w:color="auto" w:fill="F0F7F7"/>
             <w:tcBorders>
               <w:top w:val="single" w:sz="4" w:color="D4E3E4"/>
@@ -1234,7 +1301,7 @@
         </w:tc>
         <w:tc>
           <w:tcPr>
-            <w:tcW w:type="dxa" w:w="1377"/>
+            <w:tcW w:type="dxa" w:w="2163"/>
             <w:shd w:val="clear" w:color="auto" w:fill="F0F7F7"/>
             <w:tcBorders>
               <w:top w:val="single" w:sz="4" w:color="D4E3E4"/>
@@ -1256,7 +1323,7 @@
                 <w:color w:val="1F1F1F"/>
                 <w:sz w:val="16"/>
               </w:rPr>
-              <w:t>Annual IPC policy review</w:t>
+              <w:t>Annual IPC policy review and re-signature. IPC CPD logged annually.</w:t>
             </w:r>
           </w:p>
         </w:tc>
@@ -1267,7 +1334,7 @@
         </w:trPr>
         <w:tc>
           <w:tcPr>
-            <w:tcW w:type="dxa" w:w="1377"/>
+            <w:tcW w:type="dxa" w:w="2163"/>
             <w:shd w:val="clear" w:color="auto" w:fill="FFFFFF"/>
             <w:tcBorders>
               <w:top w:val="single" w:sz="4" w:color="D4E3E4"/>
@@ -1289,13 +1356,13 @@
                 <w:color w:val="1F1F1F"/>
                 <w:sz w:val="16"/>
               </w:rPr>
-              <w:t>Unstable seating / working posture (domiciliary)</w:t>
+              <w:t>Infection risk — nail surgery in domestic setting</w:t>
             </w:r>
           </w:p>
         </w:tc>
         <w:tc>
           <w:tcPr>
-            <w:tcW w:type="dxa" w:w="1377"/>
+            <w:tcW w:type="dxa" w:w="2163"/>
             <w:shd w:val="clear" w:color="auto" w:fill="FFFFFF"/>
             <w:tcBorders>
               <w:top w:val="single" w:sz="4" w:color="D4E3E4"/>
@@ -1317,13 +1384,13 @@
                 <w:color w:val="1F1F1F"/>
                 <w:sz w:val="16"/>
               </w:rPr>
-              <w:t>Practitioner</w:t>
+              <w:t>Patient, Practitioner</w:t>
             </w:r>
           </w:p>
         </w:tc>
         <w:tc>
           <w:tcPr>
-            <w:tcW w:type="dxa" w:w="1377"/>
+            <w:tcW w:type="dxa" w:w="2163"/>
             <w:shd w:val="clear" w:color="auto" w:fill="FFFFFF"/>
             <w:tcBorders>
               <w:top w:val="single" w:sz="4" w:color="D4E3E4"/>
@@ -1345,13 +1412,13 @@
                 <w:color w:val="1F1F1F"/>
                 <w:sz w:val="16"/>
               </w:rPr>
-              <w:t>Portable footrest and folding stool carried. Assess environment on arrival. Do not treat from floor.</w:t>
+              <w:t>0.5% chlorhexidine in 70% isopropyl alcohol (ChloraPrep or equivalent) applied to surgical site per NICE NG125. Minimum 30 seconds air-dry before incision — do not blot. Sterile drape applied. Adequate lighting confirmed before proceeding. Do not perform nail surgery in environments where a sterile field cannot be maintained.</w:t>
             </w:r>
           </w:p>
         </w:tc>
         <w:tc>
           <w:tcPr>
-            <w:tcW w:type="dxa" w:w="1377"/>
+            <w:tcW w:type="dxa" w:w="2163"/>
             <w:shd w:val="clear" w:color="auto" w:fill="FFFFFF"/>
             <w:tcBorders>
               <w:top w:val="single" w:sz="4" w:color="D4E3E4"/>
@@ -1382,7 +1449,398 @@
         </w:tc>
         <w:tc>
           <w:tcPr>
-            <w:tcW w:type="dxa" w:w="1377"/>
+            <w:tcW w:type="dxa" w:w="2163"/>
+            <w:shd w:val="clear" w:color="auto" w:fill="FFFFFF"/>
+            <w:tcBorders>
+              <w:top w:val="single" w:sz="4" w:color="D4E3E4"/>
+              <w:bottom w:val="single" w:sz="4" w:color="D4E3E4"/>
+              <w:left w:val="single" w:sz="4" w:color="D4E3E4"/>
+              <w:right w:val="single" w:sz="4" w:color="D4E3E4"/>
+            </w:tcBorders>
+            <w:tcMar>
+              <w:top w:w="60" w:type="dxa"/>
+              <w:bottom w:w="60" w:type="dxa"/>
+              <w:left w:w="80" w:type="dxa"/>
+              <w:right w:w="80" w:type="dxa"/>
+            </w:tcMar>
+          </w:tcPr>
+          <w:p>
+            <w:pPr>
+              <w:jc w:val="center"/>
+            </w:pPr>
+            <w:r>
+              <w:rPr>
+                <w:rFonts w:ascii="Calibri" w:hAnsi="Calibri"/>
+                <w:color w:val="1F1F1F"/>
+                <w:sz w:val="16"/>
+              </w:rPr>
+              <w:t>3</w:t>
+            </w:r>
+          </w:p>
+        </w:tc>
+        <w:tc>
+          <w:tcPr>
+            <w:tcW w:type="dxa" w:w="2163"/>
+            <w:shd w:val="clear" w:color="auto" w:fill="FFFFFF"/>
+            <w:tcBorders>
+              <w:top w:val="single" w:sz="4" w:color="D4E3E4"/>
+              <w:bottom w:val="single" w:sz="4" w:color="D4E3E4"/>
+              <w:left w:val="single" w:sz="4" w:color="D4E3E4"/>
+              <w:right w:val="single" w:sz="4" w:color="D4E3E4"/>
+            </w:tcBorders>
+            <w:tcMar>
+              <w:top w:w="60" w:type="dxa"/>
+              <w:bottom w:w="60" w:type="dxa"/>
+              <w:left w:w="80" w:type="dxa"/>
+              <w:right w:w="80" w:type="dxa"/>
+            </w:tcMar>
+          </w:tcPr>
+          <w:p>
+            <w:pPr>
+              <w:jc w:val="center"/>
+            </w:pPr>
+            <w:r>
+              <w:rPr>
+                <w:rFonts w:ascii="Calibri" w:hAnsi="Calibri"/>
+                <w:b/>
+                <w:color w:val="7C2820"/>
+                <w:sz w:val="16"/>
+              </w:rPr>
+              <w:t>6</w:t>
+            </w:r>
+          </w:p>
+        </w:tc>
+        <w:tc>
+          <w:tcPr>
+            <w:tcW w:type="dxa" w:w="2163"/>
+            <w:shd w:val="clear" w:color="auto" w:fill="FFFFFF"/>
+            <w:tcBorders>
+              <w:top w:val="single" w:sz="4" w:color="D4E3E4"/>
+              <w:bottom w:val="single" w:sz="4" w:color="D4E3E4"/>
+              <w:left w:val="single" w:sz="4" w:color="D4E3E4"/>
+              <w:right w:val="single" w:sz="4" w:color="D4E3E4"/>
+            </w:tcBorders>
+            <w:tcMar>
+              <w:top w:w="60" w:type="dxa"/>
+              <w:bottom w:w="60" w:type="dxa"/>
+              <w:left w:w="80" w:type="dxa"/>
+              <w:right w:w="80" w:type="dxa"/>
+            </w:tcMar>
+          </w:tcPr>
+          <w:p>
+            <w:r>
+              <w:rPr>
+                <w:rFonts w:ascii="Calibri" w:hAnsi="Calibri"/>
+                <w:color w:val="1F1F1F"/>
+                <w:sz w:val="16"/>
+              </w:rPr>
+              <w:t>Document pre-surgery environment assessment for each home surgery episode. Check PI insurer covers domiciliary nail surgery.</w:t>
+            </w:r>
+          </w:p>
+        </w:tc>
+      </w:tr>
+      <w:tr>
+        <w:trPr>
+          <w:trHeight w:val="360" w:hRule="atLeast"/>
+        </w:trPr>
+        <w:tc>
+          <w:tcPr>
+            <w:tcW w:type="dxa" w:w="2163"/>
+            <w:shd w:val="clear" w:color="auto" w:fill="F0F7F7"/>
+            <w:tcBorders>
+              <w:top w:val="single" w:sz="4" w:color="D4E3E4"/>
+              <w:bottom w:val="single" w:sz="4" w:color="D4E3E4"/>
+              <w:left w:val="single" w:sz="4" w:color="D4E3E4"/>
+              <w:right w:val="single" w:sz="4" w:color="D4E3E4"/>
+            </w:tcBorders>
+            <w:tcMar>
+              <w:top w:w="60" w:type="dxa"/>
+              <w:bottom w:w="60" w:type="dxa"/>
+              <w:left w:w="80" w:type="dxa"/>
+              <w:right w:w="80" w:type="dxa"/>
+            </w:tcMar>
+          </w:tcPr>
+          <w:p>
+            <w:r>
+              <w:rPr>
+                <w:rFonts w:ascii="Calibri" w:hAnsi="Calibri"/>
+                <w:color w:val="1F1F1F"/>
+                <w:sz w:val="16"/>
+              </w:rPr>
+              <w:t>Unstable or unsafe working posture — patient seating</w:t>
+            </w:r>
+          </w:p>
+        </w:tc>
+        <w:tc>
+          <w:tcPr>
+            <w:tcW w:type="dxa" w:w="2163"/>
+            <w:shd w:val="clear" w:color="auto" w:fill="F0F7F7"/>
+            <w:tcBorders>
+              <w:top w:val="single" w:sz="4" w:color="D4E3E4"/>
+              <w:bottom w:val="single" w:sz="4" w:color="D4E3E4"/>
+              <w:left w:val="single" w:sz="4" w:color="D4E3E4"/>
+              <w:right w:val="single" w:sz="4" w:color="D4E3E4"/>
+            </w:tcBorders>
+            <w:tcMar>
+              <w:top w:w="60" w:type="dxa"/>
+              <w:bottom w:w="60" w:type="dxa"/>
+              <w:left w:w="80" w:type="dxa"/>
+              <w:right w:w="80" w:type="dxa"/>
+            </w:tcMar>
+          </w:tcPr>
+          <w:p>
+            <w:r>
+              <w:rPr>
+                <w:rFonts w:ascii="Calibri" w:hAnsi="Calibri"/>
+                <w:color w:val="1F1F1F"/>
+                <w:sz w:val="16"/>
+              </w:rPr>
+              <w:t>Practitioner</w:t>
+            </w:r>
+          </w:p>
+        </w:tc>
+        <w:tc>
+          <w:tcPr>
+            <w:tcW w:type="dxa" w:w="2163"/>
+            <w:shd w:val="clear" w:color="auto" w:fill="F0F7F7"/>
+            <w:tcBorders>
+              <w:top w:val="single" w:sz="4" w:color="D4E3E4"/>
+              <w:bottom w:val="single" w:sz="4" w:color="D4E3E4"/>
+              <w:left w:val="single" w:sz="4" w:color="D4E3E4"/>
+              <w:right w:val="single" w:sz="4" w:color="D4E3E4"/>
+            </w:tcBorders>
+            <w:tcMar>
+              <w:top w:w="60" w:type="dxa"/>
+              <w:bottom w:w="60" w:type="dxa"/>
+              <w:left w:w="80" w:type="dxa"/>
+              <w:right w:w="80" w:type="dxa"/>
+            </w:tcMar>
+          </w:tcPr>
+          <w:p>
+            <w:r>
+              <w:rPr>
+                <w:rFonts w:ascii="Calibri" w:hAnsi="Calibri"/>
+                <w:color w:val="1F1F1F"/>
+                <w:sz w:val="16"/>
+              </w:rPr>
+              <w:t>Portable folding stool and adjustable footrest carried to every visit. Practitioner never treats from the floor. If suitable seating cannot be established, reschedule and note in patient record.</w:t>
+            </w:r>
+          </w:p>
+        </w:tc>
+        <w:tc>
+          <w:tcPr>
+            <w:tcW w:type="dxa" w:w="2163"/>
+            <w:shd w:val="clear" w:color="auto" w:fill="F0F7F7"/>
+            <w:tcBorders>
+              <w:top w:val="single" w:sz="4" w:color="D4E3E4"/>
+              <w:bottom w:val="single" w:sz="4" w:color="D4E3E4"/>
+              <w:left w:val="single" w:sz="4" w:color="D4E3E4"/>
+              <w:right w:val="single" w:sz="4" w:color="D4E3E4"/>
+            </w:tcBorders>
+            <w:tcMar>
+              <w:top w:w="60" w:type="dxa"/>
+              <w:bottom w:w="60" w:type="dxa"/>
+              <w:left w:w="80" w:type="dxa"/>
+              <w:right w:w="80" w:type="dxa"/>
+            </w:tcMar>
+          </w:tcPr>
+          <w:p>
+            <w:pPr>
+              <w:jc w:val="center"/>
+            </w:pPr>
+            <w:r>
+              <w:rPr>
+                <w:rFonts w:ascii="Calibri" w:hAnsi="Calibri"/>
+                <w:color w:val="1F1F1F"/>
+                <w:sz w:val="16"/>
+              </w:rPr>
+              <w:t>2</w:t>
+            </w:r>
+          </w:p>
+        </w:tc>
+        <w:tc>
+          <w:tcPr>
+            <w:tcW w:type="dxa" w:w="2163"/>
+            <w:shd w:val="clear" w:color="auto" w:fill="F0F7F7"/>
+            <w:tcBorders>
+              <w:top w:val="single" w:sz="4" w:color="D4E3E4"/>
+              <w:bottom w:val="single" w:sz="4" w:color="D4E3E4"/>
+              <w:left w:val="single" w:sz="4" w:color="D4E3E4"/>
+              <w:right w:val="single" w:sz="4" w:color="D4E3E4"/>
+            </w:tcBorders>
+            <w:tcMar>
+              <w:top w:w="60" w:type="dxa"/>
+              <w:bottom w:w="60" w:type="dxa"/>
+              <w:left w:w="80" w:type="dxa"/>
+              <w:right w:w="80" w:type="dxa"/>
+            </w:tcMar>
+          </w:tcPr>
+          <w:p>
+            <w:pPr>
+              <w:jc w:val="center"/>
+            </w:pPr>
+            <w:r>
+              <w:rPr>
+                <w:rFonts w:ascii="Calibri" w:hAnsi="Calibri"/>
+                <w:color w:val="1F1F1F"/>
+                <w:sz w:val="16"/>
+              </w:rPr>
+              <w:t>2</w:t>
+            </w:r>
+          </w:p>
+        </w:tc>
+        <w:tc>
+          <w:tcPr>
+            <w:tcW w:type="dxa" w:w="2163"/>
+            <w:shd w:val="clear" w:color="auto" w:fill="F0F7F7"/>
+            <w:tcBorders>
+              <w:top w:val="single" w:sz="4" w:color="D4E3E4"/>
+              <w:bottom w:val="single" w:sz="4" w:color="D4E3E4"/>
+              <w:left w:val="single" w:sz="4" w:color="D4E3E4"/>
+              <w:right w:val="single" w:sz="4" w:color="D4E3E4"/>
+            </w:tcBorders>
+            <w:tcMar>
+              <w:top w:w="60" w:type="dxa"/>
+              <w:bottom w:w="60" w:type="dxa"/>
+              <w:left w:w="80" w:type="dxa"/>
+              <w:right w:w="80" w:type="dxa"/>
+            </w:tcMar>
+          </w:tcPr>
+          <w:p>
+            <w:pPr>
+              <w:jc w:val="center"/>
+            </w:pPr>
+            <w:r>
+              <w:rPr>
+                <w:rFonts w:ascii="Calibri" w:hAnsi="Calibri"/>
+                <w:b/>
+                <w:color w:val="B85C00"/>
+                <w:sz w:val="16"/>
+              </w:rPr>
+              <w:t>4</w:t>
+            </w:r>
+          </w:p>
+        </w:tc>
+        <w:tc>
+          <w:tcPr>
+            <w:tcW w:type="dxa" w:w="2163"/>
+            <w:shd w:val="clear" w:color="auto" w:fill="F0F7F7"/>
+            <w:tcBorders>
+              <w:top w:val="single" w:sz="4" w:color="D4E3E4"/>
+              <w:bottom w:val="single" w:sz="4" w:color="D4E3E4"/>
+              <w:left w:val="single" w:sz="4" w:color="D4E3E4"/>
+              <w:right w:val="single" w:sz="4" w:color="D4E3E4"/>
+            </w:tcBorders>
+            <w:tcMar>
+              <w:top w:w="60" w:type="dxa"/>
+              <w:bottom w:w="60" w:type="dxa"/>
+              <w:left w:w="80" w:type="dxa"/>
+              <w:right w:w="80" w:type="dxa"/>
+            </w:tcMar>
+          </w:tcPr>
+          <w:p>
+            <w:r>
+              <w:rPr>
+                <w:rFonts w:ascii="Calibri" w:hAnsi="Calibri"/>
+                <w:color w:val="1F1F1F"/>
+                <w:sz w:val="16"/>
+              </w:rPr>
+              <w:t>Annual MSK self-assessment. Ergonomics reviewed at each new patient address.</w:t>
+            </w:r>
+          </w:p>
+        </w:tc>
+      </w:tr>
+      <w:tr>
+        <w:trPr>
+          <w:trHeight w:val="360" w:hRule="atLeast"/>
+        </w:trPr>
+        <w:tc>
+          <w:tcPr>
+            <w:tcW w:type="dxa" w:w="2163"/>
+            <w:shd w:val="clear" w:color="auto" w:fill="FFFFFF"/>
+            <w:tcBorders>
+              <w:top w:val="single" w:sz="4" w:color="D4E3E4"/>
+              <w:bottom w:val="single" w:sz="4" w:color="D4E3E4"/>
+              <w:left w:val="single" w:sz="4" w:color="D4E3E4"/>
+              <w:right w:val="single" w:sz="4" w:color="D4E3E4"/>
+            </w:tcBorders>
+            <w:tcMar>
+              <w:top w:w="60" w:type="dxa"/>
+              <w:bottom w:w="60" w:type="dxa"/>
+              <w:left w:w="80" w:type="dxa"/>
+              <w:right w:w="80" w:type="dxa"/>
+            </w:tcMar>
+          </w:tcPr>
+          <w:p>
+            <w:r>
+              <w:rPr>
+                <w:rFonts w:ascii="Calibri" w:hAnsi="Calibri"/>
+                <w:color w:val="1F1F1F"/>
+                <w:sz w:val="16"/>
+              </w:rPr>
+              <w:t>Manual handling — transporting equipment to and from vehicle</w:t>
+            </w:r>
+          </w:p>
+        </w:tc>
+        <w:tc>
+          <w:tcPr>
+            <w:tcW w:type="dxa" w:w="2163"/>
+            <w:shd w:val="clear" w:color="auto" w:fill="FFFFFF"/>
+            <w:tcBorders>
+              <w:top w:val="single" w:sz="4" w:color="D4E3E4"/>
+              <w:bottom w:val="single" w:sz="4" w:color="D4E3E4"/>
+              <w:left w:val="single" w:sz="4" w:color="D4E3E4"/>
+              <w:right w:val="single" w:sz="4" w:color="D4E3E4"/>
+            </w:tcBorders>
+            <w:tcMar>
+              <w:top w:w="60" w:type="dxa"/>
+              <w:bottom w:w="60" w:type="dxa"/>
+              <w:left w:w="80" w:type="dxa"/>
+              <w:right w:w="80" w:type="dxa"/>
+            </w:tcMar>
+          </w:tcPr>
+          <w:p>
+            <w:r>
+              <w:rPr>
+                <w:rFonts w:ascii="Calibri" w:hAnsi="Calibri"/>
+                <w:color w:val="1F1F1F"/>
+                <w:sz w:val="16"/>
+              </w:rPr>
+              <w:t>Practitioner</w:t>
+            </w:r>
+          </w:p>
+        </w:tc>
+        <w:tc>
+          <w:tcPr>
+            <w:tcW w:type="dxa" w:w="2163"/>
+            <w:shd w:val="clear" w:color="auto" w:fill="FFFFFF"/>
+            <w:tcBorders>
+              <w:top w:val="single" w:sz="4" w:color="D4E3E4"/>
+              <w:bottom w:val="single" w:sz="4" w:color="D4E3E4"/>
+              <w:left w:val="single" w:sz="4" w:color="D4E3E4"/>
+              <w:right w:val="single" w:sz="4" w:color="D4E3E4"/>
+            </w:tcBorders>
+            <w:tcMar>
+              <w:top w:w="60" w:type="dxa"/>
+              <w:bottom w:w="60" w:type="dxa"/>
+              <w:left w:w="80" w:type="dxa"/>
+              <w:right w:w="80" w:type="dxa"/>
+            </w:tcMar>
+          </w:tcPr>
+          <w:p>
+            <w:r>
+              <w:rPr>
+                <w:rFonts w:ascii="Calibri" w:hAnsi="Calibri"/>
+                <w:color w:val="1F1F1F"/>
+                <w:sz w:val="16"/>
+              </w:rPr>
+              <w:t>Total kit weight target: under 15 kg. Rucksack used for even two-shoulder load distribution. Heavy items (sharps waste box, folding stool) carried separately and not combined with clinical bag. Practitioner does not carry kit and climb stairs simultaneously.</w:t>
+            </w:r>
+          </w:p>
+        </w:tc>
+        <w:tc>
+          <w:tcPr>
+            <w:tcW w:type="dxa" w:w="2163"/>
             <w:shd w:val="clear" w:color="auto" w:fill="FFFFFF"/>
             <w:tcBorders>
               <w:top w:val="single" w:sz="4" w:color="D4E3E4"/>
@@ -1413,7 +1871,38 @@
         </w:tc>
         <w:tc>
           <w:tcPr>
-            <w:tcW w:type="dxa" w:w="1377"/>
+            <w:tcW w:type="dxa" w:w="2163"/>
+            <w:shd w:val="clear" w:color="auto" w:fill="FFFFFF"/>
+            <w:tcBorders>
+              <w:top w:val="single" w:sz="4" w:color="D4E3E4"/>
+              <w:bottom w:val="single" w:sz="4" w:color="D4E3E4"/>
+              <w:left w:val="single" w:sz="4" w:color="D4E3E4"/>
+              <w:right w:val="single" w:sz="4" w:color="D4E3E4"/>
+            </w:tcBorders>
+            <w:tcMar>
+              <w:top w:w="60" w:type="dxa"/>
+              <w:bottom w:w="60" w:type="dxa"/>
+              <w:left w:w="80" w:type="dxa"/>
+              <w:right w:w="80" w:type="dxa"/>
+            </w:tcMar>
+          </w:tcPr>
+          <w:p>
+            <w:pPr>
+              <w:jc w:val="center"/>
+            </w:pPr>
+            <w:r>
+              <w:rPr>
+                <w:rFonts w:ascii="Calibri" w:hAnsi="Calibri"/>
+                <w:color w:val="1F1F1F"/>
+                <w:sz w:val="16"/>
+              </w:rPr>
+              <w:t>2</w:t>
+            </w:r>
+          </w:p>
+        </w:tc>
+        <w:tc>
+          <w:tcPr>
+            <w:tcW w:type="dxa" w:w="2163"/>
             <w:shd w:val="clear" w:color="auto" w:fill="FFFFFF"/>
             <w:tcBorders>
               <w:top w:val="single" w:sz="4" w:color="D4E3E4"/>
@@ -1445,7 +1934,7 @@
         </w:tc>
         <w:tc>
           <w:tcPr>
-            <w:tcW w:type="dxa" w:w="1377"/>
+            <w:tcW w:type="dxa" w:w="2163"/>
             <w:shd w:val="clear" w:color="auto" w:fill="FFFFFF"/>
             <w:tcBorders>
               <w:top w:val="single" w:sz="4" w:color="D4E3E4"/>
@@ -1467,7 +1956,7 @@
                 <w:color w:val="1F1F1F"/>
                 <w:sz w:val="16"/>
               </w:rPr>
-              <w:t>MSK check-in annually</w:t>
+              <w:t>Weigh kit quarterly. Reassess if new items added.</w:t>
             </w:r>
           </w:p>
         </w:tc>
@@ -1478,7 +1967,7 @@
         </w:trPr>
         <w:tc>
           <w:tcPr>
-            <w:tcW w:type="dxa" w:w="1377"/>
+            <w:tcW w:type="dxa" w:w="2163"/>
             <w:shd w:val="clear" w:color="auto" w:fill="F0F7F7"/>
             <w:tcBorders>
               <w:top w:val="single" w:sz="4" w:color="D4E3E4"/>
@@ -1500,13 +1989,13 @@
                 <w:color w:val="1F1F1F"/>
                 <w:sz w:val="16"/>
               </w:rPr>
-              <w:t>Manual handling — equipment transport</w:t>
+              <w:t>Trip or slip hazards in patient's home (rugs, cables, pets, clutter, wet floors)</w:t>
             </w:r>
           </w:p>
         </w:tc>
         <w:tc>
           <w:tcPr>
-            <w:tcW w:type="dxa" w:w="1377"/>
+            <w:tcW w:type="dxa" w:w="2163"/>
             <w:shd w:val="clear" w:color="auto" w:fill="F0F7F7"/>
             <w:tcBorders>
               <w:top w:val="single" w:sz="4" w:color="D4E3E4"/>
@@ -1534,7 +2023,7 @@
         </w:tc>
         <w:tc>
           <w:tcPr>
-            <w:tcW w:type="dxa" w:w="1377"/>
+            <w:tcW w:type="dxa" w:w="2163"/>
             <w:shd w:val="clear" w:color="auto" w:fill="F0F7F7"/>
             <w:tcBorders>
               <w:top w:val="single" w:sz="4" w:color="D4E3E4"/>
@@ -1556,13 +2045,13 @@
                 <w:color w:val="1F1F1F"/>
                 <w:sz w:val="16"/>
               </w:rPr>
-              <w:t>Kit bag weight target under 15 kg. Use rucksack (two-shoulder carry). Heavy items carried separately.</w:t>
+              <w:t>Dynamic risk assessment conducted on arrival at every home visit before entering treatment area. Request clear pathway from door to treatment area at booking. Move portable trip hazards (mats, cables) before beginning treatment. Wet floor — ask patient to dry before proceeding.</w:t>
             </w:r>
           </w:p>
         </w:tc>
         <w:tc>
           <w:tcPr>
-            <w:tcW w:type="dxa" w:w="1377"/>
+            <w:tcW w:type="dxa" w:w="2163"/>
             <w:shd w:val="clear" w:color="auto" w:fill="F0F7F7"/>
             <w:tcBorders>
               <w:top w:val="single" w:sz="4" w:color="D4E3E4"/>
@@ -1593,7 +2082,7 @@
         </w:tc>
         <w:tc>
           <w:tcPr>
-            <w:tcW w:type="dxa" w:w="1377"/>
+            <w:tcW w:type="dxa" w:w="2163"/>
             <w:shd w:val="clear" w:color="auto" w:fill="F0F7F7"/>
             <w:tcBorders>
               <w:top w:val="single" w:sz="4" w:color="D4E3E4"/>
@@ -1624,7 +2113,7 @@
         </w:tc>
         <w:tc>
           <w:tcPr>
-            <w:tcW w:type="dxa" w:w="1377"/>
+            <w:tcW w:type="dxa" w:w="2163"/>
             <w:shd w:val="clear" w:color="auto" w:fill="F0F7F7"/>
             <w:tcBorders>
               <w:top w:val="single" w:sz="4" w:color="D4E3E4"/>
@@ -1656,7 +2145,7 @@
         </w:tc>
         <w:tc>
           <w:tcPr>
-            <w:tcW w:type="dxa" w:w="1377"/>
+            <w:tcW w:type="dxa" w:w="2163"/>
             <w:shd w:val="clear" w:color="auto" w:fill="F0F7F7"/>
             <w:tcBorders>
               <w:top w:val="single" w:sz="4" w:color="D4E3E4"/>
@@ -1678,7 +2167,7 @@
                 <w:color w:val="1F1F1F"/>
                 <w:sz w:val="16"/>
               </w:rPr>
-              <w:t>Weigh kit quarterly</w:t>
+              <w:t>Flagged-premises register maintained for repeat-visit hazards.</w:t>
             </w:r>
           </w:p>
         </w:tc>
@@ -1689,7 +2178,7 @@
         </w:trPr>
         <w:tc>
           <w:tcPr>
-            <w:tcW w:type="dxa" w:w="1377"/>
+            <w:tcW w:type="dxa" w:w="2163"/>
             <w:shd w:val="clear" w:color="auto" w:fill="FFFFFF"/>
             <w:tcBorders>
               <w:top w:val="single" w:sz="4" w:color="D4E3E4"/>
@@ -1711,13 +2200,13 @@
                 <w:color w:val="1F1F1F"/>
                 <w:sz w:val="16"/>
               </w:rPr>
-              <w:t>Trip hazards in patient home (rugs, cables, pets, clutter)</w:t>
+              <w:t>Poor or insufficient lighting in patient's home</w:t>
             </w:r>
           </w:p>
         </w:tc>
         <w:tc>
           <w:tcPr>
-            <w:tcW w:type="dxa" w:w="1377"/>
+            <w:tcW w:type="dxa" w:w="2163"/>
             <w:shd w:val="clear" w:color="auto" w:fill="FFFFFF"/>
             <w:tcBorders>
               <w:top w:val="single" w:sz="4" w:color="D4E3E4"/>
@@ -1739,13 +2228,13 @@
                 <w:color w:val="1F1F1F"/>
                 <w:sz w:val="16"/>
               </w:rPr>
-              <w:t>Practitioner</w:t>
+              <w:t>Practitioner, Patient</w:t>
             </w:r>
           </w:p>
         </w:tc>
         <w:tc>
           <w:tcPr>
-            <w:tcW w:type="dxa" w:w="1377"/>
+            <w:tcW w:type="dxa" w:w="2163"/>
             <w:shd w:val="clear" w:color="auto" w:fill="FFFFFF"/>
             <w:tcBorders>
               <w:top w:val="single" w:sz="4" w:color="D4E3E4"/>
@@ -1767,13 +2256,13 @@
                 <w:color w:val="1F1F1F"/>
                 <w:sz w:val="16"/>
               </w:rPr>
-              <w:t>Dynamic risk assessment on arrival. Request clear pathway to treatment area. Move obstacles before treating.</w:t>
+              <w:t>Portable LED examination light (rechargeable) carried to all visits. Do not perform nail surgery if lighting is inadequate and cannot be supplemented.</w:t>
             </w:r>
           </w:p>
         </w:tc>
         <w:tc>
           <w:tcPr>
-            <w:tcW w:type="dxa" w:w="1377"/>
+            <w:tcW w:type="dxa" w:w="2163"/>
             <w:shd w:val="clear" w:color="auto" w:fill="FFFFFF"/>
             <w:tcBorders>
               <w:top w:val="single" w:sz="4" w:color="D4E3E4"/>
@@ -1804,188 +2293,8 @@
         </w:tc>
         <w:tc>
           <w:tcPr>
-            <w:tcW w:type="dxa" w:w="1377"/>
+            <w:tcW w:type="dxa" w:w="2163"/>
             <w:shd w:val="clear" w:color="auto" w:fill="FFFFFF"/>
-            <w:tcBorders>
-              <w:top w:val="single" w:sz="4" w:color="D4E3E4"/>
-              <w:bottom w:val="single" w:sz="4" w:color="D4E3E4"/>
-              <w:left w:val="single" w:sz="4" w:color="D4E3E4"/>
-              <w:right w:val="single" w:sz="4" w:color="D4E3E4"/>
-            </w:tcBorders>
-            <w:tcMar>
-              <w:top w:w="60" w:type="dxa"/>
-              <w:bottom w:w="60" w:type="dxa"/>
-              <w:left w:w="80" w:type="dxa"/>
-              <w:right w:w="80" w:type="dxa"/>
-            </w:tcMar>
-          </w:tcPr>
-          <w:p>
-            <w:pPr>
-              <w:jc w:val="center"/>
-            </w:pPr>
-            <w:r>
-              <w:rPr>
-                <w:rFonts w:ascii="Calibri" w:hAnsi="Calibri"/>
-                <w:color w:val="1F1F1F"/>
-                <w:sz w:val="16"/>
-              </w:rPr>
-              <w:t>1</w:t>
-            </w:r>
-          </w:p>
-        </w:tc>
-        <w:tc>
-          <w:tcPr>
-            <w:tcW w:type="dxa" w:w="1377"/>
-            <w:shd w:val="clear" w:color="auto" w:fill="FFFFFF"/>
-            <w:tcBorders>
-              <w:top w:val="single" w:sz="4" w:color="D4E3E4"/>
-              <w:bottom w:val="single" w:sz="4" w:color="D4E3E4"/>
-              <w:left w:val="single" w:sz="4" w:color="D4E3E4"/>
-              <w:right w:val="single" w:sz="4" w:color="D4E3E4"/>
-            </w:tcBorders>
-            <w:tcMar>
-              <w:top w:w="60" w:type="dxa"/>
-              <w:bottom w:w="60" w:type="dxa"/>
-              <w:left w:w="80" w:type="dxa"/>
-              <w:right w:w="80" w:type="dxa"/>
-            </w:tcMar>
-          </w:tcPr>
-          <w:p>
-            <w:pPr>
-              <w:jc w:val="center"/>
-            </w:pPr>
-            <w:r>
-              <w:rPr>
-                <w:rFonts w:ascii="Calibri" w:hAnsi="Calibri"/>
-                <w:b/>
-                <w:color w:val="1B5E20"/>
-                <w:sz w:val="16"/>
-              </w:rPr>
-              <w:t>2</w:t>
-            </w:r>
-          </w:p>
-        </w:tc>
-        <w:tc>
-          <w:tcPr>
-            <w:tcW w:type="dxa" w:w="1377"/>
-            <w:shd w:val="clear" w:color="auto" w:fill="FFFFFF"/>
-            <w:tcBorders>
-              <w:top w:val="single" w:sz="4" w:color="D4E3E4"/>
-              <w:bottom w:val="single" w:sz="4" w:color="D4E3E4"/>
-              <w:left w:val="single" w:sz="4" w:color="D4E3E4"/>
-              <w:right w:val="single" w:sz="4" w:color="D4E3E4"/>
-            </w:tcBorders>
-            <w:tcMar>
-              <w:top w:w="60" w:type="dxa"/>
-              <w:bottom w:w="60" w:type="dxa"/>
-              <w:left w:w="80" w:type="dxa"/>
-              <w:right w:w="80" w:type="dxa"/>
-            </w:tcMar>
-          </w:tcPr>
-          <w:p>
-            <w:r>
-              <w:rPr>
-                <w:rFonts w:ascii="Calibri" w:hAnsi="Calibri"/>
-                <w:color w:val="1F1F1F"/>
-                <w:sz w:val="16"/>
-              </w:rPr>
-              <w:t>Record at-risk premises</w:t>
-            </w:r>
-          </w:p>
-        </w:tc>
-      </w:tr>
-      <w:tr>
-        <w:trPr>
-          <w:trHeight w:val="360" w:hRule="atLeast"/>
-        </w:trPr>
-        <w:tc>
-          <w:tcPr>
-            <w:tcW w:type="dxa" w:w="1377"/>
-            <w:shd w:val="clear" w:color="auto" w:fill="F0F7F7"/>
-            <w:tcBorders>
-              <w:top w:val="single" w:sz="4" w:color="D4E3E4"/>
-              <w:bottom w:val="single" w:sz="4" w:color="D4E3E4"/>
-              <w:left w:val="single" w:sz="4" w:color="D4E3E4"/>
-              <w:right w:val="single" w:sz="4" w:color="D4E3E4"/>
-            </w:tcBorders>
-            <w:tcMar>
-              <w:top w:w="60" w:type="dxa"/>
-              <w:bottom w:w="60" w:type="dxa"/>
-              <w:left w:w="80" w:type="dxa"/>
-              <w:right w:w="80" w:type="dxa"/>
-            </w:tcMar>
-          </w:tcPr>
-          <w:p>
-            <w:r>
-              <w:rPr>
-                <w:rFonts w:ascii="Calibri" w:hAnsi="Calibri"/>
-                <w:color w:val="1F1F1F"/>
-                <w:sz w:val="16"/>
-              </w:rPr>
-              <w:t>Poor lighting in patient home</w:t>
-            </w:r>
-          </w:p>
-        </w:tc>
-        <w:tc>
-          <w:tcPr>
-            <w:tcW w:type="dxa" w:w="1377"/>
-            <w:shd w:val="clear" w:color="auto" w:fill="F0F7F7"/>
-            <w:tcBorders>
-              <w:top w:val="single" w:sz="4" w:color="D4E3E4"/>
-              <w:bottom w:val="single" w:sz="4" w:color="D4E3E4"/>
-              <w:left w:val="single" w:sz="4" w:color="D4E3E4"/>
-              <w:right w:val="single" w:sz="4" w:color="D4E3E4"/>
-            </w:tcBorders>
-            <w:tcMar>
-              <w:top w:w="60" w:type="dxa"/>
-              <w:bottom w:w="60" w:type="dxa"/>
-              <w:left w:w="80" w:type="dxa"/>
-              <w:right w:w="80" w:type="dxa"/>
-            </w:tcMar>
-          </w:tcPr>
-          <w:p>
-            <w:r>
-              <w:rPr>
-                <w:rFonts w:ascii="Calibri" w:hAnsi="Calibri"/>
-                <w:color w:val="1F1F1F"/>
-                <w:sz w:val="16"/>
-              </w:rPr>
-              <w:t>Practitioner, Patient</w:t>
-            </w:r>
-          </w:p>
-        </w:tc>
-        <w:tc>
-          <w:tcPr>
-            <w:tcW w:type="dxa" w:w="1377"/>
-            <w:shd w:val="clear" w:color="auto" w:fill="F0F7F7"/>
-            <w:tcBorders>
-              <w:top w:val="single" w:sz="4" w:color="D4E3E4"/>
-              <w:bottom w:val="single" w:sz="4" w:color="D4E3E4"/>
-              <w:left w:val="single" w:sz="4" w:color="D4E3E4"/>
-              <w:right w:val="single" w:sz="4" w:color="D4E3E4"/>
-            </w:tcBorders>
-            <w:tcMar>
-              <w:top w:w="60" w:type="dxa"/>
-              <w:bottom w:w="60" w:type="dxa"/>
-              <w:left w:w="80" w:type="dxa"/>
-              <w:right w:w="80" w:type="dxa"/>
-            </w:tcMar>
-          </w:tcPr>
-          <w:p>
-            <w:r>
-              <w:rPr>
-                <w:rFonts w:ascii="Calibri" w:hAnsi="Calibri"/>
-                <w:color w:val="1F1F1F"/>
-                <w:sz w:val="16"/>
-              </w:rPr>
-              <w:t>Carry portable examination light for inadequate-lighting environments.</w:t>
-            </w:r>
-          </w:p>
-        </w:tc>
-        <w:tc>
-          <w:tcPr>
-            <w:tcW w:type="dxa" w:w="1377"/>
-            <w:shd w:val="clear" w:color="auto" w:fill="F0F7F7"/>
             <w:tcBorders>
               <w:top w:val="single" w:sz="4" w:color="D4E3E4"/>
               <w:bottom w:val="single" w:sz="4" w:color="D4E3E4"/>
@@ -2015,39 +2324,8 @@
         </w:tc>
         <w:tc>
           <w:tcPr>
-            <w:tcW w:type="dxa" w:w="1377"/>
-            <w:shd w:val="clear" w:color="auto" w:fill="F0F7F7"/>
-            <w:tcBorders>
-              <w:top w:val="single" w:sz="4" w:color="D4E3E4"/>
-              <w:bottom w:val="single" w:sz="4" w:color="D4E3E4"/>
-              <w:left w:val="single" w:sz="4" w:color="D4E3E4"/>
-              <w:right w:val="single" w:sz="4" w:color="D4E3E4"/>
-            </w:tcBorders>
-            <w:tcMar>
-              <w:top w:w="60" w:type="dxa"/>
-              <w:bottom w:w="60" w:type="dxa"/>
-              <w:left w:w="80" w:type="dxa"/>
-              <w:right w:w="80" w:type="dxa"/>
-            </w:tcMar>
-          </w:tcPr>
-          <w:p>
-            <w:pPr>
-              <w:jc w:val="center"/>
-            </w:pPr>
-            <w:r>
-              <w:rPr>
-                <w:rFonts w:ascii="Calibri" w:hAnsi="Calibri"/>
-                <w:color w:val="1F1F1F"/>
-                <w:sz w:val="16"/>
-              </w:rPr>
-              <w:t>2</w:t>
-            </w:r>
-          </w:p>
-        </w:tc>
-        <w:tc>
-          <w:tcPr>
-            <w:tcW w:type="dxa" w:w="1377"/>
-            <w:shd w:val="clear" w:color="auto" w:fill="F0F7F7"/>
+            <w:tcW w:type="dxa" w:w="2163"/>
+            <w:shd w:val="clear" w:color="auto" w:fill="FFFFFF"/>
             <w:tcBorders>
               <w:top w:val="single" w:sz="4" w:color="D4E3E4"/>
               <w:bottom w:val="single" w:sz="4" w:color="D4E3E4"/>
@@ -2078,7 +2356,40 @@
         </w:tc>
         <w:tc>
           <w:tcPr>
-            <w:tcW w:type="dxa" w:w="1377"/>
+            <w:tcW w:type="dxa" w:w="2163"/>
+            <w:shd w:val="clear" w:color="auto" w:fill="FFFFFF"/>
+            <w:tcBorders>
+              <w:top w:val="single" w:sz="4" w:color="D4E3E4"/>
+              <w:bottom w:val="single" w:sz="4" w:color="D4E3E4"/>
+              <w:left w:val="single" w:sz="4" w:color="D4E3E4"/>
+              <w:right w:val="single" w:sz="4" w:color="D4E3E4"/>
+            </w:tcBorders>
+            <w:tcMar>
+              <w:top w:w="60" w:type="dxa"/>
+              <w:bottom w:w="60" w:type="dxa"/>
+              <w:left w:w="80" w:type="dxa"/>
+              <w:right w:w="80" w:type="dxa"/>
+            </w:tcMar>
+          </w:tcPr>
+          <w:p>
+            <w:r>
+              <w:rPr>
+                <w:rFonts w:ascii="Calibri" w:hAnsi="Calibri"/>
+                <w:color w:val="1F1F1F"/>
+                <w:sz w:val="16"/>
+              </w:rPr>
+              <w:t>Check battery charge before each working day.</w:t>
+            </w:r>
+          </w:p>
+        </w:tc>
+      </w:tr>
+      <w:tr>
+        <w:trPr>
+          <w:trHeight w:val="360" w:hRule="atLeast"/>
+        </w:trPr>
+        <w:tc>
+          <w:tcPr>
+            <w:tcW w:type="dxa" w:w="2163"/>
             <w:shd w:val="clear" w:color="auto" w:fill="F0F7F7"/>
             <w:tcBorders>
               <w:top w:val="single" w:sz="4" w:color="D4E3E4"/>
@@ -2100,47 +2411,14 @@
                 <w:color w:val="1F1F1F"/>
                 <w:sz w:val="16"/>
               </w:rPr>
-              <w:t>Check light at each visit</w:t>
-            </w:r>
-          </w:p>
-        </w:tc>
-      </w:tr>
-      <w:tr>
-        <w:trPr>
-          <w:trHeight w:val="360" w:hRule="atLeast"/>
-        </w:trPr>
-        <w:tc>
-          <w:tcPr>
-            <w:tcW w:type="dxa" w:w="1377"/>
-            <w:shd w:val="clear" w:color="auto" w:fill="FFFFFF"/>
-            <w:tcBorders>
-              <w:top w:val="single" w:sz="4" w:color="D4E3E4"/>
-              <w:bottom w:val="single" w:sz="4" w:color="D4E3E4"/>
-              <w:left w:val="single" w:sz="4" w:color="D4E3E4"/>
-              <w:right w:val="single" w:sz="4" w:color="D4E3E4"/>
-            </w:tcBorders>
-            <w:tcMar>
-              <w:top w:w="60" w:type="dxa"/>
-              <w:bottom w:w="60" w:type="dxa"/>
-              <w:left w:w="80" w:type="dxa"/>
-              <w:right w:w="80" w:type="dxa"/>
-            </w:tcMar>
-          </w:tcPr>
-          <w:p>
-            <w:r>
-              <w:rPr>
-                <w:rFonts w:ascii="Calibri" w:hAnsi="Calibri"/>
-                <w:color w:val="1F1F1F"/>
-                <w:sz w:val="16"/>
-              </w:rPr>
-              <w:t>Aggressive or unexpected behaviour — patient or household</w:t>
+              <w:t>Aggressive, threatening, or unexpected behaviour — patient or household member</w:t>
             </w:r>
           </w:p>
         </w:tc>
         <w:tc>
           <w:tcPr>
-            <w:tcW w:type="dxa" w:w="1377"/>
-            <w:shd w:val="clear" w:color="auto" w:fill="FFFFFF"/>
+            <w:tcW w:type="dxa" w:w="2163"/>
+            <w:shd w:val="clear" w:color="auto" w:fill="F0F7F7"/>
             <w:tcBorders>
               <w:top w:val="single" w:sz="4" w:color="D4E3E4"/>
               <w:bottom w:val="single" w:sz="4" w:color="D4E3E4"/>
@@ -2167,8 +2445,8 @@
         </w:tc>
         <w:tc>
           <w:tcPr>
-            <w:tcW w:type="dxa" w:w="1377"/>
-            <w:shd w:val="clear" w:color="auto" w:fill="FFFFFF"/>
+            <w:tcW w:type="dxa" w:w="2163"/>
+            <w:shd w:val="clear" w:color="auto" w:fill="F0F7F7"/>
             <w:tcBorders>
               <w:top w:val="single" w:sz="4" w:color="D4E3E4"/>
               <w:bottom w:val="single" w:sz="4" w:color="D4E3E4"/>
@@ -2189,14 +2467,14 @@
                 <w:color w:val="1F1F1F"/>
                 <w:sz w:val="16"/>
               </w:rPr>
-              <w:t>Pre-visit screening call for new patients. Flagged patients register maintained. Lone worker check-in system active.</w:t>
+              <w:t>Pre-visit telephone screening call for all new patients. Lone worker check-in system active — emergency contact has schedule and knows escalation steps. Flagged patients register updated after any concerning behaviour. Exit strategy: practitioner seats self nearest door, keeps kit bag between self and patient.</w:t>
             </w:r>
           </w:p>
         </w:tc>
         <w:tc>
           <w:tcPr>
-            <w:tcW w:type="dxa" w:w="1377"/>
-            <w:shd w:val="clear" w:color="auto" w:fill="FFFFFF"/>
+            <w:tcW w:type="dxa" w:w="2163"/>
+            <w:shd w:val="clear" w:color="auto" w:fill="F0F7F7"/>
             <w:tcBorders>
               <w:top w:val="single" w:sz="4" w:color="D4E3E4"/>
               <w:bottom w:val="single" w:sz="4" w:color="D4E3E4"/>
@@ -2226,8 +2504,8 @@
         </w:tc>
         <w:tc>
           <w:tcPr>
-            <w:tcW w:type="dxa" w:w="1377"/>
-            <w:shd w:val="clear" w:color="auto" w:fill="FFFFFF"/>
+            <w:tcW w:type="dxa" w:w="2163"/>
+            <w:shd w:val="clear" w:color="auto" w:fill="F0F7F7"/>
             <w:tcBorders>
               <w:top w:val="single" w:sz="4" w:color="D4E3E4"/>
               <w:bottom w:val="single" w:sz="4" w:color="D4E3E4"/>
@@ -2257,8 +2535,8 @@
         </w:tc>
         <w:tc>
           <w:tcPr>
-            <w:tcW w:type="dxa" w:w="1377"/>
-            <w:shd w:val="clear" w:color="auto" w:fill="FFFFFF"/>
+            <w:tcW w:type="dxa" w:w="2163"/>
+            <w:shd w:val="clear" w:color="auto" w:fill="F0F7F7"/>
             <w:tcBorders>
               <w:top w:val="single" w:sz="4" w:color="D4E3E4"/>
               <w:bottom w:val="single" w:sz="4" w:color="D4E3E4"/>
@@ -2289,7 +2567,40 @@
         </w:tc>
         <w:tc>
           <w:tcPr>
-            <w:tcW w:type="dxa" w:w="1377"/>
+            <w:tcW w:type="dxa" w:w="2163"/>
+            <w:shd w:val="clear" w:color="auto" w:fill="F0F7F7"/>
+            <w:tcBorders>
+              <w:top w:val="single" w:sz="4" w:color="D4E3E4"/>
+              <w:bottom w:val="single" w:sz="4" w:color="D4E3E4"/>
+              <w:left w:val="single" w:sz="4" w:color="D4E3E4"/>
+              <w:right w:val="single" w:sz="4" w:color="D4E3E4"/>
+            </w:tcBorders>
+            <w:tcMar>
+              <w:top w:w="60" w:type="dxa"/>
+              <w:bottom w:w="60" w:type="dxa"/>
+              <w:left w:w="80" w:type="dxa"/>
+              <w:right w:w="80" w:type="dxa"/>
+            </w:tcMar>
+          </w:tcPr>
+          <w:p>
+            <w:r>
+              <w:rPr>
+                <w:rFonts w:ascii="Calibri" w:hAnsi="Calibri"/>
+                <w:color w:val="1F1F1F"/>
+                <w:sz w:val="16"/>
+              </w:rPr>
+              <w:t>Conflict de-escalation training (Suzy Lamplugh Trust or equivalent). Annual review of flagged register.</w:t>
+            </w:r>
+          </w:p>
+        </w:tc>
+      </w:tr>
+      <w:tr>
+        <w:trPr>
+          <w:trHeight w:val="360" w:hRule="atLeast"/>
+        </w:trPr>
+        <w:tc>
+          <w:tcPr>
+            <w:tcW w:type="dxa" w:w="2163"/>
             <w:shd w:val="clear" w:color="auto" w:fill="FFFFFF"/>
             <w:tcBorders>
               <w:top w:val="single" w:sz="4" w:color="D4E3E4"/>
@@ -2311,47 +2622,14 @@
                 <w:color w:val="1F1F1F"/>
                 <w:sz w:val="16"/>
               </w:rPr>
-              <w:t>De-escalation training</w:t>
-            </w:r>
-          </w:p>
-        </w:tc>
-      </w:tr>
-      <w:tr>
-        <w:trPr>
-          <w:trHeight w:val="360" w:hRule="atLeast"/>
-        </w:trPr>
-        <w:tc>
-          <w:tcPr>
-            <w:tcW w:type="dxa" w:w="1377"/>
-            <w:shd w:val="clear" w:color="auto" w:fill="F0F7F7"/>
-            <w:tcBorders>
-              <w:top w:val="single" w:sz="4" w:color="D4E3E4"/>
-              <w:bottom w:val="single" w:sz="4" w:color="D4E3E4"/>
-              <w:left w:val="single" w:sz="4" w:color="D4E3E4"/>
-              <w:right w:val="single" w:sz="4" w:color="D4E3E4"/>
-            </w:tcBorders>
-            <w:tcMar>
-              <w:top w:w="60" w:type="dxa"/>
-              <w:bottom w:w="60" w:type="dxa"/>
-              <w:left w:w="80" w:type="dxa"/>
-              <w:right w:w="80" w:type="dxa"/>
-            </w:tcMar>
-          </w:tcPr>
-          <w:p>
-            <w:r>
-              <w:rPr>
-                <w:rFonts w:ascii="Calibri" w:hAnsi="Calibri"/>
-                <w:color w:val="1F1F1F"/>
-                <w:sz w:val="16"/>
-              </w:rPr>
-              <w:t>Aggressive pets</w:t>
+              <w:t>Aggressive or uncontrolled pets</w:t>
             </w:r>
           </w:p>
         </w:tc>
         <w:tc>
           <w:tcPr>
-            <w:tcW w:type="dxa" w:w="1377"/>
-            <w:shd w:val="clear" w:color="auto" w:fill="F0F7F7"/>
+            <w:tcW w:type="dxa" w:w="2163"/>
+            <w:shd w:val="clear" w:color="auto" w:fill="FFFFFF"/>
             <w:tcBorders>
               <w:top w:val="single" w:sz="4" w:color="D4E3E4"/>
               <w:bottom w:val="single" w:sz="4" w:color="D4E3E4"/>
@@ -2378,8 +2656,8 @@
         </w:tc>
         <w:tc>
           <w:tcPr>
-            <w:tcW w:type="dxa" w:w="1377"/>
-            <w:shd w:val="clear" w:color="auto" w:fill="F0F7F7"/>
+            <w:tcW w:type="dxa" w:w="2163"/>
+            <w:shd w:val="clear" w:color="auto" w:fill="FFFFFF"/>
             <w:tcBorders>
               <w:top w:val="single" w:sz="4" w:color="D4E3E4"/>
               <w:bottom w:val="single" w:sz="4" w:color="D4E3E4"/>
@@ -2400,14 +2678,14 @@
                 <w:color w:val="1F1F1F"/>
                 <w:sz w:val="16"/>
               </w:rPr>
-              <w:t>Ask at booking whether pets are present. Request pets are secured before visit. Add to flagged register.</w:t>
+              <w:t>Ask at booking: 'Do you have pets?' Request all pets are secured before practitioner enters. If pets cannot be secured on arrival, reschedule appointment. Add to flagged premises register.</w:t>
             </w:r>
           </w:p>
         </w:tc>
         <w:tc>
           <w:tcPr>
-            <w:tcW w:type="dxa" w:w="1377"/>
-            <w:shd w:val="clear" w:color="auto" w:fill="F0F7F7"/>
+            <w:tcW w:type="dxa" w:w="2163"/>
+            <w:shd w:val="clear" w:color="auto" w:fill="FFFFFF"/>
             <w:tcBorders>
               <w:top w:val="single" w:sz="4" w:color="D4E3E4"/>
               <w:bottom w:val="single" w:sz="4" w:color="D4E3E4"/>
@@ -2437,8 +2715,8 @@
         </w:tc>
         <w:tc>
           <w:tcPr>
-            <w:tcW w:type="dxa" w:w="1377"/>
-            <w:shd w:val="clear" w:color="auto" w:fill="F0F7F7"/>
+            <w:tcW w:type="dxa" w:w="2163"/>
+            <w:shd w:val="clear" w:color="auto" w:fill="FFFFFF"/>
             <w:tcBorders>
               <w:top w:val="single" w:sz="4" w:color="D4E3E4"/>
               <w:bottom w:val="single" w:sz="4" w:color="D4E3E4"/>
@@ -2468,8 +2746,8 @@
         </w:tc>
         <w:tc>
           <w:tcPr>
-            <w:tcW w:type="dxa" w:w="1377"/>
-            <w:shd w:val="clear" w:color="auto" w:fill="F0F7F7"/>
+            <w:tcW w:type="dxa" w:w="2163"/>
+            <w:shd w:val="clear" w:color="auto" w:fill="FFFFFF"/>
             <w:tcBorders>
               <w:top w:val="single" w:sz="4" w:color="D4E3E4"/>
               <w:bottom w:val="single" w:sz="4" w:color="D4E3E4"/>
@@ -2500,7 +2778,40 @@
         </w:tc>
         <w:tc>
           <w:tcPr>
-            <w:tcW w:type="dxa" w:w="1377"/>
+            <w:tcW w:type="dxa" w:w="2163"/>
+            <w:shd w:val="clear" w:color="auto" w:fill="FFFFFF"/>
+            <w:tcBorders>
+              <w:top w:val="single" w:sz="4" w:color="D4E3E4"/>
+              <w:bottom w:val="single" w:sz="4" w:color="D4E3E4"/>
+              <w:left w:val="single" w:sz="4" w:color="D4E3E4"/>
+              <w:right w:val="single" w:sz="4" w:color="D4E3E4"/>
+            </w:tcBorders>
+            <w:tcMar>
+              <w:top w:w="60" w:type="dxa"/>
+              <w:bottom w:w="60" w:type="dxa"/>
+              <w:left w:w="80" w:type="dxa"/>
+              <w:right w:w="80" w:type="dxa"/>
+            </w:tcMar>
+          </w:tcPr>
+          <w:p>
+            <w:r>
+              <w:rPr>
+                <w:rFonts w:ascii="Calibri" w:hAnsi="Calibri"/>
+                <w:color w:val="1F1F1F"/>
+                <w:sz w:val="16"/>
+              </w:rPr>
+              <w:t>Flagged premises register updated at each visit.</w:t>
+            </w:r>
+          </w:p>
+        </w:tc>
+      </w:tr>
+      <w:tr>
+        <w:trPr>
+          <w:trHeight w:val="360" w:hRule="atLeast"/>
+        </w:trPr>
+        <w:tc>
+          <w:tcPr>
+            <w:tcW w:type="dxa" w:w="2163"/>
             <w:shd w:val="clear" w:color="auto" w:fill="F0F7F7"/>
             <w:tcBorders>
               <w:top w:val="single" w:sz="4" w:color="D4E3E4"/>
@@ -2522,47 +2833,14 @@
                 <w:color w:val="1F1F1F"/>
                 <w:sz w:val="16"/>
               </w:rPr>
-              <w:t>Update register after each visit</w:t>
-            </w:r>
-          </w:p>
-        </w:tc>
-      </w:tr>
-      <w:tr>
-        <w:trPr>
-          <w:trHeight w:val="360" w:hRule="atLeast"/>
-        </w:trPr>
-        <w:tc>
-          <w:tcPr>
-            <w:tcW w:type="dxa" w:w="1377"/>
-            <w:shd w:val="clear" w:color="auto" w:fill="FFFFFF"/>
-            <w:tcBorders>
-              <w:top w:val="single" w:sz="4" w:color="D4E3E4"/>
-              <w:bottom w:val="single" w:sz="4" w:color="D4E3E4"/>
-              <w:left w:val="single" w:sz="4" w:color="D4E3E4"/>
-              <w:right w:val="single" w:sz="4" w:color="D4E3E4"/>
-            </w:tcBorders>
-            <w:tcMar>
-              <w:top w:w="60" w:type="dxa"/>
-              <w:bottom w:w="60" w:type="dxa"/>
-              <w:left w:w="80" w:type="dxa"/>
-              <w:right w:w="80" w:type="dxa"/>
-            </w:tcMar>
-          </w:tcPr>
-          <w:p>
-            <w:r>
-              <w:rPr>
-                <w:rFonts w:ascii="Calibri" w:hAnsi="Calibri"/>
-                <w:color w:val="1F1F1F"/>
-                <w:sz w:val="16"/>
-              </w:rPr>
-              <w:t>Practitioner medical emergency (no colleague present)</w:t>
+              <w:t>Practitioner medical emergency with no colleague present</w:t>
             </w:r>
           </w:p>
         </w:tc>
         <w:tc>
           <w:tcPr>
-            <w:tcW w:type="dxa" w:w="1377"/>
-            <w:shd w:val="clear" w:color="auto" w:fill="FFFFFF"/>
+            <w:tcW w:type="dxa" w:w="2163"/>
+            <w:shd w:val="clear" w:color="auto" w:fill="F0F7F7"/>
             <w:tcBorders>
               <w:top w:val="single" w:sz="4" w:color="D4E3E4"/>
               <w:bottom w:val="single" w:sz="4" w:color="D4E3E4"/>
@@ -2589,8 +2867,8 @@
         </w:tc>
         <w:tc>
           <w:tcPr>
-            <w:tcW w:type="dxa" w:w="1377"/>
-            <w:shd w:val="clear" w:color="auto" w:fill="FFFFFF"/>
+            <w:tcW w:type="dxa" w:w="2163"/>
+            <w:shd w:val="clear" w:color="auto" w:fill="F0F7F7"/>
             <w:tcBorders>
               <w:top w:val="single" w:sz="4" w:color="D4E3E4"/>
               <w:bottom w:val="single" w:sz="4" w:color="D4E3E4"/>
@@ -2611,14 +2889,14 @@
                 <w:color w:val="1F1F1F"/>
                 <w:sz w:val="16"/>
               </w:rPr>
-              <w:t>Lone worker check-in system — emergency contact has schedule and escalation steps. Mobile phone always charged and accessible.</w:t>
+              <w:t>Lone worker check-in system operational every working day. Emergency contact has current-day movement log including all patient addresses, appointment times, and escalation steps. Mobile phone fully charged and accessible throughout each visit.</w:t>
             </w:r>
           </w:p>
         </w:tc>
         <w:tc>
           <w:tcPr>
-            <w:tcW w:type="dxa" w:w="1377"/>
-            <w:shd w:val="clear" w:color="auto" w:fill="FFFFFF"/>
+            <w:tcW w:type="dxa" w:w="2163"/>
+            <w:shd w:val="clear" w:color="auto" w:fill="F0F7F7"/>
             <w:tcBorders>
               <w:top w:val="single" w:sz="4" w:color="D4E3E4"/>
               <w:bottom w:val="single" w:sz="4" w:color="D4E3E4"/>
@@ -2648,8 +2926,8 @@
         </w:tc>
         <w:tc>
           <w:tcPr>
-            <w:tcW w:type="dxa" w:w="1377"/>
-            <w:shd w:val="clear" w:color="auto" w:fill="FFFFFF"/>
+            <w:tcW w:type="dxa" w:w="2163"/>
+            <w:shd w:val="clear" w:color="auto" w:fill="F0F7F7"/>
             <w:tcBorders>
               <w:top w:val="single" w:sz="4" w:color="D4E3E4"/>
               <w:bottom w:val="single" w:sz="4" w:color="D4E3E4"/>
@@ -2679,8 +2957,8 @@
         </w:tc>
         <w:tc>
           <w:tcPr>
-            <w:tcW w:type="dxa" w:w="1377"/>
-            <w:shd w:val="clear" w:color="auto" w:fill="FFFFFF"/>
+            <w:tcW w:type="dxa" w:w="2163"/>
+            <w:shd w:val="clear" w:color="auto" w:fill="F0F7F7"/>
             <w:tcBorders>
               <w:top w:val="single" w:sz="4" w:color="D4E3E4"/>
               <w:bottom w:val="single" w:sz="4" w:color="D4E3E4"/>
@@ -2711,8 +2989,8 @@
         </w:tc>
         <w:tc>
           <w:tcPr>
-            <w:tcW w:type="dxa" w:w="1377"/>
-            <w:shd w:val="clear" w:color="auto" w:fill="FFFFFF"/>
+            <w:tcW w:type="dxa" w:w="2163"/>
+            <w:shd w:val="clear" w:color="auto" w:fill="F0F7F7"/>
             <w:tcBorders>
               <w:top w:val="single" w:sz="4" w:color="D4E3E4"/>
               <w:bottom w:val="single" w:sz="4" w:color="D4E3E4"/>
@@ -2733,7 +3011,7 @@
                 <w:color w:val="1F1F1F"/>
                 <w:sz w:val="16"/>
               </w:rPr>
-              <w:t>Annual emergency review</w:t>
+              <w:t>Test escalation procedure annually. Update emergency contact if circumstances change.</w:t>
             </w:r>
           </w:p>
         </w:tc>
@@ -2742,7 +3020,8 @@
     <w:p/>
     <w:p>
       <w:pPr>
-        <w:spacing w:before="160" w:after="80"/>
+        <w:keepNext/>
+        <w:spacing w:before="200" w:after="0"/>
       </w:pPr>
       <w:r>
         <w:rPr>
@@ -2751,37 +3030,18 @@
           <w:color w:val="1F5A5F"/>
           <w:sz w:val="24"/>
         </w:rPr>
-        <w:t>Section B — Vehicle and Waste Transport Hazards</w:t>
+        <w:t>Section B — Vehicle, Medicines, and Clinical Waste Transport Hazards</w:t>
       </w:r>
     </w:p>
-    <w:tbl>
-      <w:tblPr>
-        <w:tblW w:type="auto" w:w="0"/>
-        <w:tblLook w:firstColumn="1" w:firstRow="1" w:lastColumn="0" w:lastRow="0" w:noHBand="0" w:noVBand="1" w:val="04A0"/>
-      </w:tblPr>
-      <w:tblGrid>
-        <w:gridCol w:w="9638"/>
-      </w:tblGrid>
-      <w:tr>
-        <w:trPr>
-          <w:trHeight w:val="80" w:hRule="exact"/>
-        </w:trPr>
-        <w:tc>
-          <w:tcPr>
-            <w:tcW w:type="dxa" w:w="9638"/>
-            <w:shd w:val="clear" w:color="auto" w:fill="2E7D83"/>
-            <w:tcBorders>
-              <w:top w:val="none"/>
-              <w:bottom w:val="none"/>
-              <w:left w:val="none"/>
-              <w:right w:val="none"/>
-            </w:tcBorders>
-          </w:tcPr>
-          <w:p/>
-        </w:tc>
-      </w:tr>
-    </w:tbl>
-    <w:p/>
+    <w:p>
+      <w:pPr>
+        <w:keepNext/>
+        <w:spacing w:before="0" w:after="120"/>
+        <w:pBdr>
+          <w:bottom w:val="single" w:sz="12" w:space="1" w:color="2E7D83"/>
+        </w:pBdr>
+      </w:pPr>
+    </w:p>
     <w:tbl>
       <w:tblPr>
         <w:tblStyle w:val="TableGrid"/>
@@ -2789,18 +3049,18 @@
         <w:tblLook w:firstColumn="1" w:firstRow="1" w:lastColumn="0" w:lastRow="0" w:noHBand="0" w:noVBand="1" w:val="04A0"/>
       </w:tblPr>
       <w:tblGrid>
-        <w:gridCol w:w="1377"/>
-        <w:gridCol w:w="1377"/>
-        <w:gridCol w:w="1377"/>
-        <w:gridCol w:w="1377"/>
-        <w:gridCol w:w="1377"/>
-        <w:gridCol w:w="1377"/>
-        <w:gridCol w:w="1377"/>
+        <w:gridCol w:w="2163"/>
+        <w:gridCol w:w="2163"/>
+        <w:gridCol w:w="2163"/>
+        <w:gridCol w:w="2163"/>
+        <w:gridCol w:w="2163"/>
+        <w:gridCol w:w="2163"/>
+        <w:gridCol w:w="2163"/>
       </w:tblGrid>
       <w:tr>
         <w:tc>
           <w:tcPr>
-            <w:tcW w:type="dxa" w:w="1377"/>
+            <w:tcW w:type="dxa" w:w="2163"/>
             <w:shd w:val="clear" w:color="auto" w:fill="2E7D83"/>
             <w:tcBorders>
               <w:top w:val="single" w:sz="4" w:color="D4E3E4"/>
@@ -2832,7 +3092,7 @@
         </w:tc>
         <w:tc>
           <w:tcPr>
-            <w:tcW w:type="dxa" w:w="1377"/>
+            <w:tcW w:type="dxa" w:w="2163"/>
             <w:shd w:val="clear" w:color="auto" w:fill="2E7D83"/>
             <w:tcBorders>
               <w:top w:val="single" w:sz="4" w:color="D4E3E4"/>
@@ -2864,7 +3124,7 @@
         </w:tc>
         <w:tc>
           <w:tcPr>
-            <w:tcW w:type="dxa" w:w="1377"/>
+            <w:tcW w:type="dxa" w:w="2163"/>
             <w:shd w:val="clear" w:color="auto" w:fill="2E7D83"/>
             <w:tcBorders>
               <w:top w:val="single" w:sz="4" w:color="D4E3E4"/>
@@ -2896,7 +3156,7 @@
         </w:tc>
         <w:tc>
           <w:tcPr>
-            <w:tcW w:type="dxa" w:w="1377"/>
+            <w:tcW w:type="dxa" w:w="2163"/>
             <w:shd w:val="clear" w:color="auto" w:fill="2E7D83"/>
             <w:tcBorders>
               <w:top w:val="single" w:sz="4" w:color="D4E3E4"/>
@@ -2930,7 +3190,7 @@
         </w:tc>
         <w:tc>
           <w:tcPr>
-            <w:tcW w:type="dxa" w:w="1377"/>
+            <w:tcW w:type="dxa" w:w="2163"/>
             <w:shd w:val="clear" w:color="auto" w:fill="2E7D83"/>
             <w:tcBorders>
               <w:top w:val="single" w:sz="4" w:color="D4E3E4"/>
@@ -2964,7 +3224,7 @@
         </w:tc>
         <w:tc>
           <w:tcPr>
-            <w:tcW w:type="dxa" w:w="1377"/>
+            <w:tcW w:type="dxa" w:w="2163"/>
             <w:shd w:val="clear" w:color="auto" w:fill="2E7D83"/>
             <w:tcBorders>
               <w:top w:val="single" w:sz="4" w:color="D4E3E4"/>
@@ -2998,7 +3258,7 @@
         </w:tc>
         <w:tc>
           <w:tcPr>
-            <w:tcW w:type="dxa" w:w="1377"/>
+            <w:tcW w:type="dxa" w:w="2163"/>
             <w:shd w:val="clear" w:color="auto" w:fill="2E7D83"/>
             <w:tcBorders>
               <w:top w:val="single" w:sz="4" w:color="D4E3E4"/>
@@ -3024,7 +3284,7 @@
                 <w:color w:val="FFFFFF"/>
                 <w:sz w:val="16"/>
               </w:rPr>
-              <w:t>Additional action</w:t>
+              <w:t>Additional action / review</w:t>
             </w:r>
           </w:p>
         </w:tc>
@@ -3035,7 +3295,7 @@
         </w:trPr>
         <w:tc>
           <w:tcPr>
-            <w:tcW w:type="dxa" w:w="1377"/>
+            <w:tcW w:type="dxa" w:w="2163"/>
             <w:shd w:val="clear" w:color="auto" w:fill="F0F7F7"/>
             <w:tcBorders>
               <w:top w:val="single" w:sz="4" w:color="D4E3E4"/>
@@ -3057,13 +3317,13 @@
                 <w:color w:val="1F1F1F"/>
                 <w:sz w:val="16"/>
               </w:rPr>
-              <w:t>Clinical waste unsecured in vehicle</w:t>
+              <w:t>Clinical waste unsecured or unsealed in vehicle</w:t>
             </w:r>
           </w:p>
         </w:tc>
         <w:tc>
           <w:tcPr>
-            <w:tcW w:type="dxa" w:w="1377"/>
+            <w:tcW w:type="dxa" w:w="2163"/>
             <w:shd w:val="clear" w:color="auto" w:fill="F0F7F7"/>
             <w:tcBorders>
               <w:top w:val="single" w:sz="4" w:color="D4E3E4"/>
@@ -3091,7 +3351,7 @@
         </w:tc>
         <w:tc>
           <w:tcPr>
-            <w:tcW w:type="dxa" w:w="1377"/>
+            <w:tcW w:type="dxa" w:w="2163"/>
             <w:shd w:val="clear" w:color="auto" w:fill="F0F7F7"/>
             <w:tcBorders>
               <w:top w:val="single" w:sz="4" w:color="D4E3E4"/>
@@ -3113,13 +3373,13 @@
                 <w:color w:val="1F1F1F"/>
                 <w:sz w:val="16"/>
               </w:rPr>
-              <w:t>Rigid lockable outer transport box in boot. Sharps in sealed UN3291 container inside box. Never loose bags in vehicle.</w:t>
+              <w:t>All sealed sharps bins and clinical waste bags carried inside a rigid, lockable, leak-proof outer transport box in vehicle boot. Loose bags directly in boot are prohibited under ADR and EA duty of care. Transport box locked when vehicle is unattended.</w:t>
             </w:r>
           </w:p>
         </w:tc>
         <w:tc>
           <w:tcPr>
-            <w:tcW w:type="dxa" w:w="1377"/>
+            <w:tcW w:type="dxa" w:w="2163"/>
             <w:shd w:val="clear" w:color="auto" w:fill="F0F7F7"/>
             <w:tcBorders>
               <w:top w:val="single" w:sz="4" w:color="D4E3E4"/>
@@ -3150,7 +3410,7 @@
         </w:tc>
         <w:tc>
           <w:tcPr>
-            <w:tcW w:type="dxa" w:w="1377"/>
+            <w:tcW w:type="dxa" w:w="2163"/>
             <w:shd w:val="clear" w:color="auto" w:fill="F0F7F7"/>
             <w:tcBorders>
               <w:top w:val="single" w:sz="4" w:color="D4E3E4"/>
@@ -3181,7 +3441,7 @@
         </w:tc>
         <w:tc>
           <w:tcPr>
-            <w:tcW w:type="dxa" w:w="1377"/>
+            <w:tcW w:type="dxa" w:w="2163"/>
             <w:shd w:val="clear" w:color="auto" w:fill="F0F7F7"/>
             <w:tcBorders>
               <w:top w:val="single" w:sz="4" w:color="D4E3E4"/>
@@ -3213,7 +3473,7 @@
         </w:tc>
         <w:tc>
           <w:tcPr>
-            <w:tcW w:type="dxa" w:w="1377"/>
+            <w:tcW w:type="dxa" w:w="2163"/>
             <w:shd w:val="clear" w:color="auto" w:fill="F0F7F7"/>
             <w:tcBorders>
               <w:top w:val="single" w:sz="4" w:color="D4E3E4"/>
@@ -3235,7 +3495,7 @@
                 <w:color w:val="1F1F1F"/>
                 <w:sz w:val="16"/>
               </w:rPr>
-              <w:t>Check before each journey</w:t>
+              <w:t>Check transport box integrity before each journey. ADR 1.3 training certificate held on file.</w:t>
             </w:r>
           </w:p>
         </w:tc>
@@ -3246,7 +3506,7 @@
         </w:trPr>
         <w:tc>
           <w:tcPr>
-            <w:tcW w:type="dxa" w:w="1377"/>
+            <w:tcW w:type="dxa" w:w="2163"/>
             <w:shd w:val="clear" w:color="auto" w:fill="FFFFFF"/>
             <w:tcBorders>
               <w:top w:val="single" w:sz="4" w:color="D4E3E4"/>
@@ -3268,13 +3528,13 @@
                 <w:color w:val="1F1F1F"/>
                 <w:sz w:val="16"/>
               </w:rPr>
-              <w:t>Local anaesthetic temperature excursion (&gt;25°C)</w:t>
+              <w:t>Local anaesthetic temperature excursion above 25°C (SmPC limit)</w:t>
             </w:r>
           </w:p>
         </w:tc>
         <w:tc>
           <w:tcPr>
-            <w:tcW w:type="dxa" w:w="1377"/>
+            <w:tcW w:type="dxa" w:w="2163"/>
             <w:shd w:val="clear" w:color="auto" w:fill="FFFFFF"/>
             <w:tcBorders>
               <w:top w:val="single" w:sz="4" w:color="D4E3E4"/>
@@ -3302,7 +3562,7 @@
         </w:tc>
         <w:tc>
           <w:tcPr>
-            <w:tcW w:type="dxa" w:w="1377"/>
+            <w:tcW w:type="dxa" w:w="2163"/>
             <w:shd w:val="clear" w:color="auto" w:fill="FFFFFF"/>
             <w:tcBorders>
               <w:top w:val="single" w:sz="4" w:color="D4E3E4"/>
@@ -3324,13 +3584,13 @@
                 <w:color w:val="1F1F1F"/>
                 <w:sz w:val="16"/>
               </w:rPr>
-              <w:t>Insulated medicines bag in vehicle. Temperature log maintained. Never left in hot vehicle unattended.</w:t>
+              <w:t>Local anaesthetics transported in a validated insulated medicines bag at all times during vehicle journeys. Bag is never left in an unshaded vehicle in warm weather. Temperature log maintained in Medicines_Log.xlsx. Any product exposed to &gt;25°C for extended periods is not used.</w:t>
             </w:r>
           </w:p>
         </w:tc>
         <w:tc>
           <w:tcPr>
-            <w:tcW w:type="dxa" w:w="1377"/>
+            <w:tcW w:type="dxa" w:w="2163"/>
             <w:shd w:val="clear" w:color="auto" w:fill="FFFFFF"/>
             <w:tcBorders>
               <w:top w:val="single" w:sz="4" w:color="D4E3E4"/>
@@ -3361,7 +3621,7 @@
         </w:tc>
         <w:tc>
           <w:tcPr>
-            <w:tcW w:type="dxa" w:w="1377"/>
+            <w:tcW w:type="dxa" w:w="2163"/>
             <w:shd w:val="clear" w:color="auto" w:fill="FFFFFF"/>
             <w:tcBorders>
               <w:top w:val="single" w:sz="4" w:color="D4E3E4"/>
@@ -3392,7 +3652,7 @@
         </w:tc>
         <w:tc>
           <w:tcPr>
-            <w:tcW w:type="dxa" w:w="1377"/>
+            <w:tcW w:type="dxa" w:w="2163"/>
             <w:shd w:val="clear" w:color="auto" w:fill="FFFFFF"/>
             <w:tcBorders>
               <w:top w:val="single" w:sz="4" w:color="D4E3E4"/>
@@ -3424,7 +3684,7 @@
         </w:tc>
         <w:tc>
           <w:tcPr>
-            <w:tcW w:type="dxa" w:w="1377"/>
+            <w:tcW w:type="dxa" w:w="2163"/>
             <w:shd w:val="clear" w:color="auto" w:fill="FFFFFF"/>
             <w:tcBorders>
               <w:top w:val="single" w:sz="4" w:color="D4E3E4"/>
@@ -3446,7 +3706,7 @@
                 <w:color w:val="1F1F1F"/>
                 <w:sz w:val="16"/>
               </w:rPr>
-              <w:t>Seasonal check of bag efficacy</w:t>
+              <w:t>Insulated bag efficacy re-assessed each spring/summer. Any temperature excursion logged and pharmacist consulted.</w:t>
             </w:r>
           </w:p>
         </w:tc>
@@ -3457,7 +3717,7 @@
         </w:trPr>
         <w:tc>
           <w:tcPr>
-            <w:tcW w:type="dxa" w:w="1377"/>
+            <w:tcW w:type="dxa" w:w="2163"/>
             <w:shd w:val="clear" w:color="auto" w:fill="F0F7F7"/>
             <w:tcBorders>
               <w:top w:val="single" w:sz="4" w:color="D4E3E4"/>
@@ -3479,13 +3739,13 @@
                 <w:color w:val="1F1F1F"/>
                 <w:sz w:val="16"/>
               </w:rPr>
-              <w:t>Road traffic collision during clinical waste transport</w:t>
+              <w:t>Road traffic collision while transporting clinical waste</w:t>
             </w:r>
           </w:p>
         </w:tc>
         <w:tc>
           <w:tcPr>
-            <w:tcW w:type="dxa" w:w="1377"/>
+            <w:tcW w:type="dxa" w:w="2163"/>
             <w:shd w:val="clear" w:color="auto" w:fill="F0F7F7"/>
             <w:tcBorders>
               <w:top w:val="single" w:sz="4" w:color="D4E3E4"/>
@@ -3513,7 +3773,7 @@
         </w:tc>
         <w:tc>
           <w:tcPr>
-            <w:tcW w:type="dxa" w:w="1377"/>
+            <w:tcW w:type="dxa" w:w="2163"/>
             <w:shd w:val="clear" w:color="auto" w:fill="F0F7F7"/>
             <w:tcBorders>
               <w:top w:val="single" w:sz="4" w:color="D4E3E4"/>
@@ -3535,13 +3795,13 @@
                 <w:color w:val="1F1F1F"/>
                 <w:sz w:val="16"/>
               </w:rPr>
-              <w:t>Lower Tier EA waste carrier registered. ADR 1.3 training completed. 2kg dry powder fire extinguisher in vehicle.</w:t>
+              <w:t>Lower Tier Environment Agency waste carrier registration held (wastecarriersregistration.service.gov.uk). ADR 1.3 general awareness training completed and certificated. 2 kg dry powder fire extinguisher carried in vehicle whenever clinical waste is transported. Car insurance confirmed as Class 3 business use with clinical waste transport declared.</w:t>
             </w:r>
           </w:p>
         </w:tc>
         <w:tc>
           <w:tcPr>
-            <w:tcW w:type="dxa" w:w="1377"/>
+            <w:tcW w:type="dxa" w:w="2163"/>
             <w:shd w:val="clear" w:color="auto" w:fill="F0F7F7"/>
             <w:tcBorders>
               <w:top w:val="single" w:sz="4" w:color="D4E3E4"/>
@@ -3572,7 +3832,7 @@
         </w:tc>
         <w:tc>
           <w:tcPr>
-            <w:tcW w:type="dxa" w:w="1377"/>
+            <w:tcW w:type="dxa" w:w="2163"/>
             <w:shd w:val="clear" w:color="auto" w:fill="F0F7F7"/>
             <w:tcBorders>
               <w:top w:val="single" w:sz="4" w:color="D4E3E4"/>
@@ -3603,7 +3863,7 @@
         </w:tc>
         <w:tc>
           <w:tcPr>
-            <w:tcW w:type="dxa" w:w="1377"/>
+            <w:tcW w:type="dxa" w:w="2163"/>
             <w:shd w:val="clear" w:color="auto" w:fill="F0F7F7"/>
             <w:tcBorders>
               <w:top w:val="single" w:sz="4" w:color="D4E3E4"/>
@@ -3635,7 +3895,7 @@
         </w:tc>
         <w:tc>
           <w:tcPr>
-            <w:tcW w:type="dxa" w:w="1377"/>
+            <w:tcW w:type="dxa" w:w="2163"/>
             <w:shd w:val="clear" w:color="auto" w:fill="F0F7F7"/>
             <w:tcBorders>
               <w:top w:val="single" w:sz="4" w:color="D4E3E4"/>
@@ -3657,7 +3917,7 @@
                 <w:color w:val="1F1F1F"/>
                 <w:sz w:val="16"/>
               </w:rPr>
-              <w:t>Annual insurance review</w:t>
+              <w:t>Annual insurance renewal with clinical waste transport re-declared. Fire extinguisher serviced annually.</w:t>
             </w:r>
           </w:p>
         </w:tc>
@@ -3668,7 +3928,7 @@
         </w:trPr>
         <w:tc>
           <w:tcPr>
-            <w:tcW w:type="dxa" w:w="1377"/>
+            <w:tcW w:type="dxa" w:w="2163"/>
             <w:shd w:val="clear" w:color="auto" w:fill="FFFFFF"/>
             <w:tcBorders>
               <w:top w:val="single" w:sz="4" w:color="D4E3E4"/>
@@ -3690,13 +3950,13 @@
                 <w:color w:val="1F1F1F"/>
                 <w:sz w:val="16"/>
               </w:rPr>
-              <w:t>Contamination of clean supplies</w:t>
+              <w:t>Cross-contamination of clean supplies by used/contaminated items</w:t>
             </w:r>
           </w:p>
         </w:tc>
         <w:tc>
           <w:tcPr>
-            <w:tcW w:type="dxa" w:w="1377"/>
+            <w:tcW w:type="dxa" w:w="2163"/>
             <w:shd w:val="clear" w:color="auto" w:fill="FFFFFF"/>
             <w:tcBorders>
               <w:top w:val="single" w:sz="4" w:color="D4E3E4"/>
@@ -3724,7 +3984,7 @@
         </w:tc>
         <w:tc>
           <w:tcPr>
-            <w:tcW w:type="dxa" w:w="1377"/>
+            <w:tcW w:type="dxa" w:w="2163"/>
             <w:shd w:val="clear" w:color="auto" w:fill="FFFFFF"/>
             <w:tcBorders>
               <w:top w:val="single" w:sz="4" w:color="D4E3E4"/>
@@ -3746,13 +4006,13 @@
                 <w:color w:val="1F1F1F"/>
                 <w:sz w:val="16"/>
               </w:rPr>
-              <w:t>Separate labelled containers for clean and contaminated items. Never mixed.</w:t>
+              <w:t>Strict clean/dirty segregation in vehicle: dedicated lidded box for clean sterile supplies; separate sealed container for used/contaminated items. Containers labelled clearly. Never mixed.</w:t>
             </w:r>
           </w:p>
         </w:tc>
         <w:tc>
           <w:tcPr>
-            <w:tcW w:type="dxa" w:w="1377"/>
+            <w:tcW w:type="dxa" w:w="2163"/>
             <w:shd w:val="clear" w:color="auto" w:fill="FFFFFF"/>
             <w:tcBorders>
               <w:top w:val="single" w:sz="4" w:color="D4E3E4"/>
@@ -3783,7 +4043,7 @@
         </w:tc>
         <w:tc>
           <w:tcPr>
-            <w:tcW w:type="dxa" w:w="1377"/>
+            <w:tcW w:type="dxa" w:w="2163"/>
             <w:shd w:val="clear" w:color="auto" w:fill="FFFFFF"/>
             <w:tcBorders>
               <w:top w:val="single" w:sz="4" w:color="D4E3E4"/>
@@ -3808,13 +4068,13 @@
                 <w:color w:val="1F1F1F"/>
                 <w:sz w:val="16"/>
               </w:rPr>
-              <w:t>3</w:t>
+              <w:t>2</w:t>
             </w:r>
           </w:p>
         </w:tc>
         <w:tc>
           <w:tcPr>
-            <w:tcW w:type="dxa" w:w="1377"/>
+            <w:tcW w:type="dxa" w:w="2163"/>
             <w:shd w:val="clear" w:color="auto" w:fill="FFFFFF"/>
             <w:tcBorders>
               <w:top w:val="single" w:sz="4" w:color="D4E3E4"/>
@@ -3837,16 +4097,16 @@
               <w:rPr>
                 <w:rFonts w:ascii="Calibri" w:hAnsi="Calibri"/>
                 <w:b/>
-                <w:color w:val="B85C00"/>
+                <w:color w:val="1B5E20"/>
                 <w:sz w:val="16"/>
               </w:rPr>
-              <w:t>3</w:t>
+              <w:t>2</w:t>
             </w:r>
           </w:p>
         </w:tc>
         <w:tc>
           <w:tcPr>
-            <w:tcW w:type="dxa" w:w="1377"/>
+            <w:tcW w:type="dxa" w:w="2163"/>
             <w:shd w:val="clear" w:color="auto" w:fill="FFFFFF"/>
             <w:tcBorders>
               <w:top w:val="single" w:sz="4" w:color="D4E3E4"/>
@@ -3868,7 +4128,218 @@
                 <w:color w:val="1F1F1F"/>
                 <w:sz w:val="16"/>
               </w:rPr>
-              <w:t>Check segregation system weekly</w:t>
+              <w:t>Segregation system checked before each working day.</w:t>
+            </w:r>
+          </w:p>
+        </w:tc>
+      </w:tr>
+      <w:tr>
+        <w:trPr>
+          <w:trHeight w:val="360" w:hRule="atLeast"/>
+        </w:trPr>
+        <w:tc>
+          <w:tcPr>
+            <w:tcW w:type="dxa" w:w="2163"/>
+            <w:shd w:val="clear" w:color="auto" w:fill="F0F7F7"/>
+            <w:tcBorders>
+              <w:top w:val="single" w:sz="4" w:color="D4E3E4"/>
+              <w:bottom w:val="single" w:sz="4" w:color="D4E3E4"/>
+              <w:left w:val="single" w:sz="4" w:color="D4E3E4"/>
+              <w:right w:val="single" w:sz="4" w:color="D4E3E4"/>
+            </w:tcBorders>
+            <w:tcMar>
+              <w:top w:w="60" w:type="dxa"/>
+              <w:bottom w:w="60" w:type="dxa"/>
+              <w:left w:w="80" w:type="dxa"/>
+              <w:right w:w="80" w:type="dxa"/>
+            </w:tcMar>
+          </w:tcPr>
+          <w:p>
+            <w:r>
+              <w:rPr>
+                <w:rFonts w:ascii="Calibri" w:hAnsi="Calibri"/>
+                <w:color w:val="1F1F1F"/>
+                <w:sz w:val="16"/>
+              </w:rPr>
+              <w:t>Theft or loss of medicines from unattended vehicle</w:t>
+            </w:r>
+          </w:p>
+        </w:tc>
+        <w:tc>
+          <w:tcPr>
+            <w:tcW w:type="dxa" w:w="2163"/>
+            <w:shd w:val="clear" w:color="auto" w:fill="F0F7F7"/>
+            <w:tcBorders>
+              <w:top w:val="single" w:sz="4" w:color="D4E3E4"/>
+              <w:bottom w:val="single" w:sz="4" w:color="D4E3E4"/>
+              <w:left w:val="single" w:sz="4" w:color="D4E3E4"/>
+              <w:right w:val="single" w:sz="4" w:color="D4E3E4"/>
+            </w:tcBorders>
+            <w:tcMar>
+              <w:top w:w="60" w:type="dxa"/>
+              <w:bottom w:w="60" w:type="dxa"/>
+              <w:left w:w="80" w:type="dxa"/>
+              <w:right w:w="80" w:type="dxa"/>
+            </w:tcMar>
+          </w:tcPr>
+          <w:p>
+            <w:r>
+              <w:rPr>
+                <w:rFonts w:ascii="Calibri" w:hAnsi="Calibri"/>
+                <w:color w:val="1F1F1F"/>
+                <w:sz w:val="16"/>
+              </w:rPr>
+              <w:t>Public</w:t>
+            </w:r>
+          </w:p>
+        </w:tc>
+        <w:tc>
+          <w:tcPr>
+            <w:tcW w:type="dxa" w:w="2163"/>
+            <w:shd w:val="clear" w:color="auto" w:fill="F0F7F7"/>
+            <w:tcBorders>
+              <w:top w:val="single" w:sz="4" w:color="D4E3E4"/>
+              <w:bottom w:val="single" w:sz="4" w:color="D4E3E4"/>
+              <w:left w:val="single" w:sz="4" w:color="D4E3E4"/>
+              <w:right w:val="single" w:sz="4" w:color="D4E3E4"/>
+            </w:tcBorders>
+            <w:tcMar>
+              <w:top w:w="60" w:type="dxa"/>
+              <w:bottom w:w="60" w:type="dxa"/>
+              <w:left w:w="80" w:type="dxa"/>
+              <w:right w:w="80" w:type="dxa"/>
+            </w:tcMar>
+          </w:tcPr>
+          <w:p>
+            <w:r>
+              <w:rPr>
+                <w:rFonts w:ascii="Calibri" w:hAnsi="Calibri"/>
+                <w:color w:val="1F1F1F"/>
+                <w:sz w:val="16"/>
+              </w:rPr>
+              <w:t>Medicines are not left in an unattended vehicle. Lockable insulated bag transferred to practitioner's person or secured premises when vehicle is left. Local anaesthetics are not controlled drugs but are Prescription Only Medicines — access must be controlled.</w:t>
+            </w:r>
+          </w:p>
+        </w:tc>
+        <w:tc>
+          <w:tcPr>
+            <w:tcW w:type="dxa" w:w="2163"/>
+            <w:shd w:val="clear" w:color="auto" w:fill="F0F7F7"/>
+            <w:tcBorders>
+              <w:top w:val="single" w:sz="4" w:color="D4E3E4"/>
+              <w:bottom w:val="single" w:sz="4" w:color="D4E3E4"/>
+              <w:left w:val="single" w:sz="4" w:color="D4E3E4"/>
+              <w:right w:val="single" w:sz="4" w:color="D4E3E4"/>
+            </w:tcBorders>
+            <w:tcMar>
+              <w:top w:w="60" w:type="dxa"/>
+              <w:bottom w:w="60" w:type="dxa"/>
+              <w:left w:w="80" w:type="dxa"/>
+              <w:right w:w="80" w:type="dxa"/>
+            </w:tcMar>
+          </w:tcPr>
+          <w:p>
+            <w:pPr>
+              <w:jc w:val="center"/>
+            </w:pPr>
+            <w:r>
+              <w:rPr>
+                <w:rFonts w:ascii="Calibri" w:hAnsi="Calibri"/>
+                <w:color w:val="1F1F1F"/>
+                <w:sz w:val="16"/>
+              </w:rPr>
+              <w:t>1</w:t>
+            </w:r>
+          </w:p>
+        </w:tc>
+        <w:tc>
+          <w:tcPr>
+            <w:tcW w:type="dxa" w:w="2163"/>
+            <w:shd w:val="clear" w:color="auto" w:fill="F0F7F7"/>
+            <w:tcBorders>
+              <w:top w:val="single" w:sz="4" w:color="D4E3E4"/>
+              <w:bottom w:val="single" w:sz="4" w:color="D4E3E4"/>
+              <w:left w:val="single" w:sz="4" w:color="D4E3E4"/>
+              <w:right w:val="single" w:sz="4" w:color="D4E3E4"/>
+            </w:tcBorders>
+            <w:tcMar>
+              <w:top w:w="60" w:type="dxa"/>
+              <w:bottom w:w="60" w:type="dxa"/>
+              <w:left w:w="80" w:type="dxa"/>
+              <w:right w:w="80" w:type="dxa"/>
+            </w:tcMar>
+          </w:tcPr>
+          <w:p>
+            <w:pPr>
+              <w:jc w:val="center"/>
+            </w:pPr>
+            <w:r>
+              <w:rPr>
+                <w:rFonts w:ascii="Calibri" w:hAnsi="Calibri"/>
+                <w:color w:val="1F1F1F"/>
+                <w:sz w:val="16"/>
+              </w:rPr>
+              <w:t>2</w:t>
+            </w:r>
+          </w:p>
+        </w:tc>
+        <w:tc>
+          <w:tcPr>
+            <w:tcW w:type="dxa" w:w="2163"/>
+            <w:shd w:val="clear" w:color="auto" w:fill="F0F7F7"/>
+            <w:tcBorders>
+              <w:top w:val="single" w:sz="4" w:color="D4E3E4"/>
+              <w:bottom w:val="single" w:sz="4" w:color="D4E3E4"/>
+              <w:left w:val="single" w:sz="4" w:color="D4E3E4"/>
+              <w:right w:val="single" w:sz="4" w:color="D4E3E4"/>
+            </w:tcBorders>
+            <w:tcMar>
+              <w:top w:w="60" w:type="dxa"/>
+              <w:bottom w:w="60" w:type="dxa"/>
+              <w:left w:w="80" w:type="dxa"/>
+              <w:right w:w="80" w:type="dxa"/>
+            </w:tcMar>
+          </w:tcPr>
+          <w:p>
+            <w:pPr>
+              <w:jc w:val="center"/>
+            </w:pPr>
+            <w:r>
+              <w:rPr>
+                <w:rFonts w:ascii="Calibri" w:hAnsi="Calibri"/>
+                <w:b/>
+                <w:color w:val="1B5E20"/>
+                <w:sz w:val="16"/>
+              </w:rPr>
+              <w:t>2</w:t>
+            </w:r>
+          </w:p>
+        </w:tc>
+        <w:tc>
+          <w:tcPr>
+            <w:tcW w:type="dxa" w:w="2163"/>
+            <w:shd w:val="clear" w:color="auto" w:fill="F0F7F7"/>
+            <w:tcBorders>
+              <w:top w:val="single" w:sz="4" w:color="D4E3E4"/>
+              <w:bottom w:val="single" w:sz="4" w:color="D4E3E4"/>
+              <w:left w:val="single" w:sz="4" w:color="D4E3E4"/>
+              <w:right w:val="single" w:sz="4" w:color="D4E3E4"/>
+            </w:tcBorders>
+            <w:tcMar>
+              <w:top w:w="60" w:type="dxa"/>
+              <w:bottom w:w="60" w:type="dxa"/>
+              <w:left w:w="80" w:type="dxa"/>
+              <w:right w:w="80" w:type="dxa"/>
+            </w:tcMar>
+          </w:tcPr>
+          <w:p>
+            <w:r>
+              <w:rPr>
+                <w:rFonts w:ascii="Calibri" w:hAnsi="Calibri"/>
+                <w:color w:val="1F1F1F"/>
+                <w:sz w:val="16"/>
+              </w:rPr>
+              <w:t>Check vehicle is locked and medicines removed at each stop.</w:t>
             </w:r>
           </w:p>
         </w:tc>
@@ -3877,7 +4348,8 @@
     <w:p/>
     <w:p>
       <w:pPr>
-        <w:spacing w:before="160" w:after="80"/>
+        <w:keepNext/>
+        <w:spacing w:before="200" w:after="0"/>
       </w:pPr>
       <w:r>
         <w:rPr>
@@ -3886,37 +4358,18 @@
           <w:color w:val="1F5A5F"/>
           <w:sz w:val="24"/>
         </w:rPr>
-        <w:t>Section C — Lone Worker Specific Hazards</w:t>
+        <w:t>Section C — Lone Worker and Personal Safety Hazards  (HSE INDG73)</w:t>
       </w:r>
     </w:p>
-    <w:tbl>
-      <w:tblPr>
-        <w:tblW w:type="auto" w:w="0"/>
-        <w:tblLook w:firstColumn="1" w:firstRow="1" w:lastColumn="0" w:lastRow="0" w:noHBand="0" w:noVBand="1" w:val="04A0"/>
-      </w:tblPr>
-      <w:tblGrid>
-        <w:gridCol w:w="9638"/>
-      </w:tblGrid>
-      <w:tr>
-        <w:trPr>
-          <w:trHeight w:val="80" w:hRule="exact"/>
-        </w:trPr>
-        <w:tc>
-          <w:tcPr>
-            <w:tcW w:type="dxa" w:w="9638"/>
-            <w:shd w:val="clear" w:color="auto" w:fill="2E7D83"/>
-            <w:tcBorders>
-              <w:top w:val="none"/>
-              <w:bottom w:val="none"/>
-              <w:left w:val="none"/>
-              <w:right w:val="none"/>
-            </w:tcBorders>
-          </w:tcPr>
-          <w:p/>
-        </w:tc>
-      </w:tr>
-    </w:tbl>
-    <w:p/>
+    <w:p>
+      <w:pPr>
+        <w:keepNext/>
+        <w:spacing w:before="0" w:after="120"/>
+        <w:pBdr>
+          <w:bottom w:val="single" w:sz="12" w:space="1" w:color="2E7D83"/>
+        </w:pBdr>
+      </w:pPr>
+    </w:p>
     <w:tbl>
       <w:tblPr>
         <w:tblStyle w:val="TableGrid"/>
@@ -3924,18 +4377,18 @@
         <w:tblLook w:firstColumn="1" w:firstRow="1" w:lastColumn="0" w:lastRow="0" w:noHBand="0" w:noVBand="1" w:val="04A0"/>
       </w:tblPr>
       <w:tblGrid>
-        <w:gridCol w:w="1377"/>
-        <w:gridCol w:w="1377"/>
-        <w:gridCol w:w="1377"/>
-        <w:gridCol w:w="1377"/>
-        <w:gridCol w:w="1377"/>
-        <w:gridCol w:w="1377"/>
-        <w:gridCol w:w="1377"/>
+        <w:gridCol w:w="2163"/>
+        <w:gridCol w:w="2163"/>
+        <w:gridCol w:w="2163"/>
+        <w:gridCol w:w="2163"/>
+        <w:gridCol w:w="2163"/>
+        <w:gridCol w:w="2163"/>
+        <w:gridCol w:w="2163"/>
       </w:tblGrid>
       <w:tr>
         <w:tc>
           <w:tcPr>
-            <w:tcW w:type="dxa" w:w="1377"/>
+            <w:tcW w:type="dxa" w:w="2163"/>
             <w:shd w:val="clear" w:color="auto" w:fill="2E7D83"/>
             <w:tcBorders>
               <w:top w:val="single" w:sz="4" w:color="D4E3E4"/>
@@ -3967,7 +4420,7 @@
         </w:tc>
         <w:tc>
           <w:tcPr>
-            <w:tcW w:type="dxa" w:w="1377"/>
+            <w:tcW w:type="dxa" w:w="2163"/>
             <w:shd w:val="clear" w:color="auto" w:fill="2E7D83"/>
             <w:tcBorders>
               <w:top w:val="single" w:sz="4" w:color="D4E3E4"/>
@@ -3999,7 +4452,7 @@
         </w:tc>
         <w:tc>
           <w:tcPr>
-            <w:tcW w:type="dxa" w:w="1377"/>
+            <w:tcW w:type="dxa" w:w="2163"/>
             <w:shd w:val="clear" w:color="auto" w:fill="2E7D83"/>
             <w:tcBorders>
               <w:top w:val="single" w:sz="4" w:color="D4E3E4"/>
@@ -4031,7 +4484,7 @@
         </w:tc>
         <w:tc>
           <w:tcPr>
-            <w:tcW w:type="dxa" w:w="1377"/>
+            <w:tcW w:type="dxa" w:w="2163"/>
             <w:shd w:val="clear" w:color="auto" w:fill="2E7D83"/>
             <w:tcBorders>
               <w:top w:val="single" w:sz="4" w:color="D4E3E4"/>
@@ -4065,7 +4518,7 @@
         </w:tc>
         <w:tc>
           <w:tcPr>
-            <w:tcW w:type="dxa" w:w="1377"/>
+            <w:tcW w:type="dxa" w:w="2163"/>
             <w:shd w:val="clear" w:color="auto" w:fill="2E7D83"/>
             <w:tcBorders>
               <w:top w:val="single" w:sz="4" w:color="D4E3E4"/>
@@ -4099,7 +4552,7 @@
         </w:tc>
         <w:tc>
           <w:tcPr>
-            <w:tcW w:type="dxa" w:w="1377"/>
+            <w:tcW w:type="dxa" w:w="2163"/>
             <w:shd w:val="clear" w:color="auto" w:fill="2E7D83"/>
             <w:tcBorders>
               <w:top w:val="single" w:sz="4" w:color="D4E3E4"/>
@@ -4133,7 +4586,7 @@
         </w:tc>
         <w:tc>
           <w:tcPr>
-            <w:tcW w:type="dxa" w:w="1377"/>
+            <w:tcW w:type="dxa" w:w="2163"/>
             <w:shd w:val="clear" w:color="auto" w:fill="2E7D83"/>
             <w:tcBorders>
               <w:top w:val="single" w:sz="4" w:color="D4E3E4"/>
@@ -4159,7 +4612,7 @@
                 <w:color w:val="FFFFFF"/>
                 <w:sz w:val="16"/>
               </w:rPr>
-              <w:t>Additional action</w:t>
+              <w:t>Additional action / review</w:t>
             </w:r>
           </w:p>
         </w:tc>
@@ -4170,7 +4623,7 @@
         </w:trPr>
         <w:tc>
           <w:tcPr>
-            <w:tcW w:type="dxa" w:w="1377"/>
+            <w:tcW w:type="dxa" w:w="2163"/>
             <w:shd w:val="clear" w:color="auto" w:fill="F0F7F7"/>
             <w:tcBorders>
               <w:top w:val="single" w:sz="4" w:color="D4E3E4"/>
@@ -4192,13 +4645,13 @@
                 <w:color w:val="1F1F1F"/>
                 <w:sz w:val="16"/>
               </w:rPr>
-              <w:t>No colleague awareness of location</w:t>
+              <w:t>No colleague awareness of practitioner location throughout the working day</w:t>
             </w:r>
           </w:p>
         </w:tc>
         <w:tc>
           <w:tcPr>
-            <w:tcW w:type="dxa" w:w="1377"/>
+            <w:tcW w:type="dxa" w:w="2163"/>
             <w:shd w:val="clear" w:color="auto" w:fill="F0F7F7"/>
             <w:tcBorders>
               <w:top w:val="single" w:sz="4" w:color="D4E3E4"/>
@@ -4226,7 +4679,7 @@
         </w:tc>
         <w:tc>
           <w:tcPr>
-            <w:tcW w:type="dxa" w:w="1377"/>
+            <w:tcW w:type="dxa" w:w="2163"/>
             <w:shd w:val="clear" w:color="auto" w:fill="F0F7F7"/>
             <w:tcBorders>
               <w:top w:val="single" w:sz="4" w:color="D4E3E4"/>
@@ -4248,13 +4701,13 @@
                 <w:color w:val="1F1F1F"/>
                 <w:sz w:val="16"/>
               </w:rPr>
-              <w:t>Daily movement log shared with named emergency contact before first visit. Check-in after each patient. End-of-day confirmation.</w:t>
+              <w:t>Daily movement log (Daily_Movement_Log.xlsx) completed and shared with named emergency contact before first visit each day. Includes all patient names/addresses, appointment times, and expected finish times. Check-in message sent after each patient. End-of-day 'home safe' confirmation sent.</w:t>
             </w:r>
           </w:p>
         </w:tc>
         <w:tc>
           <w:tcPr>
-            <w:tcW w:type="dxa" w:w="1377"/>
+            <w:tcW w:type="dxa" w:w="2163"/>
             <w:shd w:val="clear" w:color="auto" w:fill="F0F7F7"/>
             <w:tcBorders>
               <w:top w:val="single" w:sz="4" w:color="D4E3E4"/>
@@ -4285,7 +4738,7 @@
         </w:tc>
         <w:tc>
           <w:tcPr>
-            <w:tcW w:type="dxa" w:w="1377"/>
+            <w:tcW w:type="dxa" w:w="2163"/>
             <w:shd w:val="clear" w:color="auto" w:fill="F0F7F7"/>
             <w:tcBorders>
               <w:top w:val="single" w:sz="4" w:color="D4E3E4"/>
@@ -4316,7 +4769,7 @@
         </w:tc>
         <w:tc>
           <w:tcPr>
-            <w:tcW w:type="dxa" w:w="1377"/>
+            <w:tcW w:type="dxa" w:w="2163"/>
             <w:shd w:val="clear" w:color="auto" w:fill="F0F7F7"/>
             <w:tcBorders>
               <w:top w:val="single" w:sz="4" w:color="D4E3E4"/>
@@ -4348,7 +4801,7 @@
         </w:tc>
         <w:tc>
           <w:tcPr>
-            <w:tcW w:type="dxa" w:w="1377"/>
+            <w:tcW w:type="dxa" w:w="2163"/>
             <w:shd w:val="clear" w:color="auto" w:fill="F0F7F7"/>
             <w:tcBorders>
               <w:top w:val="single" w:sz="4" w:color="D4E3E4"/>
@@ -4370,7 +4823,7 @@
                 <w:color w:val="1F1F1F"/>
                 <w:sz w:val="16"/>
               </w:rPr>
-              <w:t>Test escalation steps annually</w:t>
+              <w:t>Emergency contact briefed on escalation steps (Lone_Worker_Emergency.docx). Test procedure annually.</w:t>
             </w:r>
           </w:p>
         </w:tc>
@@ -4381,7 +4834,7 @@
         </w:trPr>
         <w:tc>
           <w:tcPr>
-            <w:tcW w:type="dxa" w:w="1377"/>
+            <w:tcW w:type="dxa" w:w="2163"/>
             <w:shd w:val="clear" w:color="auto" w:fill="FFFFFF"/>
             <w:tcBorders>
               <w:top w:val="single" w:sz="4" w:color="D4E3E4"/>
@@ -4403,13 +4856,13 @@
                 <w:color w:val="1F1F1F"/>
                 <w:sz w:val="16"/>
               </w:rPr>
-              <w:t>Delayed check-in response — contact not available</w:t>
+              <w:t>Emergency contact unavailable or fails to respond to missed check-in</w:t>
             </w:r>
           </w:p>
         </w:tc>
         <w:tc>
           <w:tcPr>
-            <w:tcW w:type="dxa" w:w="1377"/>
+            <w:tcW w:type="dxa" w:w="2163"/>
             <w:shd w:val="clear" w:color="auto" w:fill="FFFFFF"/>
             <w:tcBorders>
               <w:top w:val="single" w:sz="4" w:color="D4E3E4"/>
@@ -4437,7 +4890,7 @@
         </w:tc>
         <w:tc>
           <w:tcPr>
-            <w:tcW w:type="dxa" w:w="1377"/>
+            <w:tcW w:type="dxa" w:w="2163"/>
             <w:shd w:val="clear" w:color="auto" w:fill="FFFFFF"/>
             <w:tcBorders>
               <w:top w:val="single" w:sz="4" w:color="D4E3E4"/>
@@ -4459,13 +4912,13 @@
                 <w:color w:val="1F1F1F"/>
                 <w:sz w:val="16"/>
               </w:rPr>
-              <w:t>Emergency contact is a reliable named individual. Alternative emergency contact identified.</w:t>
+              <w:t>Primary emergency contact identified. Secondary emergency contact (alternative named person) identified as fallback. Escalation steps define time intervals for each action, ending in 999 call if location unconfirmed.</w:t>
             </w:r>
           </w:p>
         </w:tc>
         <w:tc>
           <w:tcPr>
-            <w:tcW w:type="dxa" w:w="1377"/>
+            <w:tcW w:type="dxa" w:w="2163"/>
             <w:shd w:val="clear" w:color="auto" w:fill="FFFFFF"/>
             <w:tcBorders>
               <w:top w:val="single" w:sz="4" w:color="D4E3E4"/>
@@ -4496,7 +4949,7 @@
         </w:tc>
         <w:tc>
           <w:tcPr>
-            <w:tcW w:type="dxa" w:w="1377"/>
+            <w:tcW w:type="dxa" w:w="2163"/>
             <w:shd w:val="clear" w:color="auto" w:fill="FFFFFF"/>
             <w:tcBorders>
               <w:top w:val="single" w:sz="4" w:color="D4E3E4"/>
@@ -4527,7 +4980,7 @@
         </w:tc>
         <w:tc>
           <w:tcPr>
-            <w:tcW w:type="dxa" w:w="1377"/>
+            <w:tcW w:type="dxa" w:w="2163"/>
             <w:shd w:val="clear" w:color="auto" w:fill="FFFFFF"/>
             <w:tcBorders>
               <w:top w:val="single" w:sz="4" w:color="D4E3E4"/>
@@ -4559,7 +5012,7 @@
         </w:tc>
         <w:tc>
           <w:tcPr>
-            <w:tcW w:type="dxa" w:w="1377"/>
+            <w:tcW w:type="dxa" w:w="2163"/>
             <w:shd w:val="clear" w:color="auto" w:fill="FFFFFF"/>
             <w:tcBorders>
               <w:top w:val="single" w:sz="4" w:color="D4E3E4"/>
@@ -4581,7 +5034,7 @@
                 <w:color w:val="1F1F1F"/>
                 <w:sz w:val="16"/>
               </w:rPr>
-              <w:t>Review contact annually</w:t>
+              <w:t>Review and update emergency contact details annually or if circumstances change.</w:t>
             </w:r>
           </w:p>
         </w:tc>
@@ -4592,7 +5045,7 @@
         </w:trPr>
         <w:tc>
           <w:tcPr>
-            <w:tcW w:type="dxa" w:w="1377"/>
+            <w:tcW w:type="dxa" w:w="2163"/>
             <w:shd w:val="clear" w:color="auto" w:fill="F0F7F7"/>
             <w:tcBorders>
               <w:top w:val="single" w:sz="4" w:color="D4E3E4"/>
@@ -4614,13 +5067,13 @@
                 <w:color w:val="1F1F1F"/>
                 <w:sz w:val="16"/>
               </w:rPr>
-              <w:t>Working in unfamiliar areas / late visits</w:t>
+              <w:t>Working in unfamiliar areas, isolated addresses, or after dark</w:t>
             </w:r>
           </w:p>
         </w:tc>
         <w:tc>
           <w:tcPr>
-            <w:tcW w:type="dxa" w:w="1377"/>
+            <w:tcW w:type="dxa" w:w="2163"/>
             <w:shd w:val="clear" w:color="auto" w:fill="F0F7F7"/>
             <w:tcBorders>
               <w:top w:val="single" w:sz="4" w:color="D4E3E4"/>
@@ -4648,7 +5101,7 @@
         </w:tc>
         <w:tc>
           <w:tcPr>
-            <w:tcW w:type="dxa" w:w="1377"/>
+            <w:tcW w:type="dxa" w:w="2163"/>
             <w:shd w:val="clear" w:color="auto" w:fill="F0F7F7"/>
             <w:tcBorders>
               <w:top w:val="single" w:sz="4" w:color="D4E3E4"/>
@@ -4670,13 +5123,13 @@
                 <w:color w:val="1F1F1F"/>
                 <w:sz w:val="16"/>
               </w:rPr>
-              <w:t>No lone visits after dark to unfamiliar addresses. Google Maps pre-checked. Park in visible location.</w:t>
+              <w:t>Route pre-planned using Google Maps before departure. Appointments in unfamiliar or isolated areas scheduled during daylight hours only. Vehicle parked in visible, well-lit location. Practitioner ID visible.</w:t>
             </w:r>
           </w:p>
         </w:tc>
         <w:tc>
           <w:tcPr>
-            <w:tcW w:type="dxa" w:w="1377"/>
+            <w:tcW w:type="dxa" w:w="2163"/>
             <w:shd w:val="clear" w:color="auto" w:fill="F0F7F7"/>
             <w:tcBorders>
               <w:top w:val="single" w:sz="4" w:color="D4E3E4"/>
@@ -4707,7 +5160,7 @@
         </w:tc>
         <w:tc>
           <w:tcPr>
-            <w:tcW w:type="dxa" w:w="1377"/>
+            <w:tcW w:type="dxa" w:w="2163"/>
             <w:shd w:val="clear" w:color="auto" w:fill="F0F7F7"/>
             <w:tcBorders>
               <w:top w:val="single" w:sz="4" w:color="D4E3E4"/>
@@ -4738,7 +5191,7 @@
         </w:tc>
         <w:tc>
           <w:tcPr>
-            <w:tcW w:type="dxa" w:w="1377"/>
+            <w:tcW w:type="dxa" w:w="2163"/>
             <w:shd w:val="clear" w:color="auto" w:fill="F0F7F7"/>
             <w:tcBorders>
               <w:top w:val="single" w:sz="4" w:color="D4E3E4"/>
@@ -4770,7 +5223,7 @@
         </w:tc>
         <w:tc>
           <w:tcPr>
-            <w:tcW w:type="dxa" w:w="1377"/>
+            <w:tcW w:type="dxa" w:w="2163"/>
             <w:shd w:val="clear" w:color="auto" w:fill="F0F7F7"/>
             <w:tcBorders>
               <w:top w:val="single" w:sz="4" w:color="D4E3E4"/>
@@ -4792,6 +5245,218 @@
                 <w:color w:val="1F1F1F"/>
                 <w:sz w:val="16"/>
               </w:rPr>
+              <w:t>Review visit scheduling policy annually.</w:t>
+            </w:r>
+          </w:p>
+        </w:tc>
+      </w:tr>
+      <w:tr>
+        <w:trPr>
+          <w:trHeight w:val="360" w:hRule="atLeast"/>
+        </w:trPr>
+        <w:tc>
+          <w:tcPr>
+            <w:tcW w:type="dxa" w:w="2163"/>
+            <w:shd w:val="clear" w:color="auto" w:fill="FFFFFF"/>
+            <w:tcBorders>
+              <w:top w:val="single" w:sz="4" w:color="D4E3E4"/>
+              <w:bottom w:val="single" w:sz="4" w:color="D4E3E4"/>
+              <w:left w:val="single" w:sz="4" w:color="D4E3E4"/>
+              <w:right w:val="single" w:sz="4" w:color="D4E3E4"/>
+            </w:tcBorders>
+            <w:tcMar>
+              <w:top w:w="60" w:type="dxa"/>
+              <w:bottom w:w="60" w:type="dxa"/>
+              <w:left w:w="80" w:type="dxa"/>
+              <w:right w:w="80" w:type="dxa"/>
+            </w:tcMar>
+          </w:tcPr>
+          <w:p>
+            <w:r>
+              <w:rPr>
+                <w:rFonts w:ascii="Calibri" w:hAnsi="Calibri"/>
+                <w:color w:val="1F1F1F"/>
+                <w:sz w:val="16"/>
+              </w:rPr>
+              <w:t>Lone working without medical support if practitioner becomes ill</w:t>
+            </w:r>
+          </w:p>
+        </w:tc>
+        <w:tc>
+          <w:tcPr>
+            <w:tcW w:type="dxa" w:w="2163"/>
+            <w:shd w:val="clear" w:color="auto" w:fill="FFFFFF"/>
+            <w:tcBorders>
+              <w:top w:val="single" w:sz="4" w:color="D4E3E4"/>
+              <w:bottom w:val="single" w:sz="4" w:color="D4E3E4"/>
+              <w:left w:val="single" w:sz="4" w:color="D4E3E4"/>
+              <w:right w:val="single" w:sz="4" w:color="D4E3E4"/>
+            </w:tcBorders>
+            <w:tcMar>
+              <w:top w:w="60" w:type="dxa"/>
+              <w:bottom w:w="60" w:type="dxa"/>
+              <w:left w:w="80" w:type="dxa"/>
+              <w:right w:w="80" w:type="dxa"/>
+            </w:tcMar>
+          </w:tcPr>
+          <w:p>
+            <w:r>
+              <w:rPr>
+                <w:rFonts w:ascii="Calibri" w:hAnsi="Calibri"/>
+                <w:color w:val="1F1F1F"/>
+                <w:sz w:val="16"/>
+              </w:rPr>
+              <w:t>Practitioner</w:t>
+            </w:r>
+          </w:p>
+        </w:tc>
+        <w:tc>
+          <w:tcPr>
+            <w:tcW w:type="dxa" w:w="2163"/>
+            <w:shd w:val="clear" w:color="auto" w:fill="FFFFFF"/>
+            <w:tcBorders>
+              <w:top w:val="single" w:sz="4" w:color="D4E3E4"/>
+              <w:bottom w:val="single" w:sz="4" w:color="D4E3E4"/>
+              <w:left w:val="single" w:sz="4" w:color="D4E3E4"/>
+              <w:right w:val="single" w:sz="4" w:color="D4E3E4"/>
+            </w:tcBorders>
+            <w:tcMar>
+              <w:top w:w="60" w:type="dxa"/>
+              <w:bottom w:w="60" w:type="dxa"/>
+              <w:left w:w="80" w:type="dxa"/>
+              <w:right w:w="80" w:type="dxa"/>
+            </w:tcMar>
+          </w:tcPr>
+          <w:p>
+            <w:r>
+              <w:rPr>
+                <w:rFonts w:ascii="Calibri" w:hAnsi="Calibri"/>
+                <w:color w:val="1F1F1F"/>
+                <w:sz w:val="16"/>
+              </w:rPr>
+              <w:t>Lone worker app (Lookout Call or MyTeamSafe) active throughout each working day — provides automated escalation if check-in is missed. GP contact details on person. Medical emergency: call 999 if able, or trigger lone worker app alert.</w:t>
+            </w:r>
+          </w:p>
+        </w:tc>
+        <w:tc>
+          <w:tcPr>
+            <w:tcW w:type="dxa" w:w="2163"/>
+            <w:shd w:val="clear" w:color="auto" w:fill="FFFFFF"/>
+            <w:tcBorders>
+              <w:top w:val="single" w:sz="4" w:color="D4E3E4"/>
+              <w:bottom w:val="single" w:sz="4" w:color="D4E3E4"/>
+              <w:left w:val="single" w:sz="4" w:color="D4E3E4"/>
+              <w:right w:val="single" w:sz="4" w:color="D4E3E4"/>
+            </w:tcBorders>
+            <w:tcMar>
+              <w:top w:w="60" w:type="dxa"/>
+              <w:bottom w:w="60" w:type="dxa"/>
+              <w:left w:w="80" w:type="dxa"/>
+              <w:right w:w="80" w:type="dxa"/>
+            </w:tcMar>
+          </w:tcPr>
+          <w:p>
+            <w:pPr>
+              <w:jc w:val="center"/>
+            </w:pPr>
+            <w:r>
+              <w:rPr>
+                <w:rFonts w:ascii="Calibri" w:hAnsi="Calibri"/>
+                <w:color w:val="1F1F1F"/>
+                <w:sz w:val="16"/>
+              </w:rPr>
+              <w:t>1</w:t>
+            </w:r>
+          </w:p>
+        </w:tc>
+        <w:tc>
+          <w:tcPr>
+            <w:tcW w:type="dxa" w:w="2163"/>
+            <w:shd w:val="clear" w:color="auto" w:fill="FFFFFF"/>
+            <w:tcBorders>
+              <w:top w:val="single" w:sz="4" w:color="D4E3E4"/>
+              <w:bottom w:val="single" w:sz="4" w:color="D4E3E4"/>
+              <w:left w:val="single" w:sz="4" w:color="D4E3E4"/>
+              <w:right w:val="single" w:sz="4" w:color="D4E3E4"/>
+            </w:tcBorders>
+            <w:tcMar>
+              <w:top w:w="60" w:type="dxa"/>
+              <w:bottom w:w="60" w:type="dxa"/>
+              <w:left w:w="80" w:type="dxa"/>
+              <w:right w:w="80" w:type="dxa"/>
+            </w:tcMar>
+          </w:tcPr>
+          <w:p>
+            <w:pPr>
+              <w:jc w:val="center"/>
+            </w:pPr>
+            <w:r>
+              <w:rPr>
+                <w:rFonts w:ascii="Calibri" w:hAnsi="Calibri"/>
+                <w:color w:val="1F1F1F"/>
+                <w:sz w:val="16"/>
+              </w:rPr>
+              <w:t>3</w:t>
+            </w:r>
+          </w:p>
+        </w:tc>
+        <w:tc>
+          <w:tcPr>
+            <w:tcW w:type="dxa" w:w="2163"/>
+            <w:shd w:val="clear" w:color="auto" w:fill="FFFFFF"/>
+            <w:tcBorders>
+              <w:top w:val="single" w:sz="4" w:color="D4E3E4"/>
+              <w:bottom w:val="single" w:sz="4" w:color="D4E3E4"/>
+              <w:left w:val="single" w:sz="4" w:color="D4E3E4"/>
+              <w:right w:val="single" w:sz="4" w:color="D4E3E4"/>
+            </w:tcBorders>
+            <w:tcMar>
+              <w:top w:w="60" w:type="dxa"/>
+              <w:bottom w:w="60" w:type="dxa"/>
+              <w:left w:w="80" w:type="dxa"/>
+              <w:right w:w="80" w:type="dxa"/>
+            </w:tcMar>
+          </w:tcPr>
+          <w:p>
+            <w:pPr>
+              <w:jc w:val="center"/>
+            </w:pPr>
+            <w:r>
+              <w:rPr>
+                <w:rFonts w:ascii="Calibri" w:hAnsi="Calibri"/>
+                <w:b/>
+                <w:color w:val="B85C00"/>
+                <w:sz w:val="16"/>
+              </w:rPr>
+              <w:t>3</w:t>
+            </w:r>
+          </w:p>
+        </w:tc>
+        <w:tc>
+          <w:tcPr>
+            <w:tcW w:type="dxa" w:w="2163"/>
+            <w:shd w:val="clear" w:color="auto" w:fill="FFFFFF"/>
+            <w:tcBorders>
+              <w:top w:val="single" w:sz="4" w:color="D4E3E4"/>
+              <w:bottom w:val="single" w:sz="4" w:color="D4E3E4"/>
+              <w:left w:val="single" w:sz="4" w:color="D4E3E4"/>
+              <w:right w:val="single" w:sz="4" w:color="D4E3E4"/>
+            </w:tcBorders>
+            <w:tcMar>
+              <w:top w:w="60" w:type="dxa"/>
+              <w:bottom w:w="60" w:type="dxa"/>
+              <w:left w:w="80" w:type="dxa"/>
+              <w:right w:w="80" w:type="dxa"/>
+            </w:tcMar>
+          </w:tcPr>
+          <w:p>
+            <w:r>
+              <w:rPr>
+                <w:rFonts w:ascii="Calibri" w:hAnsi="Calibri"/>
+                <w:color w:val="1F1F1F"/>
+                <w:sz w:val="16"/>
+              </w:rPr>
+              <w:t>App subscription active and tested monthly.</w:t>
             </w:r>
           </w:p>
         </w:tc>
@@ -4800,7 +5465,8 @@
     <w:p/>
     <w:p>
       <w:pPr>
-        <w:spacing w:before="160" w:after="80"/>
+        <w:keepNext/>
+        <w:spacing w:before="200" w:after="0"/>
       </w:pPr>
       <w:r>
         <w:rPr>
@@ -4809,33 +5475,862 @@
           <w:color w:val="1F5A5F"/>
           <w:sz w:val="24"/>
         </w:rPr>
-        <w:t>COSHH — Substances used in practice</w:t>
+        <w:t>COSHH — Hazardous Substances Register  (COSHH Regulations 2002)</w:t>
+      </w:r>
+    </w:p>
+    <w:p>
+      <w:pPr>
+        <w:keepNext/>
+        <w:spacing w:before="0" w:after="120"/>
+        <w:pBdr>
+          <w:bottom w:val="single" w:sz="12" w:space="1" w:color="2E7D83"/>
+        </w:pBdr>
+      </w:pPr>
+    </w:p>
+    <w:p>
+      <w:pPr>
+        <w:spacing w:before="0" w:after="80"/>
+      </w:pPr>
+      <w:r>
+        <w:rPr>
+          <w:rFonts w:ascii="Calibri" w:hAnsi="Calibri"/>
+          <w:i w:val="0"/>
+          <w:color w:val="1F1F1F"/>
+          <w:sz w:val="20"/>
+        </w:rPr>
+        <w:t>A COSHH assessment is required for each hazardous substance used in this practice. Obtain the Safety Data Sheet (SDS) from the manufacturer for each substance and assess: hazard, exposure route, control measures, PPE, and emergency action. Use COSHHmate.co.uk (~£50/year) to auto-populate assessments from SDS data. Assessments are filed separately and reviewed annually.</w:t>
       </w:r>
     </w:p>
     <w:tbl>
       <w:tblPr>
+        <w:tblStyle w:val="TableGrid"/>
         <w:tblW w:type="auto" w:w="0"/>
         <w:tblLook w:firstColumn="1" w:firstRow="1" w:lastColumn="0" w:lastRow="0" w:noHBand="0" w:noVBand="1" w:val="04A0"/>
       </w:tblPr>
       <w:tblGrid>
-        <w:gridCol w:w="9638"/>
+        <w:gridCol w:w="3118"/>
+        <w:gridCol w:w="2268"/>
+        <w:gridCol w:w="3118"/>
+        <w:gridCol w:w="6633"/>
       </w:tblGrid>
       <w:tr>
+        <w:tc>
+          <w:tcPr>
+            <w:tcW w:type="dxa" w:w="3784"/>
+            <w:shd w:val="clear" w:color="auto" w:fill="2E7D83"/>
+            <w:tcBorders>
+              <w:top w:val="single" w:sz="4" w:color="D4E3E4"/>
+              <w:bottom w:val="single" w:sz="4" w:color="D4E3E4"/>
+              <w:left w:val="single" w:sz="4" w:color="D4E3E4"/>
+              <w:right w:val="single" w:sz="4" w:color="D4E3E4"/>
+            </w:tcBorders>
+            <w:tcMar>
+              <w:top w:w="60" w:type="dxa"/>
+              <w:bottom w:w="60" w:type="dxa"/>
+              <w:left w:w="100" w:type="dxa"/>
+              <w:right w:w="100" w:type="dxa"/>
+            </w:tcMar>
+          </w:tcPr>
+          <w:p>
+            <w:r>
+              <w:rPr>
+                <w:rFonts w:ascii="Calibri" w:hAnsi="Calibri"/>
+                <w:b/>
+                <w:color w:val="FFFFFF"/>
+                <w:sz w:val="18"/>
+              </w:rPr>
+              <w:t>Substance</w:t>
+            </w:r>
+          </w:p>
+        </w:tc>
+        <w:tc>
+          <w:tcPr>
+            <w:tcW w:type="dxa" w:w="3784"/>
+            <w:shd w:val="clear" w:color="auto" w:fill="2E7D83"/>
+            <w:tcBorders>
+              <w:top w:val="single" w:sz="4" w:color="D4E3E4"/>
+              <w:bottom w:val="single" w:sz="4" w:color="D4E3E4"/>
+              <w:left w:val="single" w:sz="4" w:color="D4E3E4"/>
+              <w:right w:val="single" w:sz="4" w:color="D4E3E4"/>
+            </w:tcBorders>
+            <w:tcMar>
+              <w:top w:w="60" w:type="dxa"/>
+              <w:bottom w:w="60" w:type="dxa"/>
+              <w:left w:w="100" w:type="dxa"/>
+              <w:right w:w="100" w:type="dxa"/>
+            </w:tcMar>
+          </w:tcPr>
+          <w:p>
+            <w:r>
+              <w:rPr>
+                <w:rFonts w:ascii="Calibri" w:hAnsi="Calibri"/>
+                <w:b/>
+                <w:color w:val="FFFFFF"/>
+                <w:sz w:val="18"/>
+              </w:rPr>
+              <w:t>Used for</w:t>
+            </w:r>
+          </w:p>
+        </w:tc>
+        <w:tc>
+          <w:tcPr>
+            <w:tcW w:type="dxa" w:w="3784"/>
+            <w:shd w:val="clear" w:color="auto" w:fill="2E7D83"/>
+            <w:tcBorders>
+              <w:top w:val="single" w:sz="4" w:color="D4E3E4"/>
+              <w:bottom w:val="single" w:sz="4" w:color="D4E3E4"/>
+              <w:left w:val="single" w:sz="4" w:color="D4E3E4"/>
+              <w:right w:val="single" w:sz="4" w:color="D4E3E4"/>
+            </w:tcBorders>
+            <w:tcMar>
+              <w:top w:w="60" w:type="dxa"/>
+              <w:bottom w:w="60" w:type="dxa"/>
+              <w:left w:w="100" w:type="dxa"/>
+              <w:right w:w="100" w:type="dxa"/>
+            </w:tcMar>
+          </w:tcPr>
+          <w:p>
+            <w:r>
+              <w:rPr>
+                <w:rFonts w:ascii="Calibri" w:hAnsi="Calibri"/>
+                <w:b/>
+                <w:color w:val="FFFFFF"/>
+                <w:sz w:val="18"/>
+              </w:rPr>
+              <w:t>Hazard summary</w:t>
+            </w:r>
+          </w:p>
+        </w:tc>
+        <w:tc>
+          <w:tcPr>
+            <w:tcW w:type="dxa" w:w="3784"/>
+            <w:shd w:val="clear" w:color="auto" w:fill="2E7D83"/>
+            <w:tcBorders>
+              <w:top w:val="single" w:sz="4" w:color="D4E3E4"/>
+              <w:bottom w:val="single" w:sz="4" w:color="D4E3E4"/>
+              <w:left w:val="single" w:sz="4" w:color="D4E3E4"/>
+              <w:right w:val="single" w:sz="4" w:color="D4E3E4"/>
+            </w:tcBorders>
+            <w:tcMar>
+              <w:top w:w="60" w:type="dxa"/>
+              <w:bottom w:w="60" w:type="dxa"/>
+              <w:left w:w="100" w:type="dxa"/>
+              <w:right w:w="100" w:type="dxa"/>
+            </w:tcMar>
+          </w:tcPr>
+          <w:p>
+            <w:r>
+              <w:rPr>
+                <w:rFonts w:ascii="Calibri" w:hAnsi="Calibri"/>
+                <w:b/>
+                <w:color w:val="FFFFFF"/>
+                <w:sz w:val="18"/>
+              </w:rPr>
+              <w:t>Controls and PPE</w:t>
+            </w:r>
+          </w:p>
+        </w:tc>
+      </w:tr>
+      <w:tr>
         <w:trPr>
-          <w:trHeight w:val="80" w:hRule="exact"/>
+          <w:trHeight w:val="400" w:hRule="atLeast"/>
         </w:trPr>
         <w:tc>
           <w:tcPr>
-            <w:tcW w:type="dxa" w:w="9638"/>
-            <w:shd w:val="clear" w:color="auto" w:fill="2E7D83"/>
+            <w:tcW w:type="dxa" w:w="3784"/>
+            <w:shd w:val="clear" w:color="auto" w:fill="F0F7F7"/>
             <w:tcBorders>
-              <w:top w:val="none"/>
-              <w:bottom w:val="none"/>
-              <w:left w:val="none"/>
-              <w:right w:val="none"/>
+              <w:top w:val="single" w:sz="4" w:color="D4E3E4"/>
+              <w:bottom w:val="single" w:sz="4" w:color="D4E3E4"/>
+              <w:left w:val="single" w:sz="4" w:color="D4E3E4"/>
+              <w:right w:val="single" w:sz="4" w:color="D4E3E4"/>
             </w:tcBorders>
+            <w:tcMar>
+              <w:top w:w="60" w:type="dxa"/>
+              <w:bottom w:w="60" w:type="dxa"/>
+              <w:left w:w="100" w:type="dxa"/>
+              <w:right w:w="100" w:type="dxa"/>
+            </w:tcMar>
           </w:tcPr>
-          <w:p/>
+          <w:p>
+            <w:r>
+              <w:rPr>
+                <w:rFonts w:ascii="Calibri" w:hAnsi="Calibri"/>
+                <w:color w:val="1F1F1F"/>
+                <w:sz w:val="16"/>
+              </w:rPr>
+              <w:t>0.5% chlorhexidine gluconate in 70% isopropyl alcohol</w:t>
+            </w:r>
+          </w:p>
+        </w:tc>
+        <w:tc>
+          <w:tcPr>
+            <w:tcW w:type="dxa" w:w="3784"/>
+            <w:shd w:val="clear" w:color="auto" w:fill="F0F7F7"/>
+            <w:tcBorders>
+              <w:top w:val="single" w:sz="4" w:color="D4E3E4"/>
+              <w:bottom w:val="single" w:sz="4" w:color="D4E3E4"/>
+              <w:left w:val="single" w:sz="4" w:color="D4E3E4"/>
+              <w:right w:val="single" w:sz="4" w:color="D4E3E4"/>
+            </w:tcBorders>
+            <w:tcMar>
+              <w:top w:w="60" w:type="dxa"/>
+              <w:bottom w:w="60" w:type="dxa"/>
+              <w:left w:w="100" w:type="dxa"/>
+              <w:right w:w="100" w:type="dxa"/>
+            </w:tcMar>
+          </w:tcPr>
+          <w:p>
+            <w:r>
+              <w:rPr>
+                <w:rFonts w:ascii="Calibri" w:hAnsi="Calibri"/>
+                <w:color w:val="1F1F1F"/>
+                <w:sz w:val="16"/>
+              </w:rPr>
+              <w:t>Nail surgery skin prep</w:t>
+            </w:r>
+          </w:p>
+        </w:tc>
+        <w:tc>
+          <w:tcPr>
+            <w:tcW w:type="dxa" w:w="3784"/>
+            <w:shd w:val="clear" w:color="auto" w:fill="F0F7F7"/>
+            <w:tcBorders>
+              <w:top w:val="single" w:sz="4" w:color="D4E3E4"/>
+              <w:bottom w:val="single" w:sz="4" w:color="D4E3E4"/>
+              <w:left w:val="single" w:sz="4" w:color="D4E3E4"/>
+              <w:right w:val="single" w:sz="4" w:color="D4E3E4"/>
+            </w:tcBorders>
+            <w:tcMar>
+              <w:top w:w="60" w:type="dxa"/>
+              <w:bottom w:w="60" w:type="dxa"/>
+              <w:left w:w="100" w:type="dxa"/>
+              <w:right w:w="100" w:type="dxa"/>
+            </w:tcMar>
+          </w:tcPr>
+          <w:p>
+            <w:r>
+              <w:rPr>
+                <w:rFonts w:ascii="Calibri" w:hAnsi="Calibri"/>
+                <w:color w:val="1F1F1F"/>
+                <w:sz w:val="16"/>
+              </w:rPr>
+              <w:t>Flammable; eye/skin irritant</w:t>
+            </w:r>
+          </w:p>
+        </w:tc>
+        <w:tc>
+          <w:tcPr>
+            <w:tcW w:type="dxa" w:w="3784"/>
+            <w:shd w:val="clear" w:color="auto" w:fill="F0F7F7"/>
+            <w:tcBorders>
+              <w:top w:val="single" w:sz="4" w:color="D4E3E4"/>
+              <w:bottom w:val="single" w:sz="4" w:color="D4E3E4"/>
+              <w:left w:val="single" w:sz="4" w:color="D4E3E4"/>
+              <w:right w:val="single" w:sz="4" w:color="D4E3E4"/>
+            </w:tcBorders>
+            <w:tcMar>
+              <w:top w:w="60" w:type="dxa"/>
+              <w:bottom w:w="60" w:type="dxa"/>
+              <w:left w:w="100" w:type="dxa"/>
+              <w:right w:w="100" w:type="dxa"/>
+            </w:tcMar>
+          </w:tcPr>
+          <w:p>
+            <w:r>
+              <w:rPr>
+                <w:rFonts w:ascii="Calibri" w:hAnsi="Calibri"/>
+                <w:color w:val="1F1F1F"/>
+                <w:sz w:val="16"/>
+              </w:rPr>
+              <w:t>Allow full air-dry before incision. Gloves. No ignition sources near application site.</w:t>
+            </w:r>
+          </w:p>
+        </w:tc>
+      </w:tr>
+      <w:tr>
+        <w:trPr>
+          <w:trHeight w:val="400" w:hRule="atLeast"/>
+        </w:trPr>
+        <w:tc>
+          <w:tcPr>
+            <w:tcW w:type="dxa" w:w="3784"/>
+            <w:shd w:val="clear" w:color="auto" w:fill="FFFFFF"/>
+            <w:tcBorders>
+              <w:top w:val="single" w:sz="4" w:color="D4E3E4"/>
+              <w:bottom w:val="single" w:sz="4" w:color="D4E3E4"/>
+              <w:left w:val="single" w:sz="4" w:color="D4E3E4"/>
+              <w:right w:val="single" w:sz="4" w:color="D4E3E4"/>
+            </w:tcBorders>
+            <w:tcMar>
+              <w:top w:w="60" w:type="dxa"/>
+              <w:bottom w:w="60" w:type="dxa"/>
+              <w:left w:w="100" w:type="dxa"/>
+              <w:right w:w="100" w:type="dxa"/>
+            </w:tcMar>
+          </w:tcPr>
+          <w:p>
+            <w:r>
+              <w:rPr>
+                <w:rFonts w:ascii="Calibri" w:hAnsi="Calibri"/>
+                <w:color w:val="1F1F1F"/>
+                <w:sz w:val="16"/>
+              </w:rPr>
+              <w:t>Sodium hypochlorite solution (10,000 ppm)</w:t>
+            </w:r>
+          </w:p>
+        </w:tc>
+        <w:tc>
+          <w:tcPr>
+            <w:tcW w:type="dxa" w:w="3784"/>
+            <w:shd w:val="clear" w:color="auto" w:fill="FFFFFF"/>
+            <w:tcBorders>
+              <w:top w:val="single" w:sz="4" w:color="D4E3E4"/>
+              <w:bottom w:val="single" w:sz="4" w:color="D4E3E4"/>
+              <w:left w:val="single" w:sz="4" w:color="D4E3E4"/>
+              <w:right w:val="single" w:sz="4" w:color="D4E3E4"/>
+            </w:tcBorders>
+            <w:tcMar>
+              <w:top w:w="60" w:type="dxa"/>
+              <w:bottom w:w="60" w:type="dxa"/>
+              <w:left w:w="100" w:type="dxa"/>
+              <w:right w:w="100" w:type="dxa"/>
+            </w:tcMar>
+          </w:tcPr>
+          <w:p>
+            <w:r>
+              <w:rPr>
+                <w:rFonts w:ascii="Calibri" w:hAnsi="Calibri"/>
+                <w:color w:val="1F1F1F"/>
+                <w:sz w:val="16"/>
+              </w:rPr>
+              <w:t>Blood spill disinfection on hard surfaces</w:t>
+            </w:r>
+          </w:p>
+        </w:tc>
+        <w:tc>
+          <w:tcPr>
+            <w:tcW w:type="dxa" w:w="3784"/>
+            <w:shd w:val="clear" w:color="auto" w:fill="FFFFFF"/>
+            <w:tcBorders>
+              <w:top w:val="single" w:sz="4" w:color="D4E3E4"/>
+              <w:bottom w:val="single" w:sz="4" w:color="D4E3E4"/>
+              <w:left w:val="single" w:sz="4" w:color="D4E3E4"/>
+              <w:right w:val="single" w:sz="4" w:color="D4E3E4"/>
+            </w:tcBorders>
+            <w:tcMar>
+              <w:top w:w="60" w:type="dxa"/>
+              <w:bottom w:w="60" w:type="dxa"/>
+              <w:left w:w="100" w:type="dxa"/>
+              <w:right w:w="100" w:type="dxa"/>
+            </w:tcMar>
+          </w:tcPr>
+          <w:p>
+            <w:r>
+              <w:rPr>
+                <w:rFonts w:ascii="Calibri" w:hAnsi="Calibri"/>
+                <w:color w:val="1F1F1F"/>
+                <w:sz w:val="16"/>
+              </w:rPr>
+              <w:t>Corrosive; harmful vapour; reacts with urine and acids</w:t>
+            </w:r>
+          </w:p>
+        </w:tc>
+        <w:tc>
+          <w:tcPr>
+            <w:tcW w:type="dxa" w:w="3784"/>
+            <w:shd w:val="clear" w:color="auto" w:fill="FFFFFF"/>
+            <w:tcBorders>
+              <w:top w:val="single" w:sz="4" w:color="D4E3E4"/>
+              <w:bottom w:val="single" w:sz="4" w:color="D4E3E4"/>
+              <w:left w:val="single" w:sz="4" w:color="D4E3E4"/>
+              <w:right w:val="single" w:sz="4" w:color="D4E3E4"/>
+            </w:tcBorders>
+            <w:tcMar>
+              <w:top w:w="60" w:type="dxa"/>
+              <w:bottom w:w="60" w:type="dxa"/>
+              <w:left w:w="100" w:type="dxa"/>
+              <w:right w:w="100" w:type="dxa"/>
+            </w:tcMar>
+          </w:tcPr>
+          <w:p>
+            <w:r>
+              <w:rPr>
+                <w:rFonts w:ascii="Calibri" w:hAnsi="Calibri"/>
+                <w:color w:val="1F1F1F"/>
+                <w:sz w:val="16"/>
+              </w:rPr>
+              <w:t>Gloves, apron, face shield. Do not use on soft furnishings or urine spills. Ventilate area.</w:t>
+            </w:r>
+          </w:p>
+        </w:tc>
+      </w:tr>
+      <w:tr>
+        <w:trPr>
+          <w:trHeight w:val="400" w:hRule="atLeast"/>
+        </w:trPr>
+        <w:tc>
+          <w:tcPr>
+            <w:tcW w:type="dxa" w:w="3784"/>
+            <w:shd w:val="clear" w:color="auto" w:fill="F0F7F7"/>
+            <w:tcBorders>
+              <w:top w:val="single" w:sz="4" w:color="D4E3E4"/>
+              <w:bottom w:val="single" w:sz="4" w:color="D4E3E4"/>
+              <w:left w:val="single" w:sz="4" w:color="D4E3E4"/>
+              <w:right w:val="single" w:sz="4" w:color="D4E3E4"/>
+            </w:tcBorders>
+            <w:tcMar>
+              <w:top w:w="60" w:type="dxa"/>
+              <w:bottom w:w="60" w:type="dxa"/>
+              <w:left w:w="100" w:type="dxa"/>
+              <w:right w:w="100" w:type="dxa"/>
+            </w:tcMar>
+          </w:tcPr>
+          <w:p>
+            <w:r>
+              <w:rPr>
+                <w:rFonts w:ascii="Calibri" w:hAnsi="Calibri"/>
+                <w:color w:val="1F1F1F"/>
+                <w:sz w:val="16"/>
+              </w:rPr>
+              <w:t>Sodium hypochlorite solution (1,000 ppm) or detergent</w:t>
+            </w:r>
+          </w:p>
+        </w:tc>
+        <w:tc>
+          <w:tcPr>
+            <w:tcW w:type="dxa" w:w="3784"/>
+            <w:shd w:val="clear" w:color="auto" w:fill="F0F7F7"/>
+            <w:tcBorders>
+              <w:top w:val="single" w:sz="4" w:color="D4E3E4"/>
+              <w:bottom w:val="single" w:sz="4" w:color="D4E3E4"/>
+              <w:left w:val="single" w:sz="4" w:color="D4E3E4"/>
+              <w:right w:val="single" w:sz="4" w:color="D4E3E4"/>
+            </w:tcBorders>
+            <w:tcMar>
+              <w:top w:w="60" w:type="dxa"/>
+              <w:bottom w:w="60" w:type="dxa"/>
+              <w:left w:w="100" w:type="dxa"/>
+              <w:right w:w="100" w:type="dxa"/>
+            </w:tcMar>
+          </w:tcPr>
+          <w:p>
+            <w:r>
+              <w:rPr>
+                <w:rFonts w:ascii="Calibri" w:hAnsi="Calibri"/>
+                <w:color w:val="1F1F1F"/>
+                <w:sz w:val="16"/>
+              </w:rPr>
+              <w:t>Spill management on soft furnishings / urine spills</w:t>
+            </w:r>
+          </w:p>
+        </w:tc>
+        <w:tc>
+          <w:tcPr>
+            <w:tcW w:type="dxa" w:w="3784"/>
+            <w:shd w:val="clear" w:color="auto" w:fill="F0F7F7"/>
+            <w:tcBorders>
+              <w:top w:val="single" w:sz="4" w:color="D4E3E4"/>
+              <w:bottom w:val="single" w:sz="4" w:color="D4E3E4"/>
+              <w:left w:val="single" w:sz="4" w:color="D4E3E4"/>
+              <w:right w:val="single" w:sz="4" w:color="D4E3E4"/>
+            </w:tcBorders>
+            <w:tcMar>
+              <w:top w:w="60" w:type="dxa"/>
+              <w:bottom w:w="60" w:type="dxa"/>
+              <w:left w:w="100" w:type="dxa"/>
+              <w:right w:w="100" w:type="dxa"/>
+            </w:tcMar>
+          </w:tcPr>
+          <w:p>
+            <w:r>
+              <w:rPr>
+                <w:rFonts w:ascii="Calibri" w:hAnsi="Calibri"/>
+                <w:color w:val="1F1F1F"/>
+                <w:sz w:val="16"/>
+              </w:rPr>
+              <w:t>Low irritant at this concentration</w:t>
+            </w:r>
+          </w:p>
+        </w:tc>
+        <w:tc>
+          <w:tcPr>
+            <w:tcW w:type="dxa" w:w="3784"/>
+            <w:shd w:val="clear" w:color="auto" w:fill="F0F7F7"/>
+            <w:tcBorders>
+              <w:top w:val="single" w:sz="4" w:color="D4E3E4"/>
+              <w:bottom w:val="single" w:sz="4" w:color="D4E3E4"/>
+              <w:left w:val="single" w:sz="4" w:color="D4E3E4"/>
+              <w:right w:val="single" w:sz="4" w:color="D4E3E4"/>
+            </w:tcBorders>
+            <w:tcMar>
+              <w:top w:w="60" w:type="dxa"/>
+              <w:bottom w:w="60" w:type="dxa"/>
+              <w:left w:w="100" w:type="dxa"/>
+              <w:right w:w="100" w:type="dxa"/>
+            </w:tcMar>
+          </w:tcPr>
+          <w:p>
+            <w:r>
+              <w:rPr>
+                <w:rFonts w:ascii="Calibri" w:hAnsi="Calibri"/>
+                <w:color w:val="1F1F1F"/>
+                <w:sz w:val="16"/>
+              </w:rPr>
+              <w:t>Gloves. Do not mix with higher concentration hypochlorite.</w:t>
+            </w:r>
+          </w:p>
+        </w:tc>
+      </w:tr>
+      <w:tr>
+        <w:trPr>
+          <w:trHeight w:val="400" w:hRule="atLeast"/>
+        </w:trPr>
+        <w:tc>
+          <w:tcPr>
+            <w:tcW w:type="dxa" w:w="3784"/>
+            <w:shd w:val="clear" w:color="auto" w:fill="FFFFFF"/>
+            <w:tcBorders>
+              <w:top w:val="single" w:sz="4" w:color="D4E3E4"/>
+              <w:bottom w:val="single" w:sz="4" w:color="D4E3E4"/>
+              <w:left w:val="single" w:sz="4" w:color="D4E3E4"/>
+              <w:right w:val="single" w:sz="4" w:color="D4E3E4"/>
+            </w:tcBorders>
+            <w:tcMar>
+              <w:top w:w="60" w:type="dxa"/>
+              <w:bottom w:w="60" w:type="dxa"/>
+              <w:left w:w="100" w:type="dxa"/>
+              <w:right w:w="100" w:type="dxa"/>
+            </w:tcMar>
+          </w:tcPr>
+          <w:p>
+            <w:r>
+              <w:rPr>
+                <w:rFonts w:ascii="Calibri" w:hAnsi="Calibri"/>
+                <w:color w:val="1F1F1F"/>
+                <w:sz w:val="16"/>
+              </w:rPr>
+              <w:t>Surface disinfectant wipes (e.g. Clinell Universal)</w:t>
+            </w:r>
+          </w:p>
+        </w:tc>
+        <w:tc>
+          <w:tcPr>
+            <w:tcW w:type="dxa" w:w="3784"/>
+            <w:shd w:val="clear" w:color="auto" w:fill="FFFFFF"/>
+            <w:tcBorders>
+              <w:top w:val="single" w:sz="4" w:color="D4E3E4"/>
+              <w:bottom w:val="single" w:sz="4" w:color="D4E3E4"/>
+              <w:left w:val="single" w:sz="4" w:color="D4E3E4"/>
+              <w:right w:val="single" w:sz="4" w:color="D4E3E4"/>
+            </w:tcBorders>
+            <w:tcMar>
+              <w:top w:w="60" w:type="dxa"/>
+              <w:bottom w:w="60" w:type="dxa"/>
+              <w:left w:w="100" w:type="dxa"/>
+              <w:right w:w="100" w:type="dxa"/>
+            </w:tcMar>
+          </w:tcPr>
+          <w:p>
+            <w:r>
+              <w:rPr>
+                <w:rFonts w:ascii="Calibri" w:hAnsi="Calibri"/>
+                <w:color w:val="1F1F1F"/>
+                <w:sz w:val="16"/>
+              </w:rPr>
+              <w:t>General surface decontamination</w:t>
+            </w:r>
+          </w:p>
+        </w:tc>
+        <w:tc>
+          <w:tcPr>
+            <w:tcW w:type="dxa" w:w="3784"/>
+            <w:shd w:val="clear" w:color="auto" w:fill="FFFFFF"/>
+            <w:tcBorders>
+              <w:top w:val="single" w:sz="4" w:color="D4E3E4"/>
+              <w:bottom w:val="single" w:sz="4" w:color="D4E3E4"/>
+              <w:left w:val="single" w:sz="4" w:color="D4E3E4"/>
+              <w:right w:val="single" w:sz="4" w:color="D4E3E4"/>
+            </w:tcBorders>
+            <w:tcMar>
+              <w:top w:w="60" w:type="dxa"/>
+              <w:bottom w:w="60" w:type="dxa"/>
+              <w:left w:w="100" w:type="dxa"/>
+              <w:right w:w="100" w:type="dxa"/>
+            </w:tcMar>
+          </w:tcPr>
+          <w:p>
+            <w:r>
+              <w:rPr>
+                <w:rFonts w:ascii="Calibri" w:hAnsi="Calibri"/>
+                <w:color w:val="1F1F1F"/>
+                <w:sz w:val="16"/>
+              </w:rPr>
+              <w:t>Skin/eye irritant</w:t>
+            </w:r>
+          </w:p>
+        </w:tc>
+        <w:tc>
+          <w:tcPr>
+            <w:tcW w:type="dxa" w:w="3784"/>
+            <w:shd w:val="clear" w:color="auto" w:fill="FFFFFF"/>
+            <w:tcBorders>
+              <w:top w:val="single" w:sz="4" w:color="D4E3E4"/>
+              <w:bottom w:val="single" w:sz="4" w:color="D4E3E4"/>
+              <w:left w:val="single" w:sz="4" w:color="D4E3E4"/>
+              <w:right w:val="single" w:sz="4" w:color="D4E3E4"/>
+            </w:tcBorders>
+            <w:tcMar>
+              <w:top w:w="60" w:type="dxa"/>
+              <w:bottom w:w="60" w:type="dxa"/>
+              <w:left w:w="100" w:type="dxa"/>
+              <w:right w:w="100" w:type="dxa"/>
+            </w:tcMar>
+          </w:tcPr>
+          <w:p>
+            <w:r>
+              <w:rPr>
+                <w:rFonts w:ascii="Calibri" w:hAnsi="Calibri"/>
+                <w:color w:val="1F1F1F"/>
+                <w:sz w:val="16"/>
+              </w:rPr>
+              <w:t>Gloves. Allow contact time per manufacturer. Dispose as clinical waste.</w:t>
+            </w:r>
+          </w:p>
+        </w:tc>
+      </w:tr>
+      <w:tr>
+        <w:trPr>
+          <w:trHeight w:val="400" w:hRule="atLeast"/>
+        </w:trPr>
+        <w:tc>
+          <w:tcPr>
+            <w:tcW w:type="dxa" w:w="3784"/>
+            <w:shd w:val="clear" w:color="auto" w:fill="F0F7F7"/>
+            <w:tcBorders>
+              <w:top w:val="single" w:sz="4" w:color="D4E3E4"/>
+              <w:bottom w:val="single" w:sz="4" w:color="D4E3E4"/>
+              <w:left w:val="single" w:sz="4" w:color="D4E3E4"/>
+              <w:right w:val="single" w:sz="4" w:color="D4E3E4"/>
+            </w:tcBorders>
+            <w:tcMar>
+              <w:top w:w="60" w:type="dxa"/>
+              <w:bottom w:w="60" w:type="dxa"/>
+              <w:left w:w="100" w:type="dxa"/>
+              <w:right w:w="100" w:type="dxa"/>
+            </w:tcMar>
+          </w:tcPr>
+          <w:p>
+            <w:r>
+              <w:rPr>
+                <w:rFonts w:ascii="Calibri" w:hAnsi="Calibri"/>
+                <w:color w:val="1F1F1F"/>
+                <w:sz w:val="16"/>
+              </w:rPr>
+              <w:t>Alcohol-based hand rub (≥60% ethanol)</w:t>
+            </w:r>
+          </w:p>
+        </w:tc>
+        <w:tc>
+          <w:tcPr>
+            <w:tcW w:type="dxa" w:w="3784"/>
+            <w:shd w:val="clear" w:color="auto" w:fill="F0F7F7"/>
+            <w:tcBorders>
+              <w:top w:val="single" w:sz="4" w:color="D4E3E4"/>
+              <w:bottom w:val="single" w:sz="4" w:color="D4E3E4"/>
+              <w:left w:val="single" w:sz="4" w:color="D4E3E4"/>
+              <w:right w:val="single" w:sz="4" w:color="D4E3E4"/>
+            </w:tcBorders>
+            <w:tcMar>
+              <w:top w:w="60" w:type="dxa"/>
+              <w:bottom w:w="60" w:type="dxa"/>
+              <w:left w:w="100" w:type="dxa"/>
+              <w:right w:w="100" w:type="dxa"/>
+            </w:tcMar>
+          </w:tcPr>
+          <w:p>
+            <w:r>
+              <w:rPr>
+                <w:rFonts w:ascii="Calibri" w:hAnsi="Calibri"/>
+                <w:color w:val="1F1F1F"/>
+                <w:sz w:val="16"/>
+              </w:rPr>
+              <w:t>Hand hygiene</w:t>
+            </w:r>
+          </w:p>
+        </w:tc>
+        <w:tc>
+          <w:tcPr>
+            <w:tcW w:type="dxa" w:w="3784"/>
+            <w:shd w:val="clear" w:color="auto" w:fill="F0F7F7"/>
+            <w:tcBorders>
+              <w:top w:val="single" w:sz="4" w:color="D4E3E4"/>
+              <w:bottom w:val="single" w:sz="4" w:color="D4E3E4"/>
+              <w:left w:val="single" w:sz="4" w:color="D4E3E4"/>
+              <w:right w:val="single" w:sz="4" w:color="D4E3E4"/>
+            </w:tcBorders>
+            <w:tcMar>
+              <w:top w:w="60" w:type="dxa"/>
+              <w:bottom w:w="60" w:type="dxa"/>
+              <w:left w:w="100" w:type="dxa"/>
+              <w:right w:w="100" w:type="dxa"/>
+            </w:tcMar>
+          </w:tcPr>
+          <w:p>
+            <w:r>
+              <w:rPr>
+                <w:rFonts w:ascii="Calibri" w:hAnsi="Calibri"/>
+                <w:color w:val="1F1F1F"/>
+                <w:sz w:val="16"/>
+              </w:rPr>
+              <w:t>Flammable; drying to skin</w:t>
+            </w:r>
+          </w:p>
+        </w:tc>
+        <w:tc>
+          <w:tcPr>
+            <w:tcW w:type="dxa" w:w="3784"/>
+            <w:shd w:val="clear" w:color="auto" w:fill="F0F7F7"/>
+            <w:tcBorders>
+              <w:top w:val="single" w:sz="4" w:color="D4E3E4"/>
+              <w:bottom w:val="single" w:sz="4" w:color="D4E3E4"/>
+              <w:left w:val="single" w:sz="4" w:color="D4E3E4"/>
+              <w:right w:val="single" w:sz="4" w:color="D4E3E4"/>
+            </w:tcBorders>
+            <w:tcMar>
+              <w:top w:w="60" w:type="dxa"/>
+              <w:bottom w:w="60" w:type="dxa"/>
+              <w:left w:w="100" w:type="dxa"/>
+              <w:right w:w="100" w:type="dxa"/>
+            </w:tcMar>
+          </w:tcPr>
+          <w:p>
+            <w:r>
+              <w:rPr>
+                <w:rFonts w:ascii="Calibri" w:hAnsi="Calibri"/>
+                <w:color w:val="1F1F1F"/>
+                <w:sz w:val="16"/>
+              </w:rPr>
+              <w:t>Store away from heat sources. Allow full evaporation before any open flame. Moisturise regularly.</w:t>
+            </w:r>
+          </w:p>
+        </w:tc>
+      </w:tr>
+      <w:tr>
+        <w:trPr>
+          <w:trHeight w:val="400" w:hRule="atLeast"/>
+        </w:trPr>
+        <w:tc>
+          <w:tcPr>
+            <w:tcW w:type="dxa" w:w="3784"/>
+            <w:shd w:val="clear" w:color="auto" w:fill="FFFFFF"/>
+            <w:tcBorders>
+              <w:top w:val="single" w:sz="4" w:color="D4E3E4"/>
+              <w:bottom w:val="single" w:sz="4" w:color="D4E3E4"/>
+              <w:left w:val="single" w:sz="4" w:color="D4E3E4"/>
+              <w:right w:val="single" w:sz="4" w:color="D4E3E4"/>
+            </w:tcBorders>
+            <w:tcMar>
+              <w:top w:w="60" w:type="dxa"/>
+              <w:bottom w:w="60" w:type="dxa"/>
+              <w:left w:w="100" w:type="dxa"/>
+              <w:right w:w="100" w:type="dxa"/>
+            </w:tcMar>
+          </w:tcPr>
+          <w:p>
+            <w:r>
+              <w:rPr>
+                <w:rFonts w:ascii="Calibri" w:hAnsi="Calibri"/>
+                <w:color w:val="1F1F1F"/>
+                <w:sz w:val="16"/>
+              </w:rPr>
+              <w:t>Lidocaine HCl injection (e.g. 1% or 2% solution)</w:t>
+            </w:r>
+          </w:p>
+        </w:tc>
+        <w:tc>
+          <w:tcPr>
+            <w:tcW w:type="dxa" w:w="3784"/>
+            <w:shd w:val="clear" w:color="auto" w:fill="FFFFFF"/>
+            <w:tcBorders>
+              <w:top w:val="single" w:sz="4" w:color="D4E3E4"/>
+              <w:bottom w:val="single" w:sz="4" w:color="D4E3E4"/>
+              <w:left w:val="single" w:sz="4" w:color="D4E3E4"/>
+              <w:right w:val="single" w:sz="4" w:color="D4E3E4"/>
+            </w:tcBorders>
+            <w:tcMar>
+              <w:top w:w="60" w:type="dxa"/>
+              <w:bottom w:w="60" w:type="dxa"/>
+              <w:left w:w="100" w:type="dxa"/>
+              <w:right w:w="100" w:type="dxa"/>
+            </w:tcMar>
+          </w:tcPr>
+          <w:p>
+            <w:r>
+              <w:rPr>
+                <w:rFonts w:ascii="Calibri" w:hAnsi="Calibri"/>
+                <w:color w:val="1F1F1F"/>
+                <w:sz w:val="16"/>
+              </w:rPr>
+              <w:t>Local anaesthesia for nail surgery</w:t>
+            </w:r>
+          </w:p>
+        </w:tc>
+        <w:tc>
+          <w:tcPr>
+            <w:tcW w:type="dxa" w:w="3784"/>
+            <w:shd w:val="clear" w:color="auto" w:fill="FFFFFF"/>
+            <w:tcBorders>
+              <w:top w:val="single" w:sz="4" w:color="D4E3E4"/>
+              <w:bottom w:val="single" w:sz="4" w:color="D4E3E4"/>
+              <w:left w:val="single" w:sz="4" w:color="D4E3E4"/>
+              <w:right w:val="single" w:sz="4" w:color="D4E3E4"/>
+            </w:tcBorders>
+            <w:tcMar>
+              <w:top w:w="60" w:type="dxa"/>
+              <w:bottom w:w="60" w:type="dxa"/>
+              <w:left w:w="100" w:type="dxa"/>
+              <w:right w:w="100" w:type="dxa"/>
+            </w:tcMar>
+          </w:tcPr>
+          <w:p>
+            <w:r>
+              <w:rPr>
+                <w:rFonts w:ascii="Calibri" w:hAnsi="Calibri"/>
+                <w:color w:val="1F1F1F"/>
+                <w:sz w:val="16"/>
+              </w:rPr>
+              <w:t>Systemic toxicity risk if overdosed or intravascular</w:t>
+            </w:r>
+          </w:p>
+        </w:tc>
+        <w:tc>
+          <w:tcPr>
+            <w:tcW w:type="dxa" w:w="3784"/>
+            <w:shd w:val="clear" w:color="auto" w:fill="FFFFFF"/>
+            <w:tcBorders>
+              <w:top w:val="single" w:sz="4" w:color="D4E3E4"/>
+              <w:bottom w:val="single" w:sz="4" w:color="D4E3E4"/>
+              <w:left w:val="single" w:sz="4" w:color="D4E3E4"/>
+              <w:right w:val="single" w:sz="4" w:color="D4E3E4"/>
+            </w:tcBorders>
+            <w:tcMar>
+              <w:top w:w="60" w:type="dxa"/>
+              <w:bottom w:w="60" w:type="dxa"/>
+              <w:left w:w="100" w:type="dxa"/>
+              <w:right w:w="100" w:type="dxa"/>
+            </w:tcMar>
+          </w:tcPr>
+          <w:p>
+            <w:r>
+              <w:rPr>
+                <w:rFonts w:ascii="Calibri" w:hAnsi="Calibri"/>
+                <w:color w:val="1F1F1F"/>
+                <w:sz w:val="16"/>
+              </w:rPr>
+              <w:t>Check max dose per body weight. Aspirate before injection. Do not exceed single-procedure limits. Sharps disposal immediately post-use.</w:t>
+            </w:r>
+          </w:p>
         </w:tc>
       </w:tr>
     </w:tbl>
@@ -4847,30 +6342,17 @@
       <w:r>
         <w:rPr>
           <w:rFonts w:ascii="Calibri" w:hAnsi="Calibri"/>
-          <w:i w:val="0"/>
-          <w:color w:val="1F1F1F"/>
-          <w:sz w:val="20"/>
+          <w:i/>
+          <w:color w:val="4A4A4A"/>
+          <w:sz w:val="18"/>
         </w:rPr>
-        <w:t>A separate COSHH assessment is completed for each hazardous substance using the manufacturer's Safety Data Sheet (SDS). Substances requiring COSHH assessment in this practice include: 0.5% chlorhexidine in 70% isopropyl alcohol (skin prep); sodium hypochlorite solution (spill disinfection); surface disinfectant wipes (Clinell or equivalent); alcohol-based hand rub; local anaesthetic agents (lidocaine, etc.).</w:t>
+        <w:t>SDS documents held on file for each substance above. COSHH assessments filed separately at [location]. Review annually or when product changes.</w:t>
       </w:r>
     </w:p>
     <w:p>
       <w:pPr>
-        <w:spacing w:before="0" w:after="80"/>
-      </w:pPr>
-      <w:r>
-        <w:rPr>
-          <w:rFonts w:ascii="Calibri" w:hAnsi="Calibri"/>
-          <w:i/>
-          <w:color w:val="4A4A4A"/>
-          <w:sz w:val="18"/>
-        </w:rPr>
-        <w:t>COSHH assessments are filed separately. COSHHmate.co.uk is the recommended tool for generating assessments from SDS data.</w:t>
-      </w:r>
-    </w:p>
-    <w:p>
-      <w:pPr>
-        <w:spacing w:before="160" w:after="80"/>
+        <w:keepNext/>
+        <w:spacing w:before="200" w:after="0"/>
       </w:pPr>
       <w:r>
         <w:rPr>
@@ -4879,37 +6361,18 @@
           <w:color w:val="1F5A5F"/>
           <w:sz w:val="24"/>
         </w:rPr>
-        <w:t>Review and signature</w:t>
+        <w:t>Signature and Review Log</w:t>
       </w:r>
     </w:p>
-    <w:tbl>
-      <w:tblPr>
-        <w:tblW w:type="auto" w:w="0"/>
-        <w:tblLook w:firstColumn="1" w:firstRow="1" w:lastColumn="0" w:lastRow="0" w:noHBand="0" w:noVBand="1" w:val="04A0"/>
-      </w:tblPr>
-      <w:tblGrid>
-        <w:gridCol w:w="9638"/>
-      </w:tblGrid>
-      <w:tr>
-        <w:trPr>
-          <w:trHeight w:val="80" w:hRule="exact"/>
-        </w:trPr>
-        <w:tc>
-          <w:tcPr>
-            <w:tcW w:type="dxa" w:w="9638"/>
-            <w:shd w:val="clear" w:color="auto" w:fill="2E7D83"/>
-            <w:tcBorders>
-              <w:top w:val="none"/>
-              <w:bottom w:val="none"/>
-              <w:left w:val="none"/>
-              <w:right w:val="none"/>
-            </w:tcBorders>
-          </w:tcPr>
-          <w:p/>
-        </w:tc>
-      </w:tr>
-    </w:tbl>
-    <w:p/>
+    <w:p>
+      <w:pPr>
+        <w:keepNext/>
+        <w:spacing w:before="0" w:after="120"/>
+        <w:pBdr>
+          <w:bottom w:val="single" w:sz="12" w:space="1" w:color="2E7D83"/>
+        </w:pBdr>
+      </w:pPr>
+    </w:p>
     <w:p>
       <w:pPr>
         <w:spacing w:before="0" w:after="80"/>
@@ -4921,7 +6384,7 @@
           <w:color w:val="1F1F1F"/>
           <w:sz w:val="20"/>
         </w:rPr>
-        <w:t>This risk assessment must be reviewed: at least annually; after any incident, near-miss, or RIDDOR-reportable event; after any significant change to practice, patient group, or working environment.</w:t>
+        <w:t>Review triggers: annually as a minimum; after any RIDDOR-reportable event, near-miss, or significant incident; after any change to working environment, patient group, or practice scope.</w:t>
       </w:r>
     </w:p>
     <w:tbl>
@@ -4931,14 +6394,14 @@
         <w:tblLook w:firstColumn="1" w:firstRow="1" w:lastColumn="0" w:lastRow="0" w:noHBand="0" w:noVBand="1" w:val="04A0"/>
       </w:tblPr>
       <w:tblGrid>
-        <w:gridCol w:w="3213"/>
-        <w:gridCol w:w="3213"/>
-        <w:gridCol w:w="3213"/>
+        <w:gridCol w:w="5046"/>
+        <w:gridCol w:w="5046"/>
+        <w:gridCol w:w="5046"/>
       </w:tblGrid>
       <w:tr>
         <w:tc>
           <w:tcPr>
-            <w:tcW w:type="dxa" w:w="9639"/>
+            <w:tcW w:type="dxa" w:w="15138"/>
             <w:gridSpan w:val="3"/>
             <w:shd w:val="clear" w:color="auto" w:fill="2E7D83"/>
             <w:tcBorders>
@@ -4962,7 +6425,7 @@
                 <w:color w:val="FFFFFF"/>
                 <w:sz w:val="18"/>
               </w:rPr>
-              <w:t>Practitioner — assessment signature and date</w:t>
+              <w:t>Practitioner — initial assessment signature and date</w:t>
             </w:r>
           </w:p>
         </w:tc>
@@ -4973,7 +6436,7 @@
         </w:trPr>
         <w:tc>
           <w:tcPr>
-            <w:tcW w:type="dxa" w:w="3213"/>
+            <w:tcW w:type="dxa" w:w="5046"/>
             <w:shd w:val="clear" w:color="auto" w:fill="F0F7F7"/>
             <w:tcBorders>
               <w:top w:val="single" w:sz="4" w:color="D4E3E4"/>
@@ -5002,7 +6465,7 @@
         </w:tc>
         <w:tc>
           <w:tcPr>
-            <w:tcW w:type="dxa" w:w="6426"/>
+            <w:tcW w:type="dxa" w:w="10092"/>
             <w:shd w:val="clear" w:color="auto" w:fill="FFFFFF"/>
             <w:gridSpan w:val="2"/>
             <w:tcBorders>
@@ -5034,7 +6497,7 @@
         </w:trPr>
         <w:tc>
           <w:tcPr>
-            <w:tcW w:type="dxa" w:w="3213"/>
+            <w:tcW w:type="dxa" w:w="5046"/>
             <w:shd w:val="clear" w:color="auto" w:fill="F0F7F7"/>
             <w:tcBorders>
               <w:top w:val="single" w:sz="4" w:color="D4E3E4"/>
@@ -5063,7 +6526,7 @@
         </w:tc>
         <w:tc>
           <w:tcPr>
-            <w:tcW w:type="dxa" w:w="6426"/>
+            <w:tcW w:type="dxa" w:w="10092"/>
             <w:shd w:val="clear" w:color="auto" w:fill="FFFFFF"/>
             <w:gridSpan w:val="2"/>
             <w:tcBorders>
@@ -5095,7 +6558,7 @@
         </w:trPr>
         <w:tc>
           <w:tcPr>
-            <w:tcW w:type="dxa" w:w="3213"/>
+            <w:tcW w:type="dxa" w:w="5046"/>
             <w:shd w:val="clear" w:color="auto" w:fill="F0F7F7"/>
             <w:tcBorders>
               <w:top w:val="single" w:sz="4" w:color="D4E3E4"/>
@@ -5124,7 +6587,7 @@
         </w:tc>
         <w:tc>
           <w:tcPr>
-            <w:tcW w:type="dxa" w:w="6426"/>
+            <w:tcW w:type="dxa" w:w="10092"/>
             <w:shd w:val="clear" w:color="auto" w:fill="FFFFFF"/>
             <w:gridSpan w:val="2"/>
             <w:tcBorders>
@@ -5152,48 +6615,6 @@
       </w:tr>
     </w:tbl>
     <w:p/>
-    <w:p>
-      <w:pPr>
-        <w:spacing w:before="160" w:after="80"/>
-      </w:pPr>
-      <w:r>
-        <w:rPr>
-          <w:rFonts w:ascii="Calibri Light" w:hAnsi="Calibri Light"/>
-          <w:b/>
-          <w:color w:val="1F5A5F"/>
-          <w:sz w:val="24"/>
-        </w:rPr>
-        <w:t>Review log</w:t>
-      </w:r>
-    </w:p>
-    <w:tbl>
-      <w:tblPr>
-        <w:tblW w:type="auto" w:w="0"/>
-        <w:tblLook w:firstColumn="1" w:firstRow="1" w:lastColumn="0" w:lastRow="0" w:noHBand="0" w:noVBand="1" w:val="04A0"/>
-      </w:tblPr>
-      <w:tblGrid>
-        <w:gridCol w:w="9638"/>
-      </w:tblGrid>
-      <w:tr>
-        <w:trPr>
-          <w:trHeight w:val="80" w:hRule="exact"/>
-        </w:trPr>
-        <w:tc>
-          <w:tcPr>
-            <w:tcW w:type="dxa" w:w="9638"/>
-            <w:shd w:val="clear" w:color="auto" w:fill="2E7D83"/>
-            <w:tcBorders>
-              <w:top w:val="none"/>
-              <w:bottom w:val="none"/>
-              <w:left w:val="none"/>
-              <w:right w:val="none"/>
-            </w:tcBorders>
-          </w:tcPr>
-          <w:p/>
-        </w:tc>
-      </w:tr>
-    </w:tbl>
-    <w:p/>
     <w:tbl>
       <w:tblPr>
         <w:tblStyle w:val="TableGrid"/>
@@ -5201,14 +6622,15 @@
         <w:tblLook w:firstColumn="1" w:firstRow="1" w:lastColumn="0" w:lastRow="0" w:noHBand="0" w:noVBand="1" w:val="04A0"/>
       </w:tblPr>
       <w:tblGrid>
-        <w:gridCol w:w="1701"/>
-        <w:gridCol w:w="5669"/>
-        <w:gridCol w:w="1984"/>
+        <w:gridCol w:w="1417"/>
+        <w:gridCol w:w="2551"/>
+        <w:gridCol w:w="9071"/>
+        <w:gridCol w:w="2098"/>
       </w:tblGrid>
       <w:tr>
         <w:tc>
           <w:tcPr>
-            <w:tcW w:type="dxa" w:w="3213"/>
+            <w:tcW w:type="dxa" w:w="3784"/>
             <w:shd w:val="clear" w:color="auto" w:fill="2E7D83"/>
             <w:tcBorders>
               <w:top w:val="single" w:sz="4" w:color="D4E3E4"/>
@@ -5237,7 +6659,7 @@
         </w:tc>
         <w:tc>
           <w:tcPr>
-            <w:tcW w:type="dxa" w:w="3213"/>
+            <w:tcW w:type="dxa" w:w="3784"/>
             <w:shd w:val="clear" w:color="auto" w:fill="2E7D83"/>
             <w:tcBorders>
               <w:top w:val="single" w:sz="4" w:color="D4E3E4"/>
@@ -5260,13 +6682,42 @@
                 <w:color w:val="FFFFFF"/>
                 <w:sz w:val="18"/>
               </w:rPr>
-              <w:t>Changes made</w:t>
+              <w:t>Trigger for review</w:t>
             </w:r>
           </w:p>
         </w:tc>
         <w:tc>
           <w:tcPr>
-            <w:tcW w:type="dxa" w:w="3213"/>
+            <w:tcW w:type="dxa" w:w="3784"/>
+            <w:shd w:val="clear" w:color="auto" w:fill="2E7D83"/>
+            <w:tcBorders>
+              <w:top w:val="single" w:sz="4" w:color="D4E3E4"/>
+              <w:bottom w:val="single" w:sz="4" w:color="D4E3E4"/>
+              <w:left w:val="single" w:sz="4" w:color="D4E3E4"/>
+              <w:right w:val="single" w:sz="4" w:color="D4E3E4"/>
+            </w:tcBorders>
+            <w:tcMar>
+              <w:top w:w="60" w:type="dxa"/>
+              <w:bottom w:w="60" w:type="dxa"/>
+              <w:left w:w="100" w:type="dxa"/>
+              <w:right w:w="100" w:type="dxa"/>
+            </w:tcMar>
+          </w:tcPr>
+          <w:p>
+            <w:r>
+              <w:rPr>
+                <w:rFonts w:ascii="Calibri" w:hAnsi="Calibri"/>
+                <w:b/>
+                <w:color w:val="FFFFFF"/>
+                <w:sz w:val="18"/>
+              </w:rPr>
+              <w:t>Changes made to assessment</w:t>
+            </w:r>
+          </w:p>
+        </w:tc>
+        <w:tc>
+          <w:tcPr>
+            <w:tcW w:type="dxa" w:w="3784"/>
             <w:shd w:val="clear" w:color="auto" w:fill="2E7D83"/>
             <w:tcBorders>
               <w:top w:val="single" w:sz="4" w:color="D4E3E4"/>
@@ -5296,11 +6747,11 @@
       </w:tr>
       <w:tr>
         <w:trPr>
-          <w:trHeight w:val="400" w:hRule="atLeast"/>
+          <w:trHeight w:val="440" w:hRule="atLeast"/>
         </w:trPr>
         <w:tc>
           <w:tcPr>
-            <w:tcW w:type="dxa" w:w="3213"/>
+            <w:tcW w:type="dxa" w:w="3784"/>
             <w:shd w:val="clear" w:color="auto" w:fill="F0F7F7"/>
             <w:tcBorders>
               <w:top w:val="single" w:sz="4" w:color="D4E3E4"/>
@@ -5319,7 +6770,7 @@
         </w:tc>
         <w:tc>
           <w:tcPr>
-            <w:tcW w:type="dxa" w:w="3213"/>
+            <w:tcW w:type="dxa" w:w="3784"/>
             <w:shd w:val="clear" w:color="auto" w:fill="F0F7F7"/>
             <w:tcBorders>
               <w:top w:val="single" w:sz="4" w:color="D4E3E4"/>
@@ -5338,7 +6789,26 @@
         </w:tc>
         <w:tc>
           <w:tcPr>
-            <w:tcW w:type="dxa" w:w="3213"/>
+            <w:tcW w:type="dxa" w:w="3784"/>
+            <w:shd w:val="clear" w:color="auto" w:fill="F0F7F7"/>
+            <w:tcBorders>
+              <w:top w:val="single" w:sz="4" w:color="D4E3E4"/>
+              <w:bottom w:val="single" w:sz="4" w:color="D4E3E4"/>
+              <w:left w:val="single" w:sz="4" w:color="D4E3E4"/>
+              <w:right w:val="single" w:sz="4" w:color="D4E3E4"/>
+            </w:tcBorders>
+            <w:tcMar>
+              <w:top w:w="60" w:type="dxa"/>
+              <w:bottom w:w="60" w:type="dxa"/>
+              <w:left w:w="100" w:type="dxa"/>
+              <w:right w:w="100" w:type="dxa"/>
+            </w:tcMar>
+          </w:tcPr>
+          <w:p/>
+        </w:tc>
+        <w:tc>
+          <w:tcPr>
+            <w:tcW w:type="dxa" w:w="3784"/>
             <w:shd w:val="clear" w:color="auto" w:fill="F0F7F7"/>
             <w:tcBorders>
               <w:top w:val="single" w:sz="4" w:color="D4E3E4"/>
@@ -5358,11 +6828,11 @@
       </w:tr>
       <w:tr>
         <w:trPr>
-          <w:trHeight w:val="400" w:hRule="atLeast"/>
+          <w:trHeight w:val="440" w:hRule="atLeast"/>
         </w:trPr>
         <w:tc>
           <w:tcPr>
-            <w:tcW w:type="dxa" w:w="3213"/>
+            <w:tcW w:type="dxa" w:w="3784"/>
             <w:shd w:val="clear" w:color="auto" w:fill="FFFFFF"/>
             <w:tcBorders>
               <w:top w:val="single" w:sz="4" w:color="D4E3E4"/>
@@ -5381,7 +6851,7 @@
         </w:tc>
         <w:tc>
           <w:tcPr>
-            <w:tcW w:type="dxa" w:w="3213"/>
+            <w:tcW w:type="dxa" w:w="3784"/>
             <w:shd w:val="clear" w:color="auto" w:fill="FFFFFF"/>
             <w:tcBorders>
               <w:top w:val="single" w:sz="4" w:color="D4E3E4"/>
@@ -5400,7 +6870,26 @@
         </w:tc>
         <w:tc>
           <w:tcPr>
-            <w:tcW w:type="dxa" w:w="3213"/>
+            <w:tcW w:type="dxa" w:w="3784"/>
+            <w:shd w:val="clear" w:color="auto" w:fill="FFFFFF"/>
+            <w:tcBorders>
+              <w:top w:val="single" w:sz="4" w:color="D4E3E4"/>
+              <w:bottom w:val="single" w:sz="4" w:color="D4E3E4"/>
+              <w:left w:val="single" w:sz="4" w:color="D4E3E4"/>
+              <w:right w:val="single" w:sz="4" w:color="D4E3E4"/>
+            </w:tcBorders>
+            <w:tcMar>
+              <w:top w:w="60" w:type="dxa"/>
+              <w:bottom w:w="60" w:type="dxa"/>
+              <w:left w:w="100" w:type="dxa"/>
+              <w:right w:w="100" w:type="dxa"/>
+            </w:tcMar>
+          </w:tcPr>
+          <w:p/>
+        </w:tc>
+        <w:tc>
+          <w:tcPr>
+            <w:tcW w:type="dxa" w:w="3784"/>
             <w:shd w:val="clear" w:color="auto" w:fill="FFFFFF"/>
             <w:tcBorders>
               <w:top w:val="single" w:sz="4" w:color="D4E3E4"/>
@@ -5420,11 +6909,11 @@
       </w:tr>
       <w:tr>
         <w:trPr>
-          <w:trHeight w:val="400" w:hRule="atLeast"/>
+          <w:trHeight w:val="440" w:hRule="atLeast"/>
         </w:trPr>
         <w:tc>
           <w:tcPr>
-            <w:tcW w:type="dxa" w:w="3213"/>
+            <w:tcW w:type="dxa" w:w="3784"/>
             <w:shd w:val="clear" w:color="auto" w:fill="F0F7F7"/>
             <w:tcBorders>
               <w:top w:val="single" w:sz="4" w:color="D4E3E4"/>
@@ -5443,7 +6932,7 @@
         </w:tc>
         <w:tc>
           <w:tcPr>
-            <w:tcW w:type="dxa" w:w="3213"/>
+            <w:tcW w:type="dxa" w:w="3784"/>
             <w:shd w:val="clear" w:color="auto" w:fill="F0F7F7"/>
             <w:tcBorders>
               <w:top w:val="single" w:sz="4" w:color="D4E3E4"/>
@@ -5462,7 +6951,26 @@
         </w:tc>
         <w:tc>
           <w:tcPr>
-            <w:tcW w:type="dxa" w:w="3213"/>
+            <w:tcW w:type="dxa" w:w="3784"/>
+            <w:shd w:val="clear" w:color="auto" w:fill="F0F7F7"/>
+            <w:tcBorders>
+              <w:top w:val="single" w:sz="4" w:color="D4E3E4"/>
+              <w:bottom w:val="single" w:sz="4" w:color="D4E3E4"/>
+              <w:left w:val="single" w:sz="4" w:color="D4E3E4"/>
+              <w:right w:val="single" w:sz="4" w:color="D4E3E4"/>
+            </w:tcBorders>
+            <w:tcMar>
+              <w:top w:w="60" w:type="dxa"/>
+              <w:bottom w:w="60" w:type="dxa"/>
+              <w:left w:w="100" w:type="dxa"/>
+              <w:right w:w="100" w:type="dxa"/>
+            </w:tcMar>
+          </w:tcPr>
+          <w:p/>
+        </w:tc>
+        <w:tc>
+          <w:tcPr>
+            <w:tcW w:type="dxa" w:w="3784"/>
             <w:shd w:val="clear" w:color="auto" w:fill="F0F7F7"/>
             <w:tcBorders>
               <w:top w:val="single" w:sz="4" w:color="D4E3E4"/>
@@ -5482,11 +6990,11 @@
       </w:tr>
       <w:tr>
         <w:trPr>
-          <w:trHeight w:val="400" w:hRule="atLeast"/>
+          <w:trHeight w:val="440" w:hRule="atLeast"/>
         </w:trPr>
         <w:tc>
           <w:tcPr>
-            <w:tcW w:type="dxa" w:w="3213"/>
+            <w:tcW w:type="dxa" w:w="3784"/>
             <w:shd w:val="clear" w:color="auto" w:fill="FFFFFF"/>
             <w:tcBorders>
               <w:top w:val="single" w:sz="4" w:color="D4E3E4"/>
@@ -5505,7 +7013,7 @@
         </w:tc>
         <w:tc>
           <w:tcPr>
-            <w:tcW w:type="dxa" w:w="3213"/>
+            <w:tcW w:type="dxa" w:w="3784"/>
             <w:shd w:val="clear" w:color="auto" w:fill="FFFFFF"/>
             <w:tcBorders>
               <w:top w:val="single" w:sz="4" w:color="D4E3E4"/>
@@ -5524,7 +7032,26 @@
         </w:tc>
         <w:tc>
           <w:tcPr>
-            <w:tcW w:type="dxa" w:w="3213"/>
+            <w:tcW w:type="dxa" w:w="3784"/>
+            <w:shd w:val="clear" w:color="auto" w:fill="FFFFFF"/>
+            <w:tcBorders>
+              <w:top w:val="single" w:sz="4" w:color="D4E3E4"/>
+              <w:bottom w:val="single" w:sz="4" w:color="D4E3E4"/>
+              <w:left w:val="single" w:sz="4" w:color="D4E3E4"/>
+              <w:right w:val="single" w:sz="4" w:color="D4E3E4"/>
+            </w:tcBorders>
+            <w:tcMar>
+              <w:top w:w="60" w:type="dxa"/>
+              <w:bottom w:w="60" w:type="dxa"/>
+              <w:left w:w="100" w:type="dxa"/>
+              <w:right w:w="100" w:type="dxa"/>
+            </w:tcMar>
+          </w:tcPr>
+          <w:p/>
+        </w:tc>
+        <w:tc>
+          <w:tcPr>
+            <w:tcW w:type="dxa" w:w="3784"/>
             <w:shd w:val="clear" w:color="auto" w:fill="FFFFFF"/>
             <w:tcBorders>
               <w:top w:val="single" w:sz="4" w:color="D4E3E4"/>
@@ -5544,11 +7071,11 @@
       </w:tr>
       <w:tr>
         <w:trPr>
-          <w:trHeight w:val="400" w:hRule="atLeast"/>
+          <w:trHeight w:val="440" w:hRule="atLeast"/>
         </w:trPr>
         <w:tc>
           <w:tcPr>
-            <w:tcW w:type="dxa" w:w="3213"/>
+            <w:tcW w:type="dxa" w:w="3784"/>
             <w:shd w:val="clear" w:color="auto" w:fill="F0F7F7"/>
             <w:tcBorders>
               <w:top w:val="single" w:sz="4" w:color="D4E3E4"/>
@@ -5567,7 +7094,7 @@
         </w:tc>
         <w:tc>
           <w:tcPr>
-            <w:tcW w:type="dxa" w:w="3213"/>
+            <w:tcW w:type="dxa" w:w="3784"/>
             <w:shd w:val="clear" w:color="auto" w:fill="F0F7F7"/>
             <w:tcBorders>
               <w:top w:val="single" w:sz="4" w:color="D4E3E4"/>
@@ -5586,8 +7113,108 @@
         </w:tc>
         <w:tc>
           <w:tcPr>
-            <w:tcW w:type="dxa" w:w="3213"/>
+            <w:tcW w:type="dxa" w:w="3784"/>
             <w:shd w:val="clear" w:color="auto" w:fill="F0F7F7"/>
+            <w:tcBorders>
+              <w:top w:val="single" w:sz="4" w:color="D4E3E4"/>
+              <w:bottom w:val="single" w:sz="4" w:color="D4E3E4"/>
+              <w:left w:val="single" w:sz="4" w:color="D4E3E4"/>
+              <w:right w:val="single" w:sz="4" w:color="D4E3E4"/>
+            </w:tcBorders>
+            <w:tcMar>
+              <w:top w:w="60" w:type="dxa"/>
+              <w:bottom w:w="60" w:type="dxa"/>
+              <w:left w:w="100" w:type="dxa"/>
+              <w:right w:w="100" w:type="dxa"/>
+            </w:tcMar>
+          </w:tcPr>
+          <w:p/>
+        </w:tc>
+        <w:tc>
+          <w:tcPr>
+            <w:tcW w:type="dxa" w:w="3784"/>
+            <w:shd w:val="clear" w:color="auto" w:fill="F0F7F7"/>
+            <w:tcBorders>
+              <w:top w:val="single" w:sz="4" w:color="D4E3E4"/>
+              <w:bottom w:val="single" w:sz="4" w:color="D4E3E4"/>
+              <w:left w:val="single" w:sz="4" w:color="D4E3E4"/>
+              <w:right w:val="single" w:sz="4" w:color="D4E3E4"/>
+            </w:tcBorders>
+            <w:tcMar>
+              <w:top w:w="60" w:type="dxa"/>
+              <w:bottom w:w="60" w:type="dxa"/>
+              <w:left w:w="100" w:type="dxa"/>
+              <w:right w:w="100" w:type="dxa"/>
+            </w:tcMar>
+          </w:tcPr>
+          <w:p/>
+        </w:tc>
+      </w:tr>
+      <w:tr>
+        <w:trPr>
+          <w:trHeight w:val="440" w:hRule="atLeast"/>
+        </w:trPr>
+        <w:tc>
+          <w:tcPr>
+            <w:tcW w:type="dxa" w:w="3784"/>
+            <w:shd w:val="clear" w:color="auto" w:fill="FFFFFF"/>
+            <w:tcBorders>
+              <w:top w:val="single" w:sz="4" w:color="D4E3E4"/>
+              <w:bottom w:val="single" w:sz="4" w:color="D4E3E4"/>
+              <w:left w:val="single" w:sz="4" w:color="D4E3E4"/>
+              <w:right w:val="single" w:sz="4" w:color="D4E3E4"/>
+            </w:tcBorders>
+            <w:tcMar>
+              <w:top w:w="60" w:type="dxa"/>
+              <w:bottom w:w="60" w:type="dxa"/>
+              <w:left w:w="100" w:type="dxa"/>
+              <w:right w:w="100" w:type="dxa"/>
+            </w:tcMar>
+          </w:tcPr>
+          <w:p/>
+        </w:tc>
+        <w:tc>
+          <w:tcPr>
+            <w:tcW w:type="dxa" w:w="3784"/>
+            <w:shd w:val="clear" w:color="auto" w:fill="FFFFFF"/>
+            <w:tcBorders>
+              <w:top w:val="single" w:sz="4" w:color="D4E3E4"/>
+              <w:bottom w:val="single" w:sz="4" w:color="D4E3E4"/>
+              <w:left w:val="single" w:sz="4" w:color="D4E3E4"/>
+              <w:right w:val="single" w:sz="4" w:color="D4E3E4"/>
+            </w:tcBorders>
+            <w:tcMar>
+              <w:top w:w="60" w:type="dxa"/>
+              <w:bottom w:w="60" w:type="dxa"/>
+              <w:left w:w="100" w:type="dxa"/>
+              <w:right w:w="100" w:type="dxa"/>
+            </w:tcMar>
+          </w:tcPr>
+          <w:p/>
+        </w:tc>
+        <w:tc>
+          <w:tcPr>
+            <w:tcW w:type="dxa" w:w="3784"/>
+            <w:shd w:val="clear" w:color="auto" w:fill="FFFFFF"/>
+            <w:tcBorders>
+              <w:top w:val="single" w:sz="4" w:color="D4E3E4"/>
+              <w:bottom w:val="single" w:sz="4" w:color="D4E3E4"/>
+              <w:left w:val="single" w:sz="4" w:color="D4E3E4"/>
+              <w:right w:val="single" w:sz="4" w:color="D4E3E4"/>
+            </w:tcBorders>
+            <w:tcMar>
+              <w:top w:w="60" w:type="dxa"/>
+              <w:bottom w:w="60" w:type="dxa"/>
+              <w:left w:w="100" w:type="dxa"/>
+              <w:right w:w="100" w:type="dxa"/>
+            </w:tcMar>
+          </w:tcPr>
+          <w:p/>
+        </w:tc>
+        <w:tc>
+          <w:tcPr>
+            <w:tcW w:type="dxa" w:w="3784"/>
+            <w:shd w:val="clear" w:color="auto" w:fill="FFFFFF"/>
             <w:tcBorders>
               <w:top w:val="single" w:sz="4" w:color="D4E3E4"/>
               <w:bottom w:val="single" w:sz="4" w:color="D4E3E4"/>
@@ -5617,12 +7244,12 @@
           <w:color w:val="4A4A4A"/>
           <w:sz w:val="16"/>
         </w:rPr>
-        <w:t>Solecare Glasgow  |  H&amp;S Risk Assessment  |  Review annually  |  Version 1.0  |  September 2026</w:t>
+        <w:t>Solecare Glasgow  |  H&amp;S Risk Assessment  |  A4 Landscape  |  Review annually or after any incident  |  Version 1.0  |  September 2026</w:t>
       </w:r>
     </w:p>
     <w:sectPr>
-      <w:pgSz w:w="11906" w:h="16838"/>
-      <w:pgMar w:top="1134" w:right="1134" w:bottom="1134" w:left="1134" w:header="720" w:footer="720" w:gutter="0"/>
+      <w:pgSz w:w="16838" w:h="11906" w:orient="landscape"/>
+      <w:pgMar w:top="850" w:right="850" w:bottom="850" w:left="850" w:header="720" w:footer="720" w:gutter="0"/>
       <w:cols w:space="720"/>
       <w:docGrid w:linePitch="360"/>
     </w:sectPr>
